--- a/crud api.docx
+++ b/crud api.docx
@@ -11517,15 +11517,89 @@
           <w:lang w:eastAsia="en-IN"/>
         </w:rPr>
       </w:pPr>
-      <w:r>
-        <w:rPr>
-          <w:rFonts w:ascii="Consolas" w:eastAsia="Times New Roman" w:hAnsi="Consolas" w:cs="Times New Roman"/>
-          <w:color w:val="008000"/>
-          <w:sz w:val="21"/>
-          <w:szCs w:val="21"/>
-          <w:lang w:eastAsia="en-IN"/>
-        </w:rPr>
-        <w:t># Predict</w:t>
+      <w:proofErr w:type="gramStart"/>
+      <w:r>
+        <w:rPr>
+          <w:rFonts w:ascii="Consolas" w:eastAsia="Times New Roman" w:hAnsi="Consolas" w:cs="Times New Roman"/>
+          <w:color w:val="795E26"/>
+          <w:sz w:val="21"/>
+          <w:szCs w:val="21"/>
+          <w:lang w:eastAsia="en-IN"/>
+        </w:rPr>
+        <w:t>@</w:t>
+      </w:r>
+      <w:proofErr w:type="spellStart"/>
+      <w:r>
+        <w:rPr>
+          <w:rFonts w:ascii="Consolas" w:eastAsia="Times New Roman" w:hAnsi="Consolas" w:cs="Times New Roman"/>
+          <w:color w:val="001080"/>
+          <w:sz w:val="21"/>
+          <w:szCs w:val="21"/>
+          <w:lang w:eastAsia="en-IN"/>
+        </w:rPr>
+        <w:t>app</w:t>
+      </w:r>
+      <w:r>
+        <w:rPr>
+          <w:rFonts w:ascii="Consolas" w:eastAsia="Times New Roman" w:hAnsi="Consolas" w:cs="Times New Roman"/>
+          <w:color w:val="795E26"/>
+          <w:sz w:val="21"/>
+          <w:szCs w:val="21"/>
+          <w:lang w:eastAsia="en-IN"/>
+        </w:rPr>
+        <w:t>.put</w:t>
+      </w:r>
+      <w:proofErr w:type="spellEnd"/>
+      <w:r>
+        <w:rPr>
+          <w:rFonts w:ascii="Consolas" w:eastAsia="Times New Roman" w:hAnsi="Consolas" w:cs="Times New Roman"/>
+          <w:color w:val="3B3B3B"/>
+          <w:sz w:val="21"/>
+          <w:szCs w:val="21"/>
+          <w:lang w:eastAsia="en-IN"/>
+        </w:rPr>
+        <w:t>(</w:t>
+      </w:r>
+      <w:proofErr w:type="gramEnd"/>
+      <w:r>
+        <w:rPr>
+          <w:rFonts w:ascii="Consolas" w:eastAsia="Times New Roman" w:hAnsi="Consolas" w:cs="Times New Roman"/>
+          <w:color w:val="A31515"/>
+          <w:sz w:val="21"/>
+          <w:szCs w:val="21"/>
+          <w:lang w:eastAsia="en-IN"/>
+        </w:rPr>
+        <w:t>"/loans/</w:t>
+      </w:r>
+      <w:r>
+        <w:rPr>
+          <w:rFonts w:ascii="Consolas" w:eastAsia="Times New Roman" w:hAnsi="Consolas" w:cs="Times New Roman"/>
+          <w:color w:val="0000FF"/>
+          <w:sz w:val="21"/>
+          <w:szCs w:val="21"/>
+          <w:lang w:eastAsia="en-IN"/>
+        </w:rPr>
+        <w:t>{id}</w:t>
+      </w:r>
+      <w:r>
+        <w:rPr>
+          <w:rFonts w:ascii="Consolas" w:eastAsia="Times New Roman" w:hAnsi="Consolas" w:cs="Times New Roman"/>
+          <w:color w:val="A31515"/>
+          <w:sz w:val="21"/>
+          <w:szCs w:val="21"/>
+          <w:lang w:eastAsia="en-IN"/>
+        </w:rPr>
+        <w:t>"</w:t>
+      </w:r>
+      <w:r>
+        <w:rPr>
+          <w:rFonts w:ascii="Consolas" w:eastAsia="Times New Roman" w:hAnsi="Consolas" w:cs="Times New Roman"/>
+          <w:color w:val="3B3B3B"/>
+          <w:sz w:val="21"/>
+          <w:szCs w:val="21"/>
+          <w:lang w:eastAsia="en-IN"/>
+        </w:rPr>
+        <w:t>)</w:t>
       </w:r>
     </w:p>
     <w:p>
@@ -11540,18 +11614,50 @@
           <w:lang w:eastAsia="en-IN"/>
         </w:rPr>
       </w:pPr>
+      <w:proofErr w:type="spellStart"/>
       <w:proofErr w:type="gramStart"/>
       <w:r>
         <w:rPr>
           <w:rFonts w:ascii="Consolas" w:eastAsia="Times New Roman" w:hAnsi="Consolas" w:cs="Times New Roman"/>
+          <w:color w:val="0000FF"/>
+          <w:sz w:val="21"/>
+          <w:szCs w:val="21"/>
+          <w:lang w:eastAsia="en-IN"/>
+        </w:rPr>
+        <w:t>def</w:t>
+      </w:r>
+      <w:proofErr w:type="spellEnd"/>
+      <w:proofErr w:type="gramEnd"/>
+      <w:r>
+        <w:rPr>
+          <w:rFonts w:ascii="Consolas" w:eastAsia="Times New Roman" w:hAnsi="Consolas" w:cs="Times New Roman"/>
+          <w:color w:val="3B3B3B"/>
+          <w:sz w:val="21"/>
+          <w:szCs w:val="21"/>
+          <w:lang w:eastAsia="en-IN"/>
+        </w:rPr>
+        <w:t xml:space="preserve"> </w:t>
+      </w:r>
+      <w:r>
+        <w:rPr>
+          <w:rFonts w:ascii="Consolas" w:eastAsia="Times New Roman" w:hAnsi="Consolas" w:cs="Times New Roman"/>
           <w:color w:val="795E26"/>
           <w:sz w:val="21"/>
           <w:szCs w:val="21"/>
           <w:lang w:eastAsia="en-IN"/>
         </w:rPr>
-        <w:t>@</w:t>
-      </w:r>
-      <w:proofErr w:type="spellStart"/>
+        <w:t>update</w:t>
+      </w:r>
+      <w:r>
+        <w:rPr>
+          <w:rFonts w:ascii="Consolas" w:eastAsia="Times New Roman" w:hAnsi="Consolas" w:cs="Times New Roman"/>
+          <w:color w:val="3B3B3B"/>
+          <w:sz w:val="21"/>
+          <w:szCs w:val="21"/>
+          <w:lang w:eastAsia="en-IN"/>
+        </w:rPr>
+        <w:t>(</w:t>
+      </w:r>
       <w:r>
         <w:rPr>
           <w:rFonts w:ascii="Consolas" w:eastAsia="Times New Roman" w:hAnsi="Consolas" w:cs="Times New Roman"/>
@@ -11560,49 +11666,81 @@
           <w:szCs w:val="21"/>
           <w:lang w:eastAsia="en-IN"/>
         </w:rPr>
-        <w:t>app</w:t>
-      </w:r>
-      <w:r>
-        <w:rPr>
-          <w:rFonts w:ascii="Consolas" w:eastAsia="Times New Roman" w:hAnsi="Consolas" w:cs="Times New Roman"/>
-          <w:color w:val="795E26"/>
-          <w:sz w:val="21"/>
-          <w:szCs w:val="21"/>
-          <w:lang w:eastAsia="en-IN"/>
-        </w:rPr>
-        <w:t>.post</w:t>
-      </w:r>
-      <w:proofErr w:type="spellEnd"/>
-      <w:r>
-        <w:rPr>
-          <w:rFonts w:ascii="Consolas" w:eastAsia="Times New Roman" w:hAnsi="Consolas" w:cs="Times New Roman"/>
-          <w:color w:val="3B3B3B"/>
-          <w:sz w:val="21"/>
-          <w:szCs w:val="21"/>
-          <w:lang w:eastAsia="en-IN"/>
-        </w:rPr>
-        <w:t>(</w:t>
-      </w:r>
-      <w:proofErr w:type="gramEnd"/>
-      <w:r>
-        <w:rPr>
-          <w:rFonts w:ascii="Consolas" w:eastAsia="Times New Roman" w:hAnsi="Consolas" w:cs="Times New Roman"/>
-          <w:color w:val="A31515"/>
-          <w:sz w:val="21"/>
-          <w:szCs w:val="21"/>
-          <w:lang w:eastAsia="en-IN"/>
-        </w:rPr>
-        <w:t>"/predict/"</w:t>
-      </w:r>
-      <w:r>
-        <w:rPr>
-          <w:rFonts w:ascii="Consolas" w:eastAsia="Times New Roman" w:hAnsi="Consolas" w:cs="Times New Roman"/>
-          <w:color w:val="3B3B3B"/>
-          <w:sz w:val="21"/>
-          <w:szCs w:val="21"/>
-          <w:lang w:eastAsia="en-IN"/>
-        </w:rPr>
-        <w:t>)</w:t>
+        <w:t>id</w:t>
+      </w:r>
+      <w:r>
+        <w:rPr>
+          <w:rFonts w:ascii="Consolas" w:eastAsia="Times New Roman" w:hAnsi="Consolas" w:cs="Times New Roman"/>
+          <w:color w:val="3B3B3B"/>
+          <w:sz w:val="21"/>
+          <w:szCs w:val="21"/>
+          <w:lang w:eastAsia="en-IN"/>
+        </w:rPr>
+        <w:t xml:space="preserve">: </w:t>
+      </w:r>
+      <w:proofErr w:type="spellStart"/>
+      <w:r>
+        <w:rPr>
+          <w:rFonts w:ascii="Consolas" w:eastAsia="Times New Roman" w:hAnsi="Consolas" w:cs="Times New Roman"/>
+          <w:color w:val="267F99"/>
+          <w:sz w:val="21"/>
+          <w:szCs w:val="21"/>
+          <w:lang w:eastAsia="en-IN"/>
+        </w:rPr>
+        <w:t>str</w:t>
+      </w:r>
+      <w:proofErr w:type="spellEnd"/>
+      <w:r>
+        <w:rPr>
+          <w:rFonts w:ascii="Consolas" w:eastAsia="Times New Roman" w:hAnsi="Consolas" w:cs="Times New Roman"/>
+          <w:color w:val="3B3B3B"/>
+          <w:sz w:val="21"/>
+          <w:szCs w:val="21"/>
+          <w:lang w:eastAsia="en-IN"/>
+        </w:rPr>
+        <w:t xml:space="preserve">, </w:t>
+      </w:r>
+      <w:r>
+        <w:rPr>
+          <w:rFonts w:ascii="Consolas" w:eastAsia="Times New Roman" w:hAnsi="Consolas" w:cs="Times New Roman"/>
+          <w:color w:val="001080"/>
+          <w:sz w:val="21"/>
+          <w:szCs w:val="21"/>
+          <w:lang w:eastAsia="en-IN"/>
+        </w:rPr>
+        <w:t>data</w:t>
+      </w:r>
+      <w:r>
+        <w:rPr>
+          <w:rFonts w:ascii="Consolas" w:eastAsia="Times New Roman" w:hAnsi="Consolas" w:cs="Times New Roman"/>
+          <w:color w:val="3B3B3B"/>
+          <w:sz w:val="21"/>
+          <w:szCs w:val="21"/>
+          <w:lang w:eastAsia="en-IN"/>
+        </w:rPr>
+        <w:t xml:space="preserve">: </w:t>
+      </w:r>
+      <w:proofErr w:type="spellStart"/>
+      <w:r>
+        <w:rPr>
+          <w:rFonts w:ascii="Consolas" w:eastAsia="Times New Roman" w:hAnsi="Consolas" w:cs="Times New Roman"/>
+          <w:color w:val="267F99"/>
+          <w:sz w:val="21"/>
+          <w:szCs w:val="21"/>
+          <w:lang w:eastAsia="en-IN"/>
+        </w:rPr>
+        <w:t>dict</w:t>
+      </w:r>
+      <w:proofErr w:type="spellEnd"/>
+      <w:r>
+        <w:rPr>
+          <w:rFonts w:ascii="Consolas" w:eastAsia="Times New Roman" w:hAnsi="Consolas" w:cs="Times New Roman"/>
+          <w:color w:val="3B3B3B"/>
+          <w:sz w:val="21"/>
+          <w:szCs w:val="21"/>
+          <w:lang w:eastAsia="en-IN"/>
+        </w:rPr>
+        <w:t>):</w:t>
       </w:r>
     </w:p>
     <w:p>
@@ -11617,17 +11755,27 @@
           <w:lang w:eastAsia="en-IN"/>
         </w:rPr>
       </w:pPr>
+      <w:r>
+        <w:rPr>
+          <w:rFonts w:ascii="Consolas" w:eastAsia="Times New Roman" w:hAnsi="Consolas" w:cs="Times New Roman"/>
+          <w:color w:val="3B3B3B"/>
+          <w:sz w:val="21"/>
+          <w:szCs w:val="21"/>
+          <w:lang w:eastAsia="en-IN"/>
+        </w:rPr>
+        <w:t xml:space="preserve">    </w:t>
+      </w:r>
       <w:proofErr w:type="spellStart"/>
       <w:proofErr w:type="gramStart"/>
       <w:r>
         <w:rPr>
           <w:rFonts w:ascii="Consolas" w:eastAsia="Times New Roman" w:hAnsi="Consolas" w:cs="Times New Roman"/>
-          <w:color w:val="0000FF"/>
-          <w:sz w:val="21"/>
-          <w:szCs w:val="21"/>
-          <w:lang w:eastAsia="en-IN"/>
-        </w:rPr>
-        <w:t>def</w:t>
+          <w:color w:val="001080"/>
+          <w:sz w:val="21"/>
+          <w:szCs w:val="21"/>
+          <w:lang w:eastAsia="en-IN"/>
+        </w:rPr>
+        <w:t>db</w:t>
       </w:r>
       <w:proofErr w:type="spellEnd"/>
       <w:proofErr w:type="gramEnd"/>
@@ -11644,23 +11792,24 @@
       <w:r>
         <w:rPr>
           <w:rFonts w:ascii="Consolas" w:eastAsia="Times New Roman" w:hAnsi="Consolas" w:cs="Times New Roman"/>
-          <w:color w:val="795E26"/>
-          <w:sz w:val="21"/>
-          <w:szCs w:val="21"/>
-          <w:lang w:eastAsia="en-IN"/>
-        </w:rPr>
-        <w:t>predict</w:t>
-      </w:r>
-      <w:r>
-        <w:rPr>
-          <w:rFonts w:ascii="Consolas" w:eastAsia="Times New Roman" w:hAnsi="Consolas" w:cs="Times New Roman"/>
-          <w:color w:val="3B3B3B"/>
-          <w:sz w:val="21"/>
-          <w:szCs w:val="21"/>
-          <w:lang w:eastAsia="en-IN"/>
-        </w:rPr>
-        <w:t>(</w:t>
-      </w:r>
+          <w:color w:val="000000"/>
+          <w:sz w:val="21"/>
+          <w:szCs w:val="21"/>
+          <w:lang w:eastAsia="en-IN"/>
+        </w:rPr>
+        <w:t>=</w:t>
+      </w:r>
+      <w:r>
+        <w:rPr>
+          <w:rFonts w:ascii="Consolas" w:eastAsia="Times New Roman" w:hAnsi="Consolas" w:cs="Times New Roman"/>
+          <w:color w:val="3B3B3B"/>
+          <w:sz w:val="21"/>
+          <w:szCs w:val="21"/>
+          <w:lang w:eastAsia="en-IN"/>
+        </w:rPr>
+        <w:t xml:space="preserve"> </w:t>
+      </w:r>
+      <w:proofErr w:type="spellStart"/>
       <w:r>
         <w:rPr>
           <w:rFonts w:ascii="Consolas" w:eastAsia="Times New Roman" w:hAnsi="Consolas" w:cs="Times New Roman"/>
@@ -11669,39 +11818,18 @@
           <w:szCs w:val="21"/>
           <w:lang w:eastAsia="en-IN"/>
         </w:rPr>
-        <w:t>data</w:t>
-      </w:r>
-      <w:r>
-        <w:rPr>
-          <w:rFonts w:ascii="Consolas" w:eastAsia="Times New Roman" w:hAnsi="Consolas" w:cs="Times New Roman"/>
-          <w:color w:val="3B3B3B"/>
-          <w:sz w:val="21"/>
-          <w:szCs w:val="21"/>
-          <w:lang w:eastAsia="en-IN"/>
-        </w:rPr>
-        <w:t xml:space="preserve">: </w:t>
-      </w:r>
-      <w:proofErr w:type="spellStart"/>
-      <w:r>
-        <w:rPr>
-          <w:rFonts w:ascii="Consolas" w:eastAsia="Times New Roman" w:hAnsi="Consolas" w:cs="Times New Roman"/>
-          <w:color w:val="267F99"/>
-          <w:sz w:val="21"/>
-          <w:szCs w:val="21"/>
-          <w:lang w:eastAsia="en-IN"/>
-        </w:rPr>
-        <w:t>dict</w:t>
-      </w:r>
-      <w:proofErr w:type="spellEnd"/>
-      <w:r>
-        <w:rPr>
-          <w:rFonts w:ascii="Consolas" w:eastAsia="Times New Roman" w:hAnsi="Consolas" w:cs="Times New Roman"/>
-          <w:color w:val="3B3B3B"/>
-          <w:sz w:val="21"/>
-          <w:szCs w:val="21"/>
-          <w:lang w:eastAsia="en-IN"/>
-        </w:rPr>
-        <w:t>):</w:t>
+        <w:t>SessionLocal</w:t>
+      </w:r>
+      <w:proofErr w:type="spellEnd"/>
+      <w:r>
+        <w:rPr>
+          <w:rFonts w:ascii="Consolas" w:eastAsia="Times New Roman" w:hAnsi="Consolas" w:cs="Times New Roman"/>
+          <w:color w:val="3B3B3B"/>
+          <w:sz w:val="21"/>
+          <w:szCs w:val="21"/>
+          <w:lang w:eastAsia="en-IN"/>
+        </w:rPr>
+        <w:t>()</w:t>
       </w:r>
     </w:p>
     <w:p>
@@ -11716,48 +11844,6 @@
           <w:lang w:eastAsia="en-IN"/>
         </w:rPr>
       </w:pPr>
-      <w:r>
-        <w:rPr>
-          <w:rFonts w:ascii="Consolas" w:eastAsia="Times New Roman" w:hAnsi="Consolas" w:cs="Times New Roman"/>
-          <w:color w:val="3B3B3B"/>
-          <w:sz w:val="21"/>
-          <w:szCs w:val="21"/>
-          <w:lang w:eastAsia="en-IN"/>
-        </w:rPr>
-        <w:t xml:space="preserve">    </w:t>
-      </w:r>
-      <w:proofErr w:type="gramStart"/>
-      <w:r>
-        <w:rPr>
-          <w:rFonts w:ascii="Consolas" w:eastAsia="Times New Roman" w:hAnsi="Consolas" w:cs="Times New Roman"/>
-          <w:color w:val="0000FF"/>
-          <w:sz w:val="21"/>
-          <w:szCs w:val="21"/>
-          <w:lang w:eastAsia="en-IN"/>
-        </w:rPr>
-        <w:t>global</w:t>
-      </w:r>
-      <w:proofErr w:type="gramEnd"/>
-      <w:r>
-        <w:rPr>
-          <w:rFonts w:ascii="Consolas" w:eastAsia="Times New Roman" w:hAnsi="Consolas" w:cs="Times New Roman"/>
-          <w:color w:val="3B3B3B"/>
-          <w:sz w:val="21"/>
-          <w:szCs w:val="21"/>
-          <w:lang w:eastAsia="en-IN"/>
-        </w:rPr>
-        <w:t xml:space="preserve"> </w:t>
-      </w:r>
-      <w:r>
-        <w:rPr>
-          <w:rFonts w:ascii="Consolas" w:eastAsia="Times New Roman" w:hAnsi="Consolas" w:cs="Times New Roman"/>
-          <w:color w:val="001080"/>
-          <w:sz w:val="21"/>
-          <w:szCs w:val="21"/>
-          <w:lang w:eastAsia="en-IN"/>
-        </w:rPr>
-        <w:t>model</w:t>
-      </w:r>
     </w:p>
     <w:p>
       <w:pPr>
@@ -11781,7 +11867,6 @@
         </w:rPr>
         <w:t xml:space="preserve">    </w:t>
       </w:r>
-      <w:proofErr w:type="spellStart"/>
       <w:proofErr w:type="gramStart"/>
       <w:r>
         <w:rPr>
@@ -11791,9 +11876,8 @@
           <w:szCs w:val="21"/>
           <w:lang w:eastAsia="en-IN"/>
         </w:rPr>
-        <w:t>df</w:t>
-      </w:r>
-      <w:proofErr w:type="spellEnd"/>
+        <w:t>loan</w:t>
+      </w:r>
       <w:proofErr w:type="gramEnd"/>
       <w:r>
         <w:rPr>
@@ -11829,12 +11913,93 @@
       <w:r>
         <w:rPr>
           <w:rFonts w:ascii="Consolas" w:eastAsia="Times New Roman" w:hAnsi="Consolas" w:cs="Times New Roman"/>
+          <w:color w:val="001080"/>
+          <w:sz w:val="21"/>
+          <w:szCs w:val="21"/>
+          <w:lang w:eastAsia="en-IN"/>
+        </w:rPr>
+        <w:t>db</w:t>
+      </w:r>
+      <w:r>
+        <w:rPr>
+          <w:rFonts w:ascii="Consolas" w:eastAsia="Times New Roman" w:hAnsi="Consolas" w:cs="Times New Roman"/>
+          <w:color w:val="3B3B3B"/>
+          <w:sz w:val="21"/>
+          <w:szCs w:val="21"/>
+          <w:lang w:eastAsia="en-IN"/>
+        </w:rPr>
+        <w:t>.</w:t>
+      </w:r>
+      <w:r>
+        <w:rPr>
+          <w:rFonts w:ascii="Consolas" w:eastAsia="Times New Roman" w:hAnsi="Consolas" w:cs="Times New Roman"/>
+          <w:color w:val="795E26"/>
+          <w:sz w:val="21"/>
+          <w:szCs w:val="21"/>
+          <w:lang w:eastAsia="en-IN"/>
+        </w:rPr>
+        <w:t>query</w:t>
+      </w:r>
+      <w:proofErr w:type="spellEnd"/>
+      <w:r>
+        <w:rPr>
+          <w:rFonts w:ascii="Consolas" w:eastAsia="Times New Roman" w:hAnsi="Consolas" w:cs="Times New Roman"/>
+          <w:color w:val="3B3B3B"/>
+          <w:sz w:val="21"/>
+          <w:szCs w:val="21"/>
+          <w:lang w:eastAsia="en-IN"/>
+        </w:rPr>
+        <w:t>(</w:t>
+      </w:r>
+      <w:r>
+        <w:rPr>
+          <w:rFonts w:ascii="Consolas" w:eastAsia="Times New Roman" w:hAnsi="Consolas" w:cs="Times New Roman"/>
           <w:color w:val="267F99"/>
           <w:sz w:val="21"/>
           <w:szCs w:val="21"/>
           <w:lang w:eastAsia="en-IN"/>
         </w:rPr>
-        <w:t>pd</w:t>
+        <w:t>Loan</w:t>
+      </w:r>
+      <w:r>
+        <w:rPr>
+          <w:rFonts w:ascii="Consolas" w:eastAsia="Times New Roman" w:hAnsi="Consolas" w:cs="Times New Roman"/>
+          <w:color w:val="3B3B3B"/>
+          <w:sz w:val="21"/>
+          <w:szCs w:val="21"/>
+          <w:lang w:eastAsia="en-IN"/>
+        </w:rPr>
+        <w:t>).</w:t>
+      </w:r>
+      <w:r>
+        <w:rPr>
+          <w:rFonts w:ascii="Consolas" w:eastAsia="Times New Roman" w:hAnsi="Consolas" w:cs="Times New Roman"/>
+          <w:color w:val="795E26"/>
+          <w:sz w:val="21"/>
+          <w:szCs w:val="21"/>
+          <w:lang w:eastAsia="en-IN"/>
+        </w:rPr>
+        <w:t>filter</w:t>
+      </w:r>
+      <w:r>
+        <w:rPr>
+          <w:rFonts w:ascii="Consolas" w:eastAsia="Times New Roman" w:hAnsi="Consolas" w:cs="Times New Roman"/>
+          <w:color w:val="3B3B3B"/>
+          <w:sz w:val="21"/>
+          <w:szCs w:val="21"/>
+          <w:lang w:eastAsia="en-IN"/>
+        </w:rPr>
+        <w:t>(</w:t>
+      </w:r>
+      <w:r>
+        <w:rPr>
+          <w:rFonts w:ascii="Consolas" w:eastAsia="Times New Roman" w:hAnsi="Consolas" w:cs="Times New Roman"/>
+          <w:color w:val="267F99"/>
+          <w:sz w:val="21"/>
+          <w:szCs w:val="21"/>
+          <w:lang w:eastAsia="en-IN"/>
+        </w:rPr>
+        <w:t>Loan</w:t>
       </w:r>
       <w:r>
         <w:rPr>
@@ -11849,43 +12014,82 @@
       <w:r>
         <w:rPr>
           <w:rFonts w:ascii="Consolas" w:eastAsia="Times New Roman" w:hAnsi="Consolas" w:cs="Times New Roman"/>
-          <w:color w:val="267F99"/>
-          <w:sz w:val="21"/>
-          <w:szCs w:val="21"/>
-          <w:lang w:eastAsia="en-IN"/>
-        </w:rPr>
-        <w:t>DataFrame</w:t>
-      </w:r>
-      <w:proofErr w:type="spellEnd"/>
-      <w:r>
-        <w:rPr>
-          <w:rFonts w:ascii="Consolas" w:eastAsia="Times New Roman" w:hAnsi="Consolas" w:cs="Times New Roman"/>
-          <w:color w:val="3B3B3B"/>
-          <w:sz w:val="21"/>
-          <w:szCs w:val="21"/>
-          <w:lang w:eastAsia="en-IN"/>
-        </w:rPr>
-        <w:t>([</w:t>
-      </w:r>
-      <w:r>
-        <w:rPr>
-          <w:rFonts w:ascii="Consolas" w:eastAsia="Times New Roman" w:hAnsi="Consolas" w:cs="Times New Roman"/>
           <w:color w:val="001080"/>
           <w:sz w:val="21"/>
           <w:szCs w:val="21"/>
           <w:lang w:eastAsia="en-IN"/>
         </w:rPr>
-        <w:t>data</w:t>
-      </w:r>
-      <w:r>
-        <w:rPr>
-          <w:rFonts w:ascii="Consolas" w:eastAsia="Times New Roman" w:hAnsi="Consolas" w:cs="Times New Roman"/>
-          <w:color w:val="3B3B3B"/>
-          <w:sz w:val="21"/>
-          <w:szCs w:val="21"/>
-          <w:lang w:eastAsia="en-IN"/>
-        </w:rPr>
-        <w:t>])</w:t>
+        <w:t>id</w:t>
+      </w:r>
+      <w:r>
+        <w:rPr>
+          <w:rFonts w:ascii="Consolas" w:eastAsia="Times New Roman" w:hAnsi="Consolas" w:cs="Times New Roman"/>
+          <w:color w:val="3B3B3B"/>
+          <w:sz w:val="21"/>
+          <w:szCs w:val="21"/>
+          <w:lang w:eastAsia="en-IN"/>
+        </w:rPr>
+        <w:t xml:space="preserve"> </w:t>
+      </w:r>
+      <w:r>
+        <w:rPr>
+          <w:rFonts w:ascii="Consolas" w:eastAsia="Times New Roman" w:hAnsi="Consolas" w:cs="Times New Roman"/>
+          <w:color w:val="795E26"/>
+          <w:sz w:val="21"/>
+          <w:szCs w:val="21"/>
+          <w:lang w:eastAsia="en-IN"/>
+        </w:rPr>
+        <w:t>==</w:t>
+      </w:r>
+      <w:r>
+        <w:rPr>
+          <w:rFonts w:ascii="Consolas" w:eastAsia="Times New Roman" w:hAnsi="Consolas" w:cs="Times New Roman"/>
+          <w:color w:val="3B3B3B"/>
+          <w:sz w:val="21"/>
+          <w:szCs w:val="21"/>
+          <w:lang w:eastAsia="en-IN"/>
+        </w:rPr>
+        <w:t xml:space="preserve"> </w:t>
+      </w:r>
+      <w:r>
+        <w:rPr>
+          <w:rFonts w:ascii="Consolas" w:eastAsia="Times New Roman" w:hAnsi="Consolas" w:cs="Times New Roman"/>
+          <w:color w:val="001080"/>
+          <w:sz w:val="21"/>
+          <w:szCs w:val="21"/>
+          <w:lang w:eastAsia="en-IN"/>
+        </w:rPr>
+        <w:t>id</w:t>
+      </w:r>
+      <w:r>
+        <w:rPr>
+          <w:rFonts w:ascii="Consolas" w:eastAsia="Times New Roman" w:hAnsi="Consolas" w:cs="Times New Roman"/>
+          <w:color w:val="3B3B3B"/>
+          <w:sz w:val="21"/>
+          <w:szCs w:val="21"/>
+          <w:lang w:eastAsia="en-IN"/>
+        </w:rPr>
+        <w:t>).</w:t>
+      </w:r>
+      <w:r>
+        <w:rPr>
+          <w:rFonts w:ascii="Consolas" w:eastAsia="Times New Roman" w:hAnsi="Consolas" w:cs="Times New Roman"/>
+          <w:color w:val="795E26"/>
+          <w:sz w:val="21"/>
+          <w:szCs w:val="21"/>
+          <w:lang w:eastAsia="en-IN"/>
+        </w:rPr>
+        <w:t>first</w:t>
+      </w:r>
+      <w:r>
+        <w:rPr>
+          <w:rFonts w:ascii="Consolas" w:eastAsia="Times New Roman" w:hAnsi="Consolas" w:cs="Times New Roman"/>
+          <w:color w:val="3B3B3B"/>
+          <w:sz w:val="21"/>
+          <w:szCs w:val="21"/>
+          <w:lang w:eastAsia="en-IN"/>
+        </w:rPr>
+        <w:t>()</w:t>
       </w:r>
     </w:p>
     <w:p>
@@ -11900,104 +12104,6 @@
           <w:lang w:eastAsia="en-IN"/>
         </w:rPr>
       </w:pPr>
-      <w:r>
-        <w:rPr>
-          <w:rFonts w:ascii="Consolas" w:eastAsia="Times New Roman" w:hAnsi="Consolas" w:cs="Times New Roman"/>
-          <w:color w:val="3B3B3B"/>
-          <w:sz w:val="21"/>
-          <w:szCs w:val="21"/>
-          <w:lang w:eastAsia="en-IN"/>
-        </w:rPr>
-        <w:t xml:space="preserve">    </w:t>
-      </w:r>
-      <w:proofErr w:type="spellStart"/>
-      <w:proofErr w:type="gramStart"/>
-      <w:r>
-        <w:rPr>
-          <w:rFonts w:ascii="Consolas" w:eastAsia="Times New Roman" w:hAnsi="Consolas" w:cs="Times New Roman"/>
-          <w:color w:val="001080"/>
-          <w:sz w:val="21"/>
-          <w:szCs w:val="21"/>
-          <w:lang w:eastAsia="en-IN"/>
-        </w:rPr>
-        <w:t>df</w:t>
-      </w:r>
-      <w:proofErr w:type="spellEnd"/>
-      <w:proofErr w:type="gramEnd"/>
-      <w:r>
-        <w:rPr>
-          <w:rFonts w:ascii="Consolas" w:eastAsia="Times New Roman" w:hAnsi="Consolas" w:cs="Times New Roman"/>
-          <w:color w:val="3B3B3B"/>
-          <w:sz w:val="21"/>
-          <w:szCs w:val="21"/>
-          <w:lang w:eastAsia="en-IN"/>
-        </w:rPr>
-        <w:t xml:space="preserve"> </w:t>
-      </w:r>
-      <w:r>
-        <w:rPr>
-          <w:rFonts w:ascii="Consolas" w:eastAsia="Times New Roman" w:hAnsi="Consolas" w:cs="Times New Roman"/>
-          <w:color w:val="000000"/>
-          <w:sz w:val="21"/>
-          <w:szCs w:val="21"/>
-          <w:lang w:eastAsia="en-IN"/>
-        </w:rPr>
-        <w:t>=</w:t>
-      </w:r>
-      <w:r>
-        <w:rPr>
-          <w:rFonts w:ascii="Consolas" w:eastAsia="Times New Roman" w:hAnsi="Consolas" w:cs="Times New Roman"/>
-          <w:color w:val="3B3B3B"/>
-          <w:sz w:val="21"/>
-          <w:szCs w:val="21"/>
-          <w:lang w:eastAsia="en-IN"/>
-        </w:rPr>
-        <w:t xml:space="preserve"> </w:t>
-      </w:r>
-      <w:proofErr w:type="spellStart"/>
-      <w:r>
-        <w:rPr>
-          <w:rFonts w:ascii="Consolas" w:eastAsia="Times New Roman" w:hAnsi="Consolas" w:cs="Times New Roman"/>
-          <w:color w:val="795E26"/>
-          <w:sz w:val="21"/>
-          <w:szCs w:val="21"/>
-          <w:lang w:eastAsia="en-IN"/>
-        </w:rPr>
-        <w:t>preprocess</w:t>
-      </w:r>
-      <w:proofErr w:type="spellEnd"/>
-      <w:r>
-        <w:rPr>
-          <w:rFonts w:ascii="Consolas" w:eastAsia="Times New Roman" w:hAnsi="Consolas" w:cs="Times New Roman"/>
-          <w:color w:val="3B3B3B"/>
-          <w:sz w:val="21"/>
-          <w:szCs w:val="21"/>
-          <w:lang w:eastAsia="en-IN"/>
-        </w:rPr>
-        <w:t>(</w:t>
-      </w:r>
-      <w:proofErr w:type="spellStart"/>
-      <w:r>
-        <w:rPr>
-          <w:rFonts w:ascii="Consolas" w:eastAsia="Times New Roman" w:hAnsi="Consolas" w:cs="Times New Roman"/>
-          <w:color w:val="001080"/>
-          <w:sz w:val="21"/>
-          <w:szCs w:val="21"/>
-          <w:lang w:eastAsia="en-IN"/>
-        </w:rPr>
-        <w:t>df</w:t>
-      </w:r>
-      <w:proofErr w:type="spellEnd"/>
-      <w:r>
-        <w:rPr>
-          <w:rFonts w:ascii="Consolas" w:eastAsia="Times New Roman" w:hAnsi="Consolas" w:cs="Times New Roman"/>
-          <w:color w:val="3B3B3B"/>
-          <w:sz w:val="21"/>
-          <w:szCs w:val="21"/>
-          <w:lang w:eastAsia="en-IN"/>
-        </w:rPr>
-        <w:t>)</w:t>
-      </w:r>
     </w:p>
     <w:p>
       <w:pPr>
@@ -12021,133 +12127,67 @@
         </w:rPr>
         <w:t xml:space="preserve">    </w:t>
       </w:r>
-      <w:proofErr w:type="spellStart"/>
       <w:proofErr w:type="gramStart"/>
       <w:r>
         <w:rPr>
           <w:rFonts w:ascii="Consolas" w:eastAsia="Times New Roman" w:hAnsi="Consolas" w:cs="Times New Roman"/>
+          <w:color w:val="AF00DB"/>
+          <w:sz w:val="21"/>
+          <w:szCs w:val="21"/>
+          <w:lang w:eastAsia="en-IN"/>
+        </w:rPr>
+        <w:t>if</w:t>
+      </w:r>
+      <w:proofErr w:type="gramEnd"/>
+      <w:r>
+        <w:rPr>
+          <w:rFonts w:ascii="Consolas" w:eastAsia="Times New Roman" w:hAnsi="Consolas" w:cs="Times New Roman"/>
+          <w:color w:val="3B3B3B"/>
+          <w:sz w:val="21"/>
+          <w:szCs w:val="21"/>
+          <w:lang w:eastAsia="en-IN"/>
+        </w:rPr>
+        <w:t xml:space="preserve"> </w:t>
+      </w:r>
+      <w:r>
+        <w:rPr>
+          <w:rFonts w:ascii="Consolas" w:eastAsia="Times New Roman" w:hAnsi="Consolas" w:cs="Times New Roman"/>
+          <w:color w:val="0000FF"/>
+          <w:sz w:val="21"/>
+          <w:szCs w:val="21"/>
+          <w:lang w:eastAsia="en-IN"/>
+        </w:rPr>
+        <w:t>not</w:t>
+      </w:r>
+      <w:r>
+        <w:rPr>
+          <w:rFonts w:ascii="Consolas" w:eastAsia="Times New Roman" w:hAnsi="Consolas" w:cs="Times New Roman"/>
+          <w:color w:val="3B3B3B"/>
+          <w:sz w:val="21"/>
+          <w:szCs w:val="21"/>
+          <w:lang w:eastAsia="en-IN"/>
+        </w:rPr>
+        <w:t xml:space="preserve"> </w:t>
+      </w:r>
+      <w:r>
+        <w:rPr>
+          <w:rFonts w:ascii="Consolas" w:eastAsia="Times New Roman" w:hAnsi="Consolas" w:cs="Times New Roman"/>
           <w:color w:val="001080"/>
           <w:sz w:val="21"/>
           <w:szCs w:val="21"/>
           <w:lang w:eastAsia="en-IN"/>
         </w:rPr>
-        <w:t>pred</w:t>
-      </w:r>
-      <w:proofErr w:type="spellEnd"/>
-      <w:proofErr w:type="gramEnd"/>
-      <w:r>
-        <w:rPr>
-          <w:rFonts w:ascii="Consolas" w:eastAsia="Times New Roman" w:hAnsi="Consolas" w:cs="Times New Roman"/>
-          <w:color w:val="3B3B3B"/>
-          <w:sz w:val="21"/>
-          <w:szCs w:val="21"/>
-          <w:lang w:eastAsia="en-IN"/>
-        </w:rPr>
-        <w:t xml:space="preserve"> </w:t>
-      </w:r>
-      <w:r>
-        <w:rPr>
-          <w:rFonts w:ascii="Consolas" w:eastAsia="Times New Roman" w:hAnsi="Consolas" w:cs="Times New Roman"/>
-          <w:color w:val="000000"/>
-          <w:sz w:val="21"/>
-          <w:szCs w:val="21"/>
-          <w:lang w:eastAsia="en-IN"/>
-        </w:rPr>
-        <w:t>=</w:t>
-      </w:r>
-      <w:r>
-        <w:rPr>
-          <w:rFonts w:ascii="Consolas" w:eastAsia="Times New Roman" w:hAnsi="Consolas" w:cs="Times New Roman"/>
-          <w:color w:val="3B3B3B"/>
-          <w:sz w:val="21"/>
-          <w:szCs w:val="21"/>
-          <w:lang w:eastAsia="en-IN"/>
-        </w:rPr>
-        <w:t xml:space="preserve"> </w:t>
-      </w:r>
-      <w:proofErr w:type="spellStart"/>
-      <w:r>
-        <w:rPr>
-          <w:rFonts w:ascii="Consolas" w:eastAsia="Times New Roman" w:hAnsi="Consolas" w:cs="Times New Roman"/>
-          <w:color w:val="001080"/>
-          <w:sz w:val="21"/>
-          <w:szCs w:val="21"/>
-          <w:lang w:eastAsia="en-IN"/>
-        </w:rPr>
-        <w:t>model</w:t>
-      </w:r>
-      <w:r>
-        <w:rPr>
-          <w:rFonts w:ascii="Consolas" w:eastAsia="Times New Roman" w:hAnsi="Consolas" w:cs="Times New Roman"/>
-          <w:color w:val="3B3B3B"/>
-          <w:sz w:val="21"/>
-          <w:szCs w:val="21"/>
-          <w:lang w:eastAsia="en-IN"/>
-        </w:rPr>
-        <w:t>.</w:t>
-      </w:r>
-      <w:r>
-        <w:rPr>
-          <w:rFonts w:ascii="Consolas" w:eastAsia="Times New Roman" w:hAnsi="Consolas" w:cs="Times New Roman"/>
-          <w:color w:val="795E26"/>
-          <w:sz w:val="21"/>
-          <w:szCs w:val="21"/>
-          <w:lang w:eastAsia="en-IN"/>
-        </w:rPr>
-        <w:t>predict</w:t>
-      </w:r>
-      <w:proofErr w:type="spellEnd"/>
-      <w:r>
-        <w:rPr>
-          <w:rFonts w:ascii="Consolas" w:eastAsia="Times New Roman" w:hAnsi="Consolas" w:cs="Times New Roman"/>
-          <w:color w:val="3B3B3B"/>
-          <w:sz w:val="21"/>
-          <w:szCs w:val="21"/>
-          <w:lang w:eastAsia="en-IN"/>
-        </w:rPr>
-        <w:t>(</w:t>
-      </w:r>
-      <w:proofErr w:type="spellStart"/>
-      <w:r>
-        <w:rPr>
-          <w:rFonts w:ascii="Consolas" w:eastAsia="Times New Roman" w:hAnsi="Consolas" w:cs="Times New Roman"/>
-          <w:color w:val="001080"/>
-          <w:sz w:val="21"/>
-          <w:szCs w:val="21"/>
-          <w:lang w:eastAsia="en-IN"/>
-        </w:rPr>
-        <w:t>df</w:t>
-      </w:r>
-      <w:proofErr w:type="spellEnd"/>
-      <w:r>
-        <w:rPr>
-          <w:rFonts w:ascii="Consolas" w:eastAsia="Times New Roman" w:hAnsi="Consolas" w:cs="Times New Roman"/>
-          <w:color w:val="3B3B3B"/>
-          <w:sz w:val="21"/>
-          <w:szCs w:val="21"/>
-          <w:lang w:eastAsia="en-IN"/>
-        </w:rPr>
-        <w:t>)[</w:t>
-      </w:r>
-      <w:r>
-        <w:rPr>
-          <w:rFonts w:ascii="Consolas" w:eastAsia="Times New Roman" w:hAnsi="Consolas" w:cs="Times New Roman"/>
-          <w:color w:val="098658"/>
-          <w:sz w:val="21"/>
-          <w:szCs w:val="21"/>
-          <w:lang w:eastAsia="en-IN"/>
-        </w:rPr>
-        <w:t>0</w:t>
-      </w:r>
-      <w:r>
-        <w:rPr>
-          <w:rFonts w:ascii="Consolas" w:eastAsia="Times New Roman" w:hAnsi="Consolas" w:cs="Times New Roman"/>
-          <w:color w:val="3B3B3B"/>
-          <w:sz w:val="21"/>
-          <w:szCs w:val="21"/>
-          <w:lang w:eastAsia="en-IN"/>
-        </w:rPr>
-        <w:t>]</w:t>
+        <w:t>loan</w:t>
+      </w:r>
+      <w:r>
+        <w:rPr>
+          <w:rFonts w:ascii="Consolas" w:eastAsia="Times New Roman" w:hAnsi="Consolas" w:cs="Times New Roman"/>
+          <w:color w:val="3B3B3B"/>
+          <w:sz w:val="21"/>
+          <w:szCs w:val="21"/>
+          <w:lang w:eastAsia="en-IN"/>
+        </w:rPr>
+        <w:t>:</w:t>
       </w:r>
     </w:p>
     <w:p>
@@ -12170,94 +12210,52 @@
           <w:szCs w:val="21"/>
           <w:lang w:eastAsia="en-IN"/>
         </w:rPr>
-        <w:t xml:space="preserve">    </w:t>
-      </w:r>
+        <w:t xml:space="preserve">        </w:t>
+      </w:r>
+      <w:proofErr w:type="spellStart"/>
       <w:proofErr w:type="gramStart"/>
       <w:r>
         <w:rPr>
           <w:rFonts w:ascii="Consolas" w:eastAsia="Times New Roman" w:hAnsi="Consolas" w:cs="Times New Roman"/>
-          <w:color w:val="AF00DB"/>
-          <w:sz w:val="21"/>
-          <w:szCs w:val="21"/>
-          <w:lang w:eastAsia="en-IN"/>
-        </w:rPr>
-        <w:t>return</w:t>
+          <w:color w:val="001080"/>
+          <w:sz w:val="21"/>
+          <w:szCs w:val="21"/>
+          <w:lang w:eastAsia="en-IN"/>
+        </w:rPr>
+        <w:t>db</w:t>
+      </w:r>
+      <w:r>
+        <w:rPr>
+          <w:rFonts w:ascii="Consolas" w:eastAsia="Times New Roman" w:hAnsi="Consolas" w:cs="Times New Roman"/>
+          <w:color w:val="3B3B3B"/>
+          <w:sz w:val="21"/>
+          <w:szCs w:val="21"/>
+          <w:lang w:eastAsia="en-IN"/>
+        </w:rPr>
+        <w:t>.</w:t>
+      </w:r>
+      <w:r>
+        <w:rPr>
+          <w:rFonts w:ascii="Consolas" w:eastAsia="Times New Roman" w:hAnsi="Consolas" w:cs="Times New Roman"/>
+          <w:color w:val="795E26"/>
+          <w:sz w:val="21"/>
+          <w:szCs w:val="21"/>
+          <w:lang w:eastAsia="en-IN"/>
+        </w:rPr>
+        <w:t>close</w:t>
+      </w:r>
+      <w:proofErr w:type="spellEnd"/>
+      <w:r>
+        <w:rPr>
+          <w:rFonts w:ascii="Consolas" w:eastAsia="Times New Roman" w:hAnsi="Consolas" w:cs="Times New Roman"/>
+          <w:color w:val="3B3B3B"/>
+          <w:sz w:val="21"/>
+          <w:szCs w:val="21"/>
+          <w:lang w:eastAsia="en-IN"/>
+        </w:rPr>
+        <w:t>()</w:t>
       </w:r>
       <w:proofErr w:type="gramEnd"/>
-      <w:r>
-        <w:rPr>
-          <w:rFonts w:ascii="Consolas" w:eastAsia="Times New Roman" w:hAnsi="Consolas" w:cs="Times New Roman"/>
-          <w:color w:val="3B3B3B"/>
-          <w:sz w:val="21"/>
-          <w:szCs w:val="21"/>
-          <w:lang w:eastAsia="en-IN"/>
-        </w:rPr>
-        <w:t xml:space="preserve"> {</w:t>
-      </w:r>
-      <w:r>
-        <w:rPr>
-          <w:rFonts w:ascii="Consolas" w:eastAsia="Times New Roman" w:hAnsi="Consolas" w:cs="Times New Roman"/>
-          <w:color w:val="A31515"/>
-          <w:sz w:val="21"/>
-          <w:szCs w:val="21"/>
-          <w:lang w:eastAsia="en-IN"/>
-        </w:rPr>
-        <w:t>"prediction"</w:t>
-      </w:r>
-      <w:r>
-        <w:rPr>
-          <w:rFonts w:ascii="Consolas" w:eastAsia="Times New Roman" w:hAnsi="Consolas" w:cs="Times New Roman"/>
-          <w:color w:val="3B3B3B"/>
-          <w:sz w:val="21"/>
-          <w:szCs w:val="21"/>
-          <w:lang w:eastAsia="en-IN"/>
-        </w:rPr>
-        <w:t xml:space="preserve">: </w:t>
-      </w:r>
-      <w:proofErr w:type="spellStart"/>
-      <w:r>
-        <w:rPr>
-          <w:rFonts w:ascii="Consolas" w:eastAsia="Times New Roman" w:hAnsi="Consolas" w:cs="Times New Roman"/>
-          <w:color w:val="267F99"/>
-          <w:sz w:val="21"/>
-          <w:szCs w:val="21"/>
-          <w:lang w:eastAsia="en-IN"/>
-        </w:rPr>
-        <w:t>int</w:t>
-      </w:r>
-      <w:proofErr w:type="spellEnd"/>
-      <w:r>
-        <w:rPr>
-          <w:rFonts w:ascii="Consolas" w:eastAsia="Times New Roman" w:hAnsi="Consolas" w:cs="Times New Roman"/>
-          <w:color w:val="3B3B3B"/>
-          <w:sz w:val="21"/>
-          <w:szCs w:val="21"/>
-          <w:lang w:eastAsia="en-IN"/>
-        </w:rPr>
-        <w:t>(</w:t>
-      </w:r>
-      <w:proofErr w:type="spellStart"/>
-      <w:r>
-        <w:rPr>
-          <w:rFonts w:ascii="Consolas" w:eastAsia="Times New Roman" w:hAnsi="Consolas" w:cs="Times New Roman"/>
-          <w:color w:val="001080"/>
-          <w:sz w:val="21"/>
-          <w:szCs w:val="21"/>
-          <w:lang w:eastAsia="en-IN"/>
-        </w:rPr>
-        <w:t>pred</w:t>
-      </w:r>
-      <w:proofErr w:type="spellEnd"/>
-      <w:r>
-        <w:rPr>
-          <w:rFonts w:ascii="Consolas" w:eastAsia="Times New Roman" w:hAnsi="Consolas" w:cs="Times New Roman"/>
-          <w:color w:val="3B3B3B"/>
-          <w:sz w:val="21"/>
-          <w:szCs w:val="21"/>
-          <w:lang w:eastAsia="en-IN"/>
-        </w:rPr>
-        <w:t>)}</w:t>
-      </w:r>
     </w:p>
     <w:p>
       <w:pPr>
@@ -12271,6 +12269,142 @@
           <w:lang w:eastAsia="en-IN"/>
         </w:rPr>
       </w:pPr>
+      <w:r>
+        <w:rPr>
+          <w:rFonts w:ascii="Consolas" w:eastAsia="Times New Roman" w:hAnsi="Consolas" w:cs="Times New Roman"/>
+          <w:color w:val="3B3B3B"/>
+          <w:sz w:val="21"/>
+          <w:szCs w:val="21"/>
+          <w:lang w:eastAsia="en-IN"/>
+        </w:rPr>
+        <w:t xml:space="preserve">        </w:t>
+      </w:r>
+      <w:proofErr w:type="gramStart"/>
+      <w:r>
+        <w:rPr>
+          <w:rFonts w:ascii="Consolas" w:eastAsia="Times New Roman" w:hAnsi="Consolas" w:cs="Times New Roman"/>
+          <w:color w:val="AF00DB"/>
+          <w:sz w:val="21"/>
+          <w:szCs w:val="21"/>
+          <w:lang w:eastAsia="en-IN"/>
+        </w:rPr>
+        <w:t>raise</w:t>
+      </w:r>
+      <w:proofErr w:type="gramEnd"/>
+      <w:r>
+        <w:rPr>
+          <w:rFonts w:ascii="Consolas" w:eastAsia="Times New Roman" w:hAnsi="Consolas" w:cs="Times New Roman"/>
+          <w:color w:val="3B3B3B"/>
+          <w:sz w:val="21"/>
+          <w:szCs w:val="21"/>
+          <w:lang w:eastAsia="en-IN"/>
+        </w:rPr>
+        <w:t xml:space="preserve"> </w:t>
+      </w:r>
+      <w:proofErr w:type="spellStart"/>
+      <w:r>
+        <w:rPr>
+          <w:rFonts w:ascii="Consolas" w:eastAsia="Times New Roman" w:hAnsi="Consolas" w:cs="Times New Roman"/>
+          <w:color w:val="267F99"/>
+          <w:sz w:val="21"/>
+          <w:szCs w:val="21"/>
+          <w:lang w:eastAsia="en-IN"/>
+        </w:rPr>
+        <w:t>HTTPException</w:t>
+      </w:r>
+      <w:proofErr w:type="spellEnd"/>
+      <w:r>
+        <w:rPr>
+          <w:rFonts w:ascii="Consolas" w:eastAsia="Times New Roman" w:hAnsi="Consolas" w:cs="Times New Roman"/>
+          <w:color w:val="3B3B3B"/>
+          <w:sz w:val="21"/>
+          <w:szCs w:val="21"/>
+          <w:lang w:eastAsia="en-IN"/>
+        </w:rPr>
+        <w:t>(</w:t>
+      </w:r>
+      <w:proofErr w:type="spellStart"/>
+      <w:r>
+        <w:rPr>
+          <w:rFonts w:ascii="Consolas" w:eastAsia="Times New Roman" w:hAnsi="Consolas" w:cs="Times New Roman"/>
+          <w:color w:val="001080"/>
+          <w:sz w:val="21"/>
+          <w:szCs w:val="21"/>
+          <w:lang w:eastAsia="en-IN"/>
+        </w:rPr>
+        <w:t>status_code</w:t>
+      </w:r>
+      <w:proofErr w:type="spellEnd"/>
+      <w:r>
+        <w:rPr>
+          <w:rFonts w:ascii="Consolas" w:eastAsia="Times New Roman" w:hAnsi="Consolas" w:cs="Times New Roman"/>
+          <w:color w:val="000000"/>
+          <w:sz w:val="21"/>
+          <w:szCs w:val="21"/>
+          <w:lang w:eastAsia="en-IN"/>
+        </w:rPr>
+        <w:t>=</w:t>
+      </w:r>
+      <w:r>
+        <w:rPr>
+          <w:rFonts w:ascii="Consolas" w:eastAsia="Times New Roman" w:hAnsi="Consolas" w:cs="Times New Roman"/>
+          <w:color w:val="098658"/>
+          <w:sz w:val="21"/>
+          <w:szCs w:val="21"/>
+          <w:lang w:eastAsia="en-IN"/>
+        </w:rPr>
+        <w:t>404</w:t>
+      </w:r>
+      <w:r>
+        <w:rPr>
+          <w:rFonts w:ascii="Consolas" w:eastAsia="Times New Roman" w:hAnsi="Consolas" w:cs="Times New Roman"/>
+          <w:color w:val="3B3B3B"/>
+          <w:sz w:val="21"/>
+          <w:szCs w:val="21"/>
+          <w:lang w:eastAsia="en-IN"/>
+        </w:rPr>
+        <w:t xml:space="preserve">, </w:t>
+      </w:r>
+      <w:r>
+        <w:rPr>
+          <w:rFonts w:ascii="Consolas" w:eastAsia="Times New Roman" w:hAnsi="Consolas" w:cs="Times New Roman"/>
+          <w:color w:val="001080"/>
+          <w:sz w:val="21"/>
+          <w:szCs w:val="21"/>
+          <w:lang w:eastAsia="en-IN"/>
+        </w:rPr>
+        <w:t>detail</w:t>
+      </w:r>
+      <w:r>
+        <w:rPr>
+          <w:rFonts w:ascii="Consolas" w:eastAsia="Times New Roman" w:hAnsi="Consolas" w:cs="Times New Roman"/>
+          <w:color w:val="000000"/>
+          <w:sz w:val="21"/>
+          <w:szCs w:val="21"/>
+          <w:lang w:eastAsia="en-IN"/>
+        </w:rPr>
+        <w:t>=</w:t>
+      </w:r>
+      <w:r>
+        <w:rPr>
+          <w:rFonts w:ascii="Consolas" w:eastAsia="Times New Roman" w:hAnsi="Consolas" w:cs="Times New Roman"/>
+          <w:color w:val="A31515"/>
+          <w:sz w:val="21"/>
+          <w:szCs w:val="21"/>
+          <w:lang w:eastAsia="en-IN"/>
+        </w:rPr>
+        <w:t>"Loan not found"</w:t>
+      </w:r>
+      <w:r>
+        <w:rPr>
+          <w:rFonts w:ascii="Consolas" w:eastAsia="Times New Roman" w:hAnsi="Consolas" w:cs="Times New Roman"/>
+          <w:color w:val="3B3B3B"/>
+          <w:sz w:val="21"/>
+          <w:szCs w:val="21"/>
+          <w:lang w:eastAsia="en-IN"/>
+        </w:rPr>
+        <w:t>)</w:t>
+      </w:r>
     </w:p>
     <w:p>
       <w:pPr>
@@ -12284,16 +12418,6 @@
           <w:lang w:eastAsia="en-IN"/>
         </w:rPr>
       </w:pPr>
-      <w:r>
-        <w:rPr>
-          <w:rFonts w:ascii="Consolas" w:eastAsia="Times New Roman" w:hAnsi="Consolas" w:cs="Times New Roman"/>
-          <w:color w:val="008000"/>
-          <w:sz w:val="21"/>
-          <w:szCs w:val="21"/>
-          <w:lang w:eastAsia="en-IN"/>
-        </w:rPr>
-        <w:t># Retrain</w:t>
-      </w:r>
     </w:p>
     <w:p>
       <w:pPr>
@@ -12307,69 +12431,139 @@
           <w:lang w:eastAsia="en-IN"/>
         </w:rPr>
       </w:pPr>
+      <w:r>
+        <w:rPr>
+          <w:rFonts w:ascii="Consolas" w:eastAsia="Times New Roman" w:hAnsi="Consolas" w:cs="Times New Roman"/>
+          <w:color w:val="3B3B3B"/>
+          <w:sz w:val="21"/>
+          <w:szCs w:val="21"/>
+          <w:lang w:eastAsia="en-IN"/>
+        </w:rPr>
+        <w:t xml:space="preserve">    </w:t>
+      </w:r>
       <w:proofErr w:type="gramStart"/>
       <w:r>
         <w:rPr>
           <w:rFonts w:ascii="Consolas" w:eastAsia="Times New Roman" w:hAnsi="Consolas" w:cs="Times New Roman"/>
+          <w:color w:val="AF00DB"/>
+          <w:sz w:val="21"/>
+          <w:szCs w:val="21"/>
+          <w:lang w:eastAsia="en-IN"/>
+        </w:rPr>
+        <w:t>for</w:t>
+      </w:r>
+      <w:proofErr w:type="gramEnd"/>
+      <w:r>
+        <w:rPr>
+          <w:rFonts w:ascii="Consolas" w:eastAsia="Times New Roman" w:hAnsi="Consolas" w:cs="Times New Roman"/>
+          <w:color w:val="3B3B3B"/>
+          <w:sz w:val="21"/>
+          <w:szCs w:val="21"/>
+          <w:lang w:eastAsia="en-IN"/>
+        </w:rPr>
+        <w:t xml:space="preserve"> </w:t>
+      </w:r>
+      <w:r>
+        <w:rPr>
+          <w:rFonts w:ascii="Consolas" w:eastAsia="Times New Roman" w:hAnsi="Consolas" w:cs="Times New Roman"/>
+          <w:color w:val="001080"/>
+          <w:sz w:val="21"/>
+          <w:szCs w:val="21"/>
+          <w:lang w:eastAsia="en-IN"/>
+        </w:rPr>
+        <w:t>key</w:t>
+      </w:r>
+      <w:r>
+        <w:rPr>
+          <w:rFonts w:ascii="Consolas" w:eastAsia="Times New Roman" w:hAnsi="Consolas" w:cs="Times New Roman"/>
+          <w:color w:val="3B3B3B"/>
+          <w:sz w:val="21"/>
+          <w:szCs w:val="21"/>
+          <w:lang w:eastAsia="en-IN"/>
+        </w:rPr>
+        <w:t xml:space="preserve">, </w:t>
+      </w:r>
+      <w:r>
+        <w:rPr>
+          <w:rFonts w:ascii="Consolas" w:eastAsia="Times New Roman" w:hAnsi="Consolas" w:cs="Times New Roman"/>
+          <w:color w:val="001080"/>
+          <w:sz w:val="21"/>
+          <w:szCs w:val="21"/>
+          <w:lang w:eastAsia="en-IN"/>
+        </w:rPr>
+        <w:t>value</w:t>
+      </w:r>
+      <w:r>
+        <w:rPr>
+          <w:rFonts w:ascii="Consolas" w:eastAsia="Times New Roman" w:hAnsi="Consolas" w:cs="Times New Roman"/>
+          <w:color w:val="3B3B3B"/>
+          <w:sz w:val="21"/>
+          <w:szCs w:val="21"/>
+          <w:lang w:eastAsia="en-IN"/>
+        </w:rPr>
+        <w:t xml:space="preserve"> </w:t>
+      </w:r>
+      <w:r>
+        <w:rPr>
+          <w:rFonts w:ascii="Consolas" w:eastAsia="Times New Roman" w:hAnsi="Consolas" w:cs="Times New Roman"/>
+          <w:color w:val="AF00DB"/>
+          <w:sz w:val="21"/>
+          <w:szCs w:val="21"/>
+          <w:lang w:eastAsia="en-IN"/>
+        </w:rPr>
+        <w:t>in</w:t>
+      </w:r>
+      <w:r>
+        <w:rPr>
+          <w:rFonts w:ascii="Consolas" w:eastAsia="Times New Roman" w:hAnsi="Consolas" w:cs="Times New Roman"/>
+          <w:color w:val="3B3B3B"/>
+          <w:sz w:val="21"/>
+          <w:szCs w:val="21"/>
+          <w:lang w:eastAsia="en-IN"/>
+        </w:rPr>
+        <w:t xml:space="preserve"> </w:t>
+      </w:r>
+      <w:proofErr w:type="spellStart"/>
+      <w:r>
+        <w:rPr>
+          <w:rFonts w:ascii="Consolas" w:eastAsia="Times New Roman" w:hAnsi="Consolas" w:cs="Times New Roman"/>
+          <w:color w:val="001080"/>
+          <w:sz w:val="21"/>
+          <w:szCs w:val="21"/>
+          <w:lang w:eastAsia="en-IN"/>
+        </w:rPr>
+        <w:t>data</w:t>
+      </w:r>
+      <w:r>
+        <w:rPr>
+          <w:rFonts w:ascii="Consolas" w:eastAsia="Times New Roman" w:hAnsi="Consolas" w:cs="Times New Roman"/>
+          <w:color w:val="3B3B3B"/>
+          <w:sz w:val="21"/>
+          <w:szCs w:val="21"/>
+          <w:lang w:eastAsia="en-IN"/>
+        </w:rPr>
+        <w:t>.</w:t>
+      </w:r>
+      <w:r>
+        <w:rPr>
+          <w:rFonts w:ascii="Consolas" w:eastAsia="Times New Roman" w:hAnsi="Consolas" w:cs="Times New Roman"/>
           <w:color w:val="795E26"/>
           <w:sz w:val="21"/>
           <w:szCs w:val="21"/>
           <w:lang w:eastAsia="en-IN"/>
         </w:rPr>
-        <w:t>@</w:t>
-      </w:r>
-      <w:proofErr w:type="spellStart"/>
-      <w:r>
-        <w:rPr>
-          <w:rFonts w:ascii="Consolas" w:eastAsia="Times New Roman" w:hAnsi="Consolas" w:cs="Times New Roman"/>
-          <w:color w:val="001080"/>
-          <w:sz w:val="21"/>
-          <w:szCs w:val="21"/>
-          <w:lang w:eastAsia="en-IN"/>
-        </w:rPr>
-        <w:t>app</w:t>
-      </w:r>
-      <w:r>
-        <w:rPr>
-          <w:rFonts w:ascii="Consolas" w:eastAsia="Times New Roman" w:hAnsi="Consolas" w:cs="Times New Roman"/>
-          <w:color w:val="795E26"/>
-          <w:sz w:val="21"/>
-          <w:szCs w:val="21"/>
-          <w:lang w:eastAsia="en-IN"/>
-        </w:rPr>
-        <w:t>.post</w:t>
-      </w:r>
-      <w:proofErr w:type="spellEnd"/>
-      <w:r>
-        <w:rPr>
-          <w:rFonts w:ascii="Consolas" w:eastAsia="Times New Roman" w:hAnsi="Consolas" w:cs="Times New Roman"/>
-          <w:color w:val="3B3B3B"/>
-          <w:sz w:val="21"/>
-          <w:szCs w:val="21"/>
-          <w:lang w:eastAsia="en-IN"/>
-        </w:rPr>
-        <w:t>(</w:t>
-      </w:r>
-      <w:proofErr w:type="gramEnd"/>
-      <w:r>
-        <w:rPr>
-          <w:rFonts w:ascii="Consolas" w:eastAsia="Times New Roman" w:hAnsi="Consolas" w:cs="Times New Roman"/>
-          <w:color w:val="A31515"/>
-          <w:sz w:val="21"/>
-          <w:szCs w:val="21"/>
-          <w:lang w:eastAsia="en-IN"/>
-        </w:rPr>
-        <w:t>"/retrain/"</w:t>
-      </w:r>
-      <w:r>
-        <w:rPr>
-          <w:rFonts w:ascii="Consolas" w:eastAsia="Times New Roman" w:hAnsi="Consolas" w:cs="Times New Roman"/>
-          <w:color w:val="3B3B3B"/>
-          <w:sz w:val="21"/>
-          <w:szCs w:val="21"/>
-          <w:lang w:eastAsia="en-IN"/>
-        </w:rPr>
-        <w:t>)</w:t>
+        <w:t>items</w:t>
+      </w:r>
+      <w:proofErr w:type="spellEnd"/>
+      <w:r>
+        <w:rPr>
+          <w:rFonts w:ascii="Consolas" w:eastAsia="Times New Roman" w:hAnsi="Consolas" w:cs="Times New Roman"/>
+          <w:color w:val="3B3B3B"/>
+          <w:sz w:val="21"/>
+          <w:szCs w:val="21"/>
+          <w:lang w:eastAsia="en-IN"/>
+        </w:rPr>
+        <w:t>():</w:t>
       </w:r>
     </w:p>
     <w:p>
@@ -12384,49 +12578,99 @@
           <w:lang w:eastAsia="en-IN"/>
         </w:rPr>
       </w:pPr>
+      <w:r>
+        <w:rPr>
+          <w:rFonts w:ascii="Consolas" w:eastAsia="Times New Roman" w:hAnsi="Consolas" w:cs="Times New Roman"/>
+          <w:color w:val="3B3B3B"/>
+          <w:sz w:val="21"/>
+          <w:szCs w:val="21"/>
+          <w:lang w:eastAsia="en-IN"/>
+        </w:rPr>
+        <w:t xml:space="preserve">        </w:t>
+      </w:r>
       <w:proofErr w:type="spellStart"/>
       <w:proofErr w:type="gramStart"/>
       <w:r>
         <w:rPr>
           <w:rFonts w:ascii="Consolas" w:eastAsia="Times New Roman" w:hAnsi="Consolas" w:cs="Times New Roman"/>
-          <w:color w:val="0000FF"/>
-          <w:sz w:val="21"/>
-          <w:szCs w:val="21"/>
-          <w:lang w:eastAsia="en-IN"/>
-        </w:rPr>
-        <w:t>def</w:t>
-      </w:r>
-      <w:proofErr w:type="spellEnd"/>
+          <w:color w:val="795E26"/>
+          <w:sz w:val="21"/>
+          <w:szCs w:val="21"/>
+          <w:lang w:eastAsia="en-IN"/>
+        </w:rPr>
+        <w:t>setattr</w:t>
+      </w:r>
+      <w:proofErr w:type="spellEnd"/>
+      <w:r>
+        <w:rPr>
+          <w:rFonts w:ascii="Consolas" w:eastAsia="Times New Roman" w:hAnsi="Consolas" w:cs="Times New Roman"/>
+          <w:color w:val="3B3B3B"/>
+          <w:sz w:val="21"/>
+          <w:szCs w:val="21"/>
+          <w:lang w:eastAsia="en-IN"/>
+        </w:rPr>
+        <w:t>(</w:t>
+      </w:r>
       <w:proofErr w:type="gramEnd"/>
       <w:r>
         <w:rPr>
           <w:rFonts w:ascii="Consolas" w:eastAsia="Times New Roman" w:hAnsi="Consolas" w:cs="Times New Roman"/>
-          <w:color w:val="3B3B3B"/>
-          <w:sz w:val="21"/>
-          <w:szCs w:val="21"/>
-          <w:lang w:eastAsia="en-IN"/>
-        </w:rPr>
-        <w:t xml:space="preserve"> </w:t>
-      </w:r>
-      <w:r>
-        <w:rPr>
-          <w:rFonts w:ascii="Consolas" w:eastAsia="Times New Roman" w:hAnsi="Consolas" w:cs="Times New Roman"/>
-          <w:color w:val="795E26"/>
-          <w:sz w:val="21"/>
-          <w:szCs w:val="21"/>
-          <w:lang w:eastAsia="en-IN"/>
-        </w:rPr>
-        <w:t>retrain</w:t>
-      </w:r>
-      <w:r>
-        <w:rPr>
-          <w:rFonts w:ascii="Consolas" w:eastAsia="Times New Roman" w:hAnsi="Consolas" w:cs="Times New Roman"/>
-          <w:color w:val="3B3B3B"/>
-          <w:sz w:val="21"/>
-          <w:szCs w:val="21"/>
-          <w:lang w:eastAsia="en-IN"/>
-        </w:rPr>
-        <w:t>():</w:t>
+          <w:color w:val="001080"/>
+          <w:sz w:val="21"/>
+          <w:szCs w:val="21"/>
+          <w:lang w:eastAsia="en-IN"/>
+        </w:rPr>
+        <w:t>loan</w:t>
+      </w:r>
+      <w:r>
+        <w:rPr>
+          <w:rFonts w:ascii="Consolas" w:eastAsia="Times New Roman" w:hAnsi="Consolas" w:cs="Times New Roman"/>
+          <w:color w:val="3B3B3B"/>
+          <w:sz w:val="21"/>
+          <w:szCs w:val="21"/>
+          <w:lang w:eastAsia="en-IN"/>
+        </w:rPr>
+        <w:t xml:space="preserve">, </w:t>
+      </w:r>
+      <w:r>
+        <w:rPr>
+          <w:rFonts w:ascii="Consolas" w:eastAsia="Times New Roman" w:hAnsi="Consolas" w:cs="Times New Roman"/>
+          <w:color w:val="001080"/>
+          <w:sz w:val="21"/>
+          <w:szCs w:val="21"/>
+          <w:lang w:eastAsia="en-IN"/>
+        </w:rPr>
+        <w:t>key</w:t>
+      </w:r>
+      <w:r>
+        <w:rPr>
+          <w:rFonts w:ascii="Consolas" w:eastAsia="Times New Roman" w:hAnsi="Consolas" w:cs="Times New Roman"/>
+          <w:color w:val="3B3B3B"/>
+          <w:sz w:val="21"/>
+          <w:szCs w:val="21"/>
+          <w:lang w:eastAsia="en-IN"/>
+        </w:rPr>
+        <w:t xml:space="preserve">, </w:t>
+      </w:r>
+      <w:r>
+        <w:rPr>
+          <w:rFonts w:ascii="Consolas" w:eastAsia="Times New Roman" w:hAnsi="Consolas" w:cs="Times New Roman"/>
+          <w:color w:val="001080"/>
+          <w:sz w:val="21"/>
+          <w:szCs w:val="21"/>
+          <w:lang w:eastAsia="en-IN"/>
+        </w:rPr>
+        <w:t>value</w:t>
+      </w:r>
+      <w:r>
+        <w:rPr>
+          <w:rFonts w:ascii="Consolas" w:eastAsia="Times New Roman" w:hAnsi="Consolas" w:cs="Times New Roman"/>
+          <w:color w:val="3B3B3B"/>
+          <w:sz w:val="21"/>
+          <w:szCs w:val="21"/>
+          <w:lang w:eastAsia="en-IN"/>
+        </w:rPr>
+        <w:t>)</w:t>
       </w:r>
     </w:p>
     <w:p>
@@ -12441,48 +12685,6 @@
           <w:lang w:eastAsia="en-IN"/>
         </w:rPr>
       </w:pPr>
-      <w:r>
-        <w:rPr>
-          <w:rFonts w:ascii="Consolas" w:eastAsia="Times New Roman" w:hAnsi="Consolas" w:cs="Times New Roman"/>
-          <w:color w:val="3B3B3B"/>
-          <w:sz w:val="21"/>
-          <w:szCs w:val="21"/>
-          <w:lang w:eastAsia="en-IN"/>
-        </w:rPr>
-        <w:t xml:space="preserve">    </w:t>
-      </w:r>
-      <w:proofErr w:type="gramStart"/>
-      <w:r>
-        <w:rPr>
-          <w:rFonts w:ascii="Consolas" w:eastAsia="Times New Roman" w:hAnsi="Consolas" w:cs="Times New Roman"/>
-          <w:color w:val="0000FF"/>
-          <w:sz w:val="21"/>
-          <w:szCs w:val="21"/>
-          <w:lang w:eastAsia="en-IN"/>
-        </w:rPr>
-        <w:t>global</w:t>
-      </w:r>
-      <w:proofErr w:type="gramEnd"/>
-      <w:r>
-        <w:rPr>
-          <w:rFonts w:ascii="Consolas" w:eastAsia="Times New Roman" w:hAnsi="Consolas" w:cs="Times New Roman"/>
-          <w:color w:val="3B3B3B"/>
-          <w:sz w:val="21"/>
-          <w:szCs w:val="21"/>
-          <w:lang w:eastAsia="en-IN"/>
-        </w:rPr>
-        <w:t xml:space="preserve"> </w:t>
-      </w:r>
-      <w:r>
-        <w:rPr>
-          <w:rFonts w:ascii="Consolas" w:eastAsia="Times New Roman" w:hAnsi="Consolas" w:cs="Times New Roman"/>
-          <w:color w:val="001080"/>
-          <w:sz w:val="21"/>
-          <w:szCs w:val="21"/>
-          <w:lang w:eastAsia="en-IN"/>
-        </w:rPr>
-        <w:t>model</w:t>
-      </w:r>
     </w:p>
     <w:p>
       <w:pPr>
@@ -12518,60 +12720,38 @@
         </w:rPr>
         <w:t>db</w:t>
       </w:r>
-      <w:proofErr w:type="spellEnd"/>
+      <w:r>
+        <w:rPr>
+          <w:rFonts w:ascii="Consolas" w:eastAsia="Times New Roman" w:hAnsi="Consolas" w:cs="Times New Roman"/>
+          <w:color w:val="3B3B3B"/>
+          <w:sz w:val="21"/>
+          <w:szCs w:val="21"/>
+          <w:lang w:eastAsia="en-IN"/>
+        </w:rPr>
+        <w:t>.</w:t>
+      </w:r>
+      <w:r>
+        <w:rPr>
+          <w:rFonts w:ascii="Consolas" w:eastAsia="Times New Roman" w:hAnsi="Consolas" w:cs="Times New Roman"/>
+          <w:color w:val="795E26"/>
+          <w:sz w:val="21"/>
+          <w:szCs w:val="21"/>
+          <w:lang w:eastAsia="en-IN"/>
+        </w:rPr>
+        <w:t>commit</w:t>
+      </w:r>
+      <w:proofErr w:type="spellEnd"/>
+      <w:r>
+        <w:rPr>
+          <w:rFonts w:ascii="Consolas" w:eastAsia="Times New Roman" w:hAnsi="Consolas" w:cs="Times New Roman"/>
+          <w:color w:val="3B3B3B"/>
+          <w:sz w:val="21"/>
+          <w:szCs w:val="21"/>
+          <w:lang w:eastAsia="en-IN"/>
+        </w:rPr>
+        <w:t>()</w:t>
+      </w:r>
       <w:proofErr w:type="gramEnd"/>
-      <w:r>
-        <w:rPr>
-          <w:rFonts w:ascii="Consolas" w:eastAsia="Times New Roman" w:hAnsi="Consolas" w:cs="Times New Roman"/>
-          <w:color w:val="3B3B3B"/>
-          <w:sz w:val="21"/>
-          <w:szCs w:val="21"/>
-          <w:lang w:eastAsia="en-IN"/>
-        </w:rPr>
-        <w:t xml:space="preserve"> </w:t>
-      </w:r>
-      <w:r>
-        <w:rPr>
-          <w:rFonts w:ascii="Consolas" w:eastAsia="Times New Roman" w:hAnsi="Consolas" w:cs="Times New Roman"/>
-          <w:color w:val="000000"/>
-          <w:sz w:val="21"/>
-          <w:szCs w:val="21"/>
-          <w:lang w:eastAsia="en-IN"/>
-        </w:rPr>
-        <w:t>=</w:t>
-      </w:r>
-      <w:r>
-        <w:rPr>
-          <w:rFonts w:ascii="Consolas" w:eastAsia="Times New Roman" w:hAnsi="Consolas" w:cs="Times New Roman"/>
-          <w:color w:val="3B3B3B"/>
-          <w:sz w:val="21"/>
-          <w:szCs w:val="21"/>
-          <w:lang w:eastAsia="en-IN"/>
-        </w:rPr>
-        <w:t xml:space="preserve"> </w:t>
-      </w:r>
-      <w:proofErr w:type="spellStart"/>
-      <w:r>
-        <w:rPr>
-          <w:rFonts w:ascii="Consolas" w:eastAsia="Times New Roman" w:hAnsi="Consolas" w:cs="Times New Roman"/>
-          <w:color w:val="001080"/>
-          <w:sz w:val="21"/>
-          <w:szCs w:val="21"/>
-          <w:lang w:eastAsia="en-IN"/>
-        </w:rPr>
-        <w:t>SessionLocal</w:t>
-      </w:r>
-      <w:proofErr w:type="spellEnd"/>
-      <w:r>
-        <w:rPr>
-          <w:rFonts w:ascii="Consolas" w:eastAsia="Times New Roman" w:hAnsi="Consolas" w:cs="Times New Roman"/>
-          <w:color w:val="3B3B3B"/>
-          <w:sz w:val="21"/>
-          <w:szCs w:val="21"/>
-          <w:lang w:eastAsia="en-IN"/>
-        </w:rPr>
-        <w:t>()</w:t>
-      </w:r>
     </w:p>
     <w:p>
       <w:pPr>
@@ -12605,111 +12785,49 @@
           <w:szCs w:val="21"/>
           <w:lang w:eastAsia="en-IN"/>
         </w:rPr>
-        <w:t>df</w:t>
-      </w:r>
-      <w:proofErr w:type="spellEnd"/>
+        <w:t>db</w:t>
+      </w:r>
+      <w:r>
+        <w:rPr>
+          <w:rFonts w:ascii="Consolas" w:eastAsia="Times New Roman" w:hAnsi="Consolas" w:cs="Times New Roman"/>
+          <w:color w:val="3B3B3B"/>
+          <w:sz w:val="21"/>
+          <w:szCs w:val="21"/>
+          <w:lang w:eastAsia="en-IN"/>
+        </w:rPr>
+        <w:t>.</w:t>
+      </w:r>
+      <w:r>
+        <w:rPr>
+          <w:rFonts w:ascii="Consolas" w:eastAsia="Times New Roman" w:hAnsi="Consolas" w:cs="Times New Roman"/>
+          <w:color w:val="795E26"/>
+          <w:sz w:val="21"/>
+          <w:szCs w:val="21"/>
+          <w:lang w:eastAsia="en-IN"/>
+        </w:rPr>
+        <w:t>refresh</w:t>
+      </w:r>
+      <w:proofErr w:type="spellEnd"/>
+      <w:r>
+        <w:rPr>
+          <w:rFonts w:ascii="Consolas" w:eastAsia="Times New Roman" w:hAnsi="Consolas" w:cs="Times New Roman"/>
+          <w:color w:val="3B3B3B"/>
+          <w:sz w:val="21"/>
+          <w:szCs w:val="21"/>
+          <w:lang w:eastAsia="en-IN"/>
+        </w:rPr>
+        <w:t>(</w:t>
+      </w:r>
       <w:proofErr w:type="gramEnd"/>
       <w:r>
         <w:rPr>
           <w:rFonts w:ascii="Consolas" w:eastAsia="Times New Roman" w:hAnsi="Consolas" w:cs="Times New Roman"/>
-          <w:color w:val="3B3B3B"/>
-          <w:sz w:val="21"/>
-          <w:szCs w:val="21"/>
-          <w:lang w:eastAsia="en-IN"/>
-        </w:rPr>
-        <w:t xml:space="preserve"> </w:t>
-      </w:r>
-      <w:r>
-        <w:rPr>
-          <w:rFonts w:ascii="Consolas" w:eastAsia="Times New Roman" w:hAnsi="Consolas" w:cs="Times New Roman"/>
-          <w:color w:val="000000"/>
-          <w:sz w:val="21"/>
-          <w:szCs w:val="21"/>
-          <w:lang w:eastAsia="en-IN"/>
-        </w:rPr>
-        <w:t>=</w:t>
-      </w:r>
-      <w:r>
-        <w:rPr>
-          <w:rFonts w:ascii="Consolas" w:eastAsia="Times New Roman" w:hAnsi="Consolas" w:cs="Times New Roman"/>
-          <w:color w:val="3B3B3B"/>
-          <w:sz w:val="21"/>
-          <w:szCs w:val="21"/>
-          <w:lang w:eastAsia="en-IN"/>
-        </w:rPr>
-        <w:t xml:space="preserve"> </w:t>
-      </w:r>
-      <w:proofErr w:type="spellStart"/>
-      <w:r>
-        <w:rPr>
-          <w:rFonts w:ascii="Consolas" w:eastAsia="Times New Roman" w:hAnsi="Consolas" w:cs="Times New Roman"/>
-          <w:color w:val="267F99"/>
-          <w:sz w:val="21"/>
-          <w:szCs w:val="21"/>
-          <w:lang w:eastAsia="en-IN"/>
-        </w:rPr>
-        <w:t>pd</w:t>
-      </w:r>
-      <w:r>
-        <w:rPr>
-          <w:rFonts w:ascii="Consolas" w:eastAsia="Times New Roman" w:hAnsi="Consolas" w:cs="Times New Roman"/>
-          <w:color w:val="3B3B3B"/>
-          <w:sz w:val="21"/>
-          <w:szCs w:val="21"/>
-          <w:lang w:eastAsia="en-IN"/>
-        </w:rPr>
-        <w:t>.</w:t>
-      </w:r>
-      <w:r>
-        <w:rPr>
-          <w:rFonts w:ascii="Consolas" w:eastAsia="Times New Roman" w:hAnsi="Consolas" w:cs="Times New Roman"/>
-          <w:color w:val="795E26"/>
-          <w:sz w:val="21"/>
-          <w:szCs w:val="21"/>
-          <w:lang w:eastAsia="en-IN"/>
-        </w:rPr>
-        <w:t>read_sql</w:t>
-      </w:r>
-      <w:proofErr w:type="spellEnd"/>
-      <w:r>
-        <w:rPr>
-          <w:rFonts w:ascii="Consolas" w:eastAsia="Times New Roman" w:hAnsi="Consolas" w:cs="Times New Roman"/>
-          <w:color w:val="3B3B3B"/>
-          <w:sz w:val="21"/>
-          <w:szCs w:val="21"/>
-          <w:lang w:eastAsia="en-IN"/>
-        </w:rPr>
-        <w:t>(</w:t>
-      </w:r>
-      <w:r>
-        <w:rPr>
-          <w:rFonts w:ascii="Consolas" w:eastAsia="Times New Roman" w:hAnsi="Consolas" w:cs="Times New Roman"/>
-          <w:color w:val="A31515"/>
-          <w:sz w:val="21"/>
-          <w:szCs w:val="21"/>
-          <w:lang w:eastAsia="en-IN"/>
-        </w:rPr>
-        <w:t>"SELECT * FROM loans"</w:t>
-      </w:r>
-      <w:r>
-        <w:rPr>
-          <w:rFonts w:ascii="Consolas" w:eastAsia="Times New Roman" w:hAnsi="Consolas" w:cs="Times New Roman"/>
-          <w:color w:val="3B3B3B"/>
-          <w:sz w:val="21"/>
-          <w:szCs w:val="21"/>
-          <w:lang w:eastAsia="en-IN"/>
-        </w:rPr>
-        <w:t xml:space="preserve">, </w:t>
-      </w:r>
-      <w:r>
-        <w:rPr>
-          <w:rFonts w:ascii="Consolas" w:eastAsia="Times New Roman" w:hAnsi="Consolas" w:cs="Times New Roman"/>
           <w:color w:val="001080"/>
           <w:sz w:val="21"/>
           <w:szCs w:val="21"/>
           <w:lang w:eastAsia="en-IN"/>
         </w:rPr>
-        <w:t>engine</w:t>
+        <w:t>loan</w:t>
       </w:r>
       <w:r>
         <w:rPr>
@@ -12824,255 +12942,37 @@
         </w:rPr>
         <w:t xml:space="preserve">    </w:t>
       </w:r>
-      <w:proofErr w:type="spellStart"/>
       <w:proofErr w:type="gramStart"/>
       <w:r>
         <w:rPr>
           <w:rFonts w:ascii="Consolas" w:eastAsia="Times New Roman" w:hAnsi="Consolas" w:cs="Times New Roman"/>
+          <w:color w:val="AF00DB"/>
+          <w:sz w:val="21"/>
+          <w:szCs w:val="21"/>
+          <w:lang w:eastAsia="en-IN"/>
+        </w:rPr>
+        <w:t>return</w:t>
+      </w:r>
+      <w:proofErr w:type="gramEnd"/>
+      <w:r>
+        <w:rPr>
+          <w:rFonts w:ascii="Consolas" w:eastAsia="Times New Roman" w:hAnsi="Consolas" w:cs="Times New Roman"/>
+          <w:color w:val="3B3B3B"/>
+          <w:sz w:val="21"/>
+          <w:szCs w:val="21"/>
+          <w:lang w:eastAsia="en-IN"/>
+        </w:rPr>
+        <w:t xml:space="preserve"> </w:t>
+      </w:r>
+      <w:r>
+        <w:rPr>
+          <w:rFonts w:ascii="Consolas" w:eastAsia="Times New Roman" w:hAnsi="Consolas" w:cs="Times New Roman"/>
           <w:color w:val="001080"/>
           <w:sz w:val="21"/>
           <w:szCs w:val="21"/>
           <w:lang w:eastAsia="en-IN"/>
         </w:rPr>
-        <w:t>df</w:t>
-      </w:r>
-      <w:proofErr w:type="spellEnd"/>
-      <w:r>
-        <w:rPr>
-          <w:rFonts w:ascii="Consolas" w:eastAsia="Times New Roman" w:hAnsi="Consolas" w:cs="Times New Roman"/>
-          <w:color w:val="3B3B3B"/>
-          <w:sz w:val="21"/>
-          <w:szCs w:val="21"/>
-          <w:lang w:eastAsia="en-IN"/>
-        </w:rPr>
-        <w:t>[</w:t>
-      </w:r>
-      <w:proofErr w:type="gramEnd"/>
-      <w:r>
-        <w:rPr>
-          <w:rFonts w:ascii="Consolas" w:eastAsia="Times New Roman" w:hAnsi="Consolas" w:cs="Times New Roman"/>
-          <w:color w:val="A31515"/>
-          <w:sz w:val="21"/>
-          <w:szCs w:val="21"/>
-          <w:lang w:eastAsia="en-IN"/>
-        </w:rPr>
-        <w:t>'</w:t>
-      </w:r>
-      <w:proofErr w:type="spellStart"/>
-      <w:r>
-        <w:rPr>
-          <w:rFonts w:ascii="Consolas" w:eastAsia="Times New Roman" w:hAnsi="Consolas" w:cs="Times New Roman"/>
-          <w:color w:val="A31515"/>
-          <w:sz w:val="21"/>
-          <w:szCs w:val="21"/>
-          <w:lang w:eastAsia="en-IN"/>
-        </w:rPr>
-        <w:t>loan_status</w:t>
-      </w:r>
-      <w:proofErr w:type="spellEnd"/>
-      <w:r>
-        <w:rPr>
-          <w:rFonts w:ascii="Consolas" w:eastAsia="Times New Roman" w:hAnsi="Consolas" w:cs="Times New Roman"/>
-          <w:color w:val="A31515"/>
-          <w:sz w:val="21"/>
-          <w:szCs w:val="21"/>
-          <w:lang w:eastAsia="en-IN"/>
-        </w:rPr>
-        <w:t>'</w:t>
-      </w:r>
-      <w:r>
-        <w:rPr>
-          <w:rFonts w:ascii="Consolas" w:eastAsia="Times New Roman" w:hAnsi="Consolas" w:cs="Times New Roman"/>
-          <w:color w:val="3B3B3B"/>
-          <w:sz w:val="21"/>
-          <w:szCs w:val="21"/>
-          <w:lang w:eastAsia="en-IN"/>
-        </w:rPr>
-        <w:t xml:space="preserve">] </w:t>
-      </w:r>
-      <w:r>
-        <w:rPr>
-          <w:rFonts w:ascii="Consolas" w:eastAsia="Times New Roman" w:hAnsi="Consolas" w:cs="Times New Roman"/>
-          <w:color w:val="000000"/>
-          <w:sz w:val="21"/>
-          <w:szCs w:val="21"/>
-          <w:lang w:eastAsia="en-IN"/>
-        </w:rPr>
-        <w:t>=</w:t>
-      </w:r>
-      <w:r>
-        <w:rPr>
-          <w:rFonts w:ascii="Consolas" w:eastAsia="Times New Roman" w:hAnsi="Consolas" w:cs="Times New Roman"/>
-          <w:color w:val="3B3B3B"/>
-          <w:sz w:val="21"/>
-          <w:szCs w:val="21"/>
-          <w:lang w:eastAsia="en-IN"/>
-        </w:rPr>
-        <w:t xml:space="preserve"> </w:t>
-      </w:r>
-      <w:proofErr w:type="spellStart"/>
-      <w:r>
-        <w:rPr>
-          <w:rFonts w:ascii="Consolas" w:eastAsia="Times New Roman" w:hAnsi="Consolas" w:cs="Times New Roman"/>
-          <w:color w:val="001080"/>
-          <w:sz w:val="21"/>
-          <w:szCs w:val="21"/>
-          <w:lang w:eastAsia="en-IN"/>
-        </w:rPr>
-        <w:t>df</w:t>
-      </w:r>
-      <w:proofErr w:type="spellEnd"/>
-      <w:r>
-        <w:rPr>
-          <w:rFonts w:ascii="Consolas" w:eastAsia="Times New Roman" w:hAnsi="Consolas" w:cs="Times New Roman"/>
-          <w:color w:val="3B3B3B"/>
-          <w:sz w:val="21"/>
-          <w:szCs w:val="21"/>
-          <w:lang w:eastAsia="en-IN"/>
-        </w:rPr>
-        <w:t>[</w:t>
-      </w:r>
-      <w:r>
-        <w:rPr>
-          <w:rFonts w:ascii="Consolas" w:eastAsia="Times New Roman" w:hAnsi="Consolas" w:cs="Times New Roman"/>
-          <w:color w:val="A31515"/>
-          <w:sz w:val="21"/>
-          <w:szCs w:val="21"/>
-          <w:lang w:eastAsia="en-IN"/>
-        </w:rPr>
-        <w:t>'</w:t>
-      </w:r>
-      <w:proofErr w:type="spellStart"/>
-      <w:r>
-        <w:rPr>
-          <w:rFonts w:ascii="Consolas" w:eastAsia="Times New Roman" w:hAnsi="Consolas" w:cs="Times New Roman"/>
-          <w:color w:val="A31515"/>
-          <w:sz w:val="21"/>
-          <w:szCs w:val="21"/>
-          <w:lang w:eastAsia="en-IN"/>
-        </w:rPr>
-        <w:t>loan_status</w:t>
-      </w:r>
-      <w:proofErr w:type="spellEnd"/>
-      <w:r>
-        <w:rPr>
-          <w:rFonts w:ascii="Consolas" w:eastAsia="Times New Roman" w:hAnsi="Consolas" w:cs="Times New Roman"/>
-          <w:color w:val="A31515"/>
-          <w:sz w:val="21"/>
-          <w:szCs w:val="21"/>
-          <w:lang w:eastAsia="en-IN"/>
-        </w:rPr>
-        <w:t>'</w:t>
-      </w:r>
-      <w:r>
-        <w:rPr>
-          <w:rFonts w:ascii="Consolas" w:eastAsia="Times New Roman" w:hAnsi="Consolas" w:cs="Times New Roman"/>
-          <w:color w:val="3B3B3B"/>
-          <w:sz w:val="21"/>
-          <w:szCs w:val="21"/>
-          <w:lang w:eastAsia="en-IN"/>
-        </w:rPr>
-        <w:t>].</w:t>
-      </w:r>
-      <w:r>
-        <w:rPr>
-          <w:rFonts w:ascii="Consolas" w:eastAsia="Times New Roman" w:hAnsi="Consolas" w:cs="Times New Roman"/>
-          <w:color w:val="795E26"/>
-          <w:sz w:val="21"/>
-          <w:szCs w:val="21"/>
-          <w:lang w:eastAsia="en-IN"/>
-        </w:rPr>
-        <w:t>map</w:t>
-      </w:r>
-      <w:r>
-        <w:rPr>
-          <w:rFonts w:ascii="Consolas" w:eastAsia="Times New Roman" w:hAnsi="Consolas" w:cs="Times New Roman"/>
-          <w:color w:val="3B3B3B"/>
-          <w:sz w:val="21"/>
-          <w:szCs w:val="21"/>
-          <w:lang w:eastAsia="en-IN"/>
-        </w:rPr>
-        <w:t>({</w:t>
-      </w:r>
-      <w:r>
-        <w:rPr>
-          <w:rFonts w:ascii="Consolas" w:eastAsia="Times New Roman" w:hAnsi="Consolas" w:cs="Times New Roman"/>
-          <w:color w:val="A31515"/>
-          <w:sz w:val="21"/>
-          <w:szCs w:val="21"/>
-          <w:lang w:eastAsia="en-IN"/>
-        </w:rPr>
-        <w:t>'Y'</w:t>
-      </w:r>
-      <w:r>
-        <w:rPr>
-          <w:rFonts w:ascii="Consolas" w:eastAsia="Times New Roman" w:hAnsi="Consolas" w:cs="Times New Roman"/>
-          <w:color w:val="3B3B3B"/>
-          <w:sz w:val="21"/>
-          <w:szCs w:val="21"/>
-          <w:lang w:eastAsia="en-IN"/>
-        </w:rPr>
-        <w:t>:</w:t>
-      </w:r>
-      <w:r>
-        <w:rPr>
-          <w:rFonts w:ascii="Consolas" w:eastAsia="Times New Roman" w:hAnsi="Consolas" w:cs="Times New Roman"/>
-          <w:color w:val="098658"/>
-          <w:sz w:val="21"/>
-          <w:szCs w:val="21"/>
-          <w:lang w:eastAsia="en-IN"/>
-        </w:rPr>
-        <w:t>1</w:t>
-      </w:r>
-      <w:r>
-        <w:rPr>
-          <w:rFonts w:ascii="Consolas" w:eastAsia="Times New Roman" w:hAnsi="Consolas" w:cs="Times New Roman"/>
-          <w:color w:val="3B3B3B"/>
-          <w:sz w:val="21"/>
-          <w:szCs w:val="21"/>
-          <w:lang w:eastAsia="en-IN"/>
-        </w:rPr>
-        <w:t>,</w:t>
-      </w:r>
-      <w:r>
-        <w:rPr>
-          <w:rFonts w:ascii="Consolas" w:eastAsia="Times New Roman" w:hAnsi="Consolas" w:cs="Times New Roman"/>
-          <w:color w:val="A31515"/>
-          <w:sz w:val="21"/>
-          <w:szCs w:val="21"/>
-          <w:lang w:eastAsia="en-IN"/>
-        </w:rPr>
-        <w:t>'N'</w:t>
-      </w:r>
-      <w:r>
-        <w:rPr>
-          <w:rFonts w:ascii="Consolas" w:eastAsia="Times New Roman" w:hAnsi="Consolas" w:cs="Times New Roman"/>
-          <w:color w:val="3B3B3B"/>
-          <w:sz w:val="21"/>
-          <w:szCs w:val="21"/>
-          <w:lang w:eastAsia="en-IN"/>
-        </w:rPr>
-        <w:t>:</w:t>
-      </w:r>
-      <w:r>
-        <w:rPr>
-          <w:rFonts w:ascii="Consolas" w:eastAsia="Times New Roman" w:hAnsi="Consolas" w:cs="Times New Roman"/>
-          <w:color w:val="098658"/>
-          <w:sz w:val="21"/>
-          <w:szCs w:val="21"/>
-          <w:lang w:eastAsia="en-IN"/>
-        </w:rPr>
-        <w:t>0</w:t>
-      </w:r>
-      <w:r>
-        <w:rPr>
-          <w:rFonts w:ascii="Consolas" w:eastAsia="Times New Roman" w:hAnsi="Consolas" w:cs="Times New Roman"/>
-          <w:color w:val="3B3B3B"/>
-          <w:sz w:val="21"/>
-          <w:szCs w:val="21"/>
-          <w:lang w:eastAsia="en-IN"/>
-        </w:rPr>
-        <w:t>})</w:t>
+        <w:t>loan</w:t>
       </w:r>
     </w:p>
     <w:p>
@@ -13087,212 +12987,6 @@
           <w:lang w:eastAsia="en-IN"/>
         </w:rPr>
       </w:pPr>
-      <w:r>
-        <w:rPr>
-          <w:rFonts w:ascii="Consolas" w:eastAsia="Times New Roman" w:hAnsi="Consolas" w:cs="Times New Roman"/>
-          <w:color w:val="3B3B3B"/>
-          <w:sz w:val="21"/>
-          <w:szCs w:val="21"/>
-          <w:lang w:eastAsia="en-IN"/>
-        </w:rPr>
-        <w:t xml:space="preserve">    </w:t>
-      </w:r>
-      <w:r>
-        <w:rPr>
-          <w:rFonts w:ascii="Consolas" w:eastAsia="Times New Roman" w:hAnsi="Consolas" w:cs="Times New Roman"/>
-          <w:color w:val="0070C1"/>
-          <w:sz w:val="21"/>
-          <w:szCs w:val="21"/>
-          <w:lang w:eastAsia="en-IN"/>
-        </w:rPr>
-        <w:t>X</w:t>
-      </w:r>
-      <w:r>
-        <w:rPr>
-          <w:rFonts w:ascii="Consolas" w:eastAsia="Times New Roman" w:hAnsi="Consolas" w:cs="Times New Roman"/>
-          <w:color w:val="3B3B3B"/>
-          <w:sz w:val="21"/>
-          <w:szCs w:val="21"/>
-          <w:lang w:eastAsia="en-IN"/>
-        </w:rPr>
-        <w:t xml:space="preserve"> </w:t>
-      </w:r>
-      <w:r>
-        <w:rPr>
-          <w:rFonts w:ascii="Consolas" w:eastAsia="Times New Roman" w:hAnsi="Consolas" w:cs="Times New Roman"/>
-          <w:color w:val="000000"/>
-          <w:sz w:val="21"/>
-          <w:szCs w:val="21"/>
-          <w:lang w:eastAsia="en-IN"/>
-        </w:rPr>
-        <w:t>=</w:t>
-      </w:r>
-      <w:r>
-        <w:rPr>
-          <w:rFonts w:ascii="Consolas" w:eastAsia="Times New Roman" w:hAnsi="Consolas" w:cs="Times New Roman"/>
-          <w:color w:val="3B3B3B"/>
-          <w:sz w:val="21"/>
-          <w:szCs w:val="21"/>
-          <w:lang w:eastAsia="en-IN"/>
-        </w:rPr>
-        <w:t xml:space="preserve"> </w:t>
-      </w:r>
-      <w:proofErr w:type="spellStart"/>
-      <w:proofErr w:type="gramStart"/>
-      <w:r>
-        <w:rPr>
-          <w:rFonts w:ascii="Consolas" w:eastAsia="Times New Roman" w:hAnsi="Consolas" w:cs="Times New Roman"/>
-          <w:color w:val="001080"/>
-          <w:sz w:val="21"/>
-          <w:szCs w:val="21"/>
-          <w:lang w:eastAsia="en-IN"/>
-        </w:rPr>
-        <w:t>df</w:t>
-      </w:r>
-      <w:r>
-        <w:rPr>
-          <w:rFonts w:ascii="Consolas" w:eastAsia="Times New Roman" w:hAnsi="Consolas" w:cs="Times New Roman"/>
-          <w:color w:val="3B3B3B"/>
-          <w:sz w:val="21"/>
-          <w:szCs w:val="21"/>
-          <w:lang w:eastAsia="en-IN"/>
-        </w:rPr>
-        <w:t>.</w:t>
-      </w:r>
-      <w:r>
-        <w:rPr>
-          <w:rFonts w:ascii="Consolas" w:eastAsia="Times New Roman" w:hAnsi="Consolas" w:cs="Times New Roman"/>
-          <w:color w:val="795E26"/>
-          <w:sz w:val="21"/>
-          <w:szCs w:val="21"/>
-          <w:lang w:eastAsia="en-IN"/>
-        </w:rPr>
-        <w:t>drop</w:t>
-      </w:r>
-      <w:proofErr w:type="spellEnd"/>
-      <w:r>
-        <w:rPr>
-          <w:rFonts w:ascii="Consolas" w:eastAsia="Times New Roman" w:hAnsi="Consolas" w:cs="Times New Roman"/>
-          <w:color w:val="3B3B3B"/>
-          <w:sz w:val="21"/>
-          <w:szCs w:val="21"/>
-          <w:lang w:eastAsia="en-IN"/>
-        </w:rPr>
-        <w:t>(</w:t>
-      </w:r>
-      <w:proofErr w:type="gramEnd"/>
-      <w:r>
-        <w:rPr>
-          <w:rFonts w:ascii="Consolas" w:eastAsia="Times New Roman" w:hAnsi="Consolas" w:cs="Times New Roman"/>
-          <w:color w:val="3B3B3B"/>
-          <w:sz w:val="21"/>
-          <w:szCs w:val="21"/>
-          <w:lang w:eastAsia="en-IN"/>
-        </w:rPr>
-        <w:t>[</w:t>
-      </w:r>
-      <w:r>
-        <w:rPr>
-          <w:rFonts w:ascii="Consolas" w:eastAsia="Times New Roman" w:hAnsi="Consolas" w:cs="Times New Roman"/>
-          <w:color w:val="A31515"/>
-          <w:sz w:val="21"/>
-          <w:szCs w:val="21"/>
-          <w:lang w:eastAsia="en-IN"/>
-        </w:rPr>
-        <w:t>'id'</w:t>
-      </w:r>
-      <w:r>
-        <w:rPr>
-          <w:rFonts w:ascii="Consolas" w:eastAsia="Times New Roman" w:hAnsi="Consolas" w:cs="Times New Roman"/>
-          <w:color w:val="3B3B3B"/>
-          <w:sz w:val="21"/>
-          <w:szCs w:val="21"/>
-          <w:lang w:eastAsia="en-IN"/>
-        </w:rPr>
-        <w:t>,</w:t>
-      </w:r>
-      <w:r>
-        <w:rPr>
-          <w:rFonts w:ascii="Consolas" w:eastAsia="Times New Roman" w:hAnsi="Consolas" w:cs="Times New Roman"/>
-          <w:color w:val="A31515"/>
-          <w:sz w:val="21"/>
-          <w:szCs w:val="21"/>
-          <w:lang w:eastAsia="en-IN"/>
-        </w:rPr>
-        <w:t>'</w:t>
-      </w:r>
-      <w:proofErr w:type="spellStart"/>
-      <w:r>
-        <w:rPr>
-          <w:rFonts w:ascii="Consolas" w:eastAsia="Times New Roman" w:hAnsi="Consolas" w:cs="Times New Roman"/>
-          <w:color w:val="A31515"/>
-          <w:sz w:val="21"/>
-          <w:szCs w:val="21"/>
-          <w:lang w:eastAsia="en-IN"/>
-        </w:rPr>
-        <w:t>loan_status</w:t>
-      </w:r>
-      <w:proofErr w:type="spellEnd"/>
-      <w:r>
-        <w:rPr>
-          <w:rFonts w:ascii="Consolas" w:eastAsia="Times New Roman" w:hAnsi="Consolas" w:cs="Times New Roman"/>
-          <w:color w:val="A31515"/>
-          <w:sz w:val="21"/>
-          <w:szCs w:val="21"/>
-          <w:lang w:eastAsia="en-IN"/>
-        </w:rPr>
-        <w:t>'</w:t>
-      </w:r>
-      <w:r>
-        <w:rPr>
-          <w:rFonts w:ascii="Consolas" w:eastAsia="Times New Roman" w:hAnsi="Consolas" w:cs="Times New Roman"/>
-          <w:color w:val="3B3B3B"/>
-          <w:sz w:val="21"/>
-          <w:szCs w:val="21"/>
-          <w:lang w:eastAsia="en-IN"/>
-        </w:rPr>
-        <w:t xml:space="preserve">], </w:t>
-      </w:r>
-      <w:r>
-        <w:rPr>
-          <w:rFonts w:ascii="Consolas" w:eastAsia="Times New Roman" w:hAnsi="Consolas" w:cs="Times New Roman"/>
-          <w:color w:val="001080"/>
-          <w:sz w:val="21"/>
-          <w:szCs w:val="21"/>
-          <w:lang w:eastAsia="en-IN"/>
-        </w:rPr>
-        <w:t>axis</w:t>
-      </w:r>
-      <w:r>
-        <w:rPr>
-          <w:rFonts w:ascii="Consolas" w:eastAsia="Times New Roman" w:hAnsi="Consolas" w:cs="Times New Roman"/>
-          <w:color w:val="000000"/>
-          <w:sz w:val="21"/>
-          <w:szCs w:val="21"/>
-          <w:lang w:eastAsia="en-IN"/>
-        </w:rPr>
-        <w:t>=</w:t>
-      </w:r>
-      <w:r>
-        <w:rPr>
-          <w:rFonts w:ascii="Consolas" w:eastAsia="Times New Roman" w:hAnsi="Consolas" w:cs="Times New Roman"/>
-          <w:color w:val="098658"/>
-          <w:sz w:val="21"/>
-          <w:szCs w:val="21"/>
-          <w:lang w:eastAsia="en-IN"/>
-        </w:rPr>
-        <w:t>1</w:t>
-      </w:r>
-      <w:r>
-        <w:rPr>
-          <w:rFonts w:ascii="Consolas" w:eastAsia="Times New Roman" w:hAnsi="Consolas" w:cs="Times New Roman"/>
-          <w:color w:val="3B3B3B"/>
-          <w:sz w:val="21"/>
-          <w:szCs w:val="21"/>
-          <w:lang w:eastAsia="en-IN"/>
-        </w:rPr>
-        <w:t>)</w:t>
-      </w:r>
     </w:p>
     <w:p>
       <w:pPr>
@@ -13309,118 +13003,12 @@
       <w:r>
         <w:rPr>
           <w:rFonts w:ascii="Consolas" w:eastAsia="Times New Roman" w:hAnsi="Consolas" w:cs="Times New Roman"/>
-          <w:color w:val="3B3B3B"/>
-          <w:sz w:val="21"/>
-          <w:szCs w:val="21"/>
-          <w:lang w:eastAsia="en-IN"/>
-        </w:rPr>
-        <w:t xml:space="preserve">    </w:t>
-      </w:r>
-      <w:r>
-        <w:rPr>
-          <w:rFonts w:ascii="Consolas" w:eastAsia="Times New Roman" w:hAnsi="Consolas" w:cs="Times New Roman"/>
-          <w:color w:val="001080"/>
-          <w:sz w:val="21"/>
-          <w:szCs w:val="21"/>
-          <w:lang w:eastAsia="en-IN"/>
-        </w:rPr>
-        <w:t>y</w:t>
-      </w:r>
-      <w:r>
-        <w:rPr>
-          <w:rFonts w:ascii="Consolas" w:eastAsia="Times New Roman" w:hAnsi="Consolas" w:cs="Times New Roman"/>
-          <w:color w:val="3B3B3B"/>
-          <w:sz w:val="21"/>
-          <w:szCs w:val="21"/>
-          <w:lang w:eastAsia="en-IN"/>
-        </w:rPr>
-        <w:t xml:space="preserve"> </w:t>
-      </w:r>
-      <w:r>
-        <w:rPr>
-          <w:rFonts w:ascii="Consolas" w:eastAsia="Times New Roman" w:hAnsi="Consolas" w:cs="Times New Roman"/>
-          <w:color w:val="000000"/>
-          <w:sz w:val="21"/>
-          <w:szCs w:val="21"/>
-          <w:lang w:eastAsia="en-IN"/>
-        </w:rPr>
-        <w:t>=</w:t>
-      </w:r>
-      <w:r>
-        <w:rPr>
-          <w:rFonts w:ascii="Consolas" w:eastAsia="Times New Roman" w:hAnsi="Consolas" w:cs="Times New Roman"/>
-          <w:color w:val="3B3B3B"/>
-          <w:sz w:val="21"/>
-          <w:szCs w:val="21"/>
-          <w:lang w:eastAsia="en-IN"/>
-        </w:rPr>
-        <w:t xml:space="preserve"> </w:t>
-      </w:r>
-      <w:proofErr w:type="spellStart"/>
-      <w:proofErr w:type="gramStart"/>
-      <w:r>
-        <w:rPr>
-          <w:rFonts w:ascii="Consolas" w:eastAsia="Times New Roman" w:hAnsi="Consolas" w:cs="Times New Roman"/>
-          <w:color w:val="001080"/>
-          <w:sz w:val="21"/>
-          <w:szCs w:val="21"/>
-          <w:lang w:eastAsia="en-IN"/>
-        </w:rPr>
-        <w:t>df</w:t>
-      </w:r>
-      <w:proofErr w:type="spellEnd"/>
-      <w:r>
-        <w:rPr>
-          <w:rFonts w:ascii="Consolas" w:eastAsia="Times New Roman" w:hAnsi="Consolas" w:cs="Times New Roman"/>
-          <w:color w:val="3B3B3B"/>
-          <w:sz w:val="21"/>
-          <w:szCs w:val="21"/>
-          <w:lang w:eastAsia="en-IN"/>
-        </w:rPr>
-        <w:t>[</w:t>
-      </w:r>
-      <w:proofErr w:type="gramEnd"/>
-      <w:r>
-        <w:rPr>
-          <w:rFonts w:ascii="Consolas" w:eastAsia="Times New Roman" w:hAnsi="Consolas" w:cs="Times New Roman"/>
-          <w:color w:val="A31515"/>
-          <w:sz w:val="21"/>
-          <w:szCs w:val="21"/>
-          <w:lang w:eastAsia="en-IN"/>
-        </w:rPr>
-        <w:t>'</w:t>
-      </w:r>
-      <w:proofErr w:type="spellStart"/>
-      <w:r>
-        <w:rPr>
-          <w:rFonts w:ascii="Consolas" w:eastAsia="Times New Roman" w:hAnsi="Consolas" w:cs="Times New Roman"/>
-          <w:color w:val="A31515"/>
-          <w:sz w:val="21"/>
-          <w:szCs w:val="21"/>
-          <w:lang w:eastAsia="en-IN"/>
-        </w:rPr>
-        <w:t>loan_status</w:t>
-      </w:r>
-      <w:proofErr w:type="spellEnd"/>
-      <w:r>
-        <w:rPr>
-          <w:rFonts w:ascii="Consolas" w:eastAsia="Times New Roman" w:hAnsi="Consolas" w:cs="Times New Roman"/>
-          <w:color w:val="A31515"/>
-          <w:sz w:val="21"/>
-          <w:szCs w:val="21"/>
-          <w:lang w:eastAsia="en-IN"/>
-        </w:rPr>
-        <w:t>'</w:t>
-      </w:r>
-      <w:r>
-        <w:rPr>
-          <w:rFonts w:ascii="Consolas" w:eastAsia="Times New Roman" w:hAnsi="Consolas" w:cs="Times New Roman"/>
-          <w:color w:val="3B3B3B"/>
-          <w:sz w:val="21"/>
-          <w:szCs w:val="21"/>
-          <w:lang w:eastAsia="en-IN"/>
-        </w:rPr>
-        <w:t>]</w:t>
+          <w:color w:val="008000"/>
+          <w:sz w:val="21"/>
+          <w:szCs w:val="21"/>
+          <w:lang w:eastAsia="en-IN"/>
+        </w:rPr>
+        <w:t># Predict</w:t>
       </w:r>
     </w:p>
     <w:p>
@@ -13435,6 +13023,70 @@
           <w:lang w:eastAsia="en-IN"/>
         </w:rPr>
       </w:pPr>
+      <w:proofErr w:type="gramStart"/>
+      <w:r>
+        <w:rPr>
+          <w:rFonts w:ascii="Consolas" w:eastAsia="Times New Roman" w:hAnsi="Consolas" w:cs="Times New Roman"/>
+          <w:color w:val="795E26"/>
+          <w:sz w:val="21"/>
+          <w:szCs w:val="21"/>
+          <w:lang w:eastAsia="en-IN"/>
+        </w:rPr>
+        <w:t>@</w:t>
+      </w:r>
+      <w:proofErr w:type="spellStart"/>
+      <w:r>
+        <w:rPr>
+          <w:rFonts w:ascii="Consolas" w:eastAsia="Times New Roman" w:hAnsi="Consolas" w:cs="Times New Roman"/>
+          <w:color w:val="001080"/>
+          <w:sz w:val="21"/>
+          <w:szCs w:val="21"/>
+          <w:lang w:eastAsia="en-IN"/>
+        </w:rPr>
+        <w:t>app</w:t>
+      </w:r>
+      <w:r>
+        <w:rPr>
+          <w:rFonts w:ascii="Consolas" w:eastAsia="Times New Roman" w:hAnsi="Consolas" w:cs="Times New Roman"/>
+          <w:color w:val="795E26"/>
+          <w:sz w:val="21"/>
+          <w:szCs w:val="21"/>
+          <w:lang w:eastAsia="en-IN"/>
+        </w:rPr>
+        <w:t>.post</w:t>
+      </w:r>
+      <w:proofErr w:type="spellEnd"/>
+      <w:r>
+        <w:rPr>
+          <w:rFonts w:ascii="Consolas" w:eastAsia="Times New Roman" w:hAnsi="Consolas" w:cs="Times New Roman"/>
+          <w:color w:val="3B3B3B"/>
+          <w:sz w:val="21"/>
+          <w:szCs w:val="21"/>
+          <w:lang w:eastAsia="en-IN"/>
+        </w:rPr>
+        <w:t>(</w:t>
+      </w:r>
+      <w:proofErr w:type="gramEnd"/>
+      <w:r>
+        <w:rPr>
+          <w:rFonts w:ascii="Consolas" w:eastAsia="Times New Roman" w:hAnsi="Consolas" w:cs="Times New Roman"/>
+          <w:color w:val="A31515"/>
+          <w:sz w:val="21"/>
+          <w:szCs w:val="21"/>
+          <w:lang w:eastAsia="en-IN"/>
+        </w:rPr>
+        <w:t>"/predict/"</w:t>
+      </w:r>
+      <w:r>
+        <w:rPr>
+          <w:rFonts w:ascii="Consolas" w:eastAsia="Times New Roman" w:hAnsi="Consolas" w:cs="Times New Roman"/>
+          <w:color w:val="3B3B3B"/>
+          <w:sz w:val="21"/>
+          <w:szCs w:val="21"/>
+          <w:lang w:eastAsia="en-IN"/>
+        </w:rPr>
+        <w:t>)</w:t>
+      </w:r>
     </w:p>
     <w:p>
       <w:pPr>
@@ -13448,26 +13100,20 @@
           <w:lang w:eastAsia="en-IN"/>
         </w:rPr>
       </w:pPr>
-      <w:r>
-        <w:rPr>
-          <w:rFonts w:ascii="Consolas" w:eastAsia="Times New Roman" w:hAnsi="Consolas" w:cs="Times New Roman"/>
-          <w:color w:val="3B3B3B"/>
-          <w:sz w:val="21"/>
-          <w:szCs w:val="21"/>
-          <w:lang w:eastAsia="en-IN"/>
-        </w:rPr>
-        <w:t xml:space="preserve">    </w:t>
-      </w:r>
-      <w:r>
-        <w:rPr>
-          <w:rFonts w:ascii="Consolas" w:eastAsia="Times New Roman" w:hAnsi="Consolas" w:cs="Times New Roman"/>
-          <w:color w:val="0070C1"/>
-          <w:sz w:val="21"/>
-          <w:szCs w:val="21"/>
-          <w:lang w:eastAsia="en-IN"/>
-        </w:rPr>
-        <w:t>X</w:t>
-      </w:r>
+      <w:proofErr w:type="spellStart"/>
+      <w:proofErr w:type="gramStart"/>
+      <w:r>
+        <w:rPr>
+          <w:rFonts w:ascii="Consolas" w:eastAsia="Times New Roman" w:hAnsi="Consolas" w:cs="Times New Roman"/>
+          <w:color w:val="0000FF"/>
+          <w:sz w:val="21"/>
+          <w:szCs w:val="21"/>
+          <w:lang w:eastAsia="en-IN"/>
+        </w:rPr>
+        <w:t>def</w:t>
+      </w:r>
+      <w:proofErr w:type="spellEnd"/>
+      <w:proofErr w:type="gramEnd"/>
       <w:r>
         <w:rPr>
           <w:rFonts w:ascii="Consolas" w:eastAsia="Times New Roman" w:hAnsi="Consolas" w:cs="Times New Roman"/>
@@ -13481,35 +13127,13 @@
       <w:r>
         <w:rPr>
           <w:rFonts w:ascii="Consolas" w:eastAsia="Times New Roman" w:hAnsi="Consolas" w:cs="Times New Roman"/>
-          <w:color w:val="000000"/>
-          <w:sz w:val="21"/>
-          <w:szCs w:val="21"/>
-          <w:lang w:eastAsia="en-IN"/>
-        </w:rPr>
-        <w:t>=</w:t>
-      </w:r>
-      <w:r>
-        <w:rPr>
-          <w:rFonts w:ascii="Consolas" w:eastAsia="Times New Roman" w:hAnsi="Consolas" w:cs="Times New Roman"/>
-          <w:color w:val="3B3B3B"/>
-          <w:sz w:val="21"/>
-          <w:szCs w:val="21"/>
-          <w:lang w:eastAsia="en-IN"/>
-        </w:rPr>
-        <w:t xml:space="preserve"> </w:t>
-      </w:r>
-      <w:proofErr w:type="spellStart"/>
-      <w:r>
-        <w:rPr>
-          <w:rFonts w:ascii="Consolas" w:eastAsia="Times New Roman" w:hAnsi="Consolas" w:cs="Times New Roman"/>
           <w:color w:val="795E26"/>
           <w:sz w:val="21"/>
           <w:szCs w:val="21"/>
           <w:lang w:eastAsia="en-IN"/>
         </w:rPr>
-        <w:t>preprocess</w:t>
-      </w:r>
-      <w:proofErr w:type="spellEnd"/>
+        <w:t>predict</w:t>
+      </w:r>
       <w:r>
         <w:rPr>
           <w:rFonts w:ascii="Consolas" w:eastAsia="Times New Roman" w:hAnsi="Consolas" w:cs="Times New Roman"/>
@@ -13523,62 +13147,44 @@
       <w:r>
         <w:rPr>
           <w:rFonts w:ascii="Consolas" w:eastAsia="Times New Roman" w:hAnsi="Consolas" w:cs="Times New Roman"/>
-          <w:color w:val="0070C1"/>
-          <w:sz w:val="21"/>
-          <w:szCs w:val="21"/>
-          <w:lang w:eastAsia="en-IN"/>
-        </w:rPr>
-        <w:t>X</w:t>
-      </w:r>
-      <w:r>
-        <w:rPr>
-          <w:rFonts w:ascii="Consolas" w:eastAsia="Times New Roman" w:hAnsi="Consolas" w:cs="Times New Roman"/>
-          <w:color w:val="3B3B3B"/>
-          <w:sz w:val="21"/>
-          <w:szCs w:val="21"/>
-          <w:lang w:eastAsia="en-IN"/>
-        </w:rPr>
-        <w:t xml:space="preserve">, </w:t>
-      </w:r>
-      <w:r>
-        <w:rPr>
-          <w:rFonts w:ascii="Consolas" w:eastAsia="Times New Roman" w:hAnsi="Consolas" w:cs="Times New Roman"/>
           <w:color w:val="001080"/>
           <w:sz w:val="21"/>
           <w:szCs w:val="21"/>
           <w:lang w:eastAsia="en-IN"/>
         </w:rPr>
-        <w:t>fit</w:t>
-      </w:r>
-      <w:r>
-        <w:rPr>
-          <w:rFonts w:ascii="Consolas" w:eastAsia="Times New Roman" w:hAnsi="Consolas" w:cs="Times New Roman"/>
-          <w:color w:val="000000"/>
-          <w:sz w:val="21"/>
-          <w:szCs w:val="21"/>
-          <w:lang w:eastAsia="en-IN"/>
-        </w:rPr>
-        <w:t>=</w:t>
-      </w:r>
-      <w:r>
-        <w:rPr>
-          <w:rFonts w:ascii="Consolas" w:eastAsia="Times New Roman" w:hAnsi="Consolas" w:cs="Times New Roman"/>
-          <w:color w:val="0000FF"/>
-          <w:sz w:val="21"/>
-          <w:szCs w:val="21"/>
-          <w:lang w:eastAsia="en-IN"/>
-        </w:rPr>
-        <w:t>True</w:t>
-      </w:r>
-      <w:r>
-        <w:rPr>
-          <w:rFonts w:ascii="Consolas" w:eastAsia="Times New Roman" w:hAnsi="Consolas" w:cs="Times New Roman"/>
-          <w:color w:val="3B3B3B"/>
-          <w:sz w:val="21"/>
-          <w:szCs w:val="21"/>
-          <w:lang w:eastAsia="en-IN"/>
-        </w:rPr>
-        <w:t>)</w:t>
+        <w:t>data</w:t>
+      </w:r>
+      <w:r>
+        <w:rPr>
+          <w:rFonts w:ascii="Consolas" w:eastAsia="Times New Roman" w:hAnsi="Consolas" w:cs="Times New Roman"/>
+          <w:color w:val="3B3B3B"/>
+          <w:sz w:val="21"/>
+          <w:szCs w:val="21"/>
+          <w:lang w:eastAsia="en-IN"/>
+        </w:rPr>
+        <w:t xml:space="preserve">: </w:t>
+      </w:r>
+      <w:proofErr w:type="spellStart"/>
+      <w:r>
+        <w:rPr>
+          <w:rFonts w:ascii="Consolas" w:eastAsia="Times New Roman" w:hAnsi="Consolas" w:cs="Times New Roman"/>
+          <w:color w:val="267F99"/>
+          <w:sz w:val="21"/>
+          <w:szCs w:val="21"/>
+          <w:lang w:eastAsia="en-IN"/>
+        </w:rPr>
+        <w:t>dict</w:t>
+      </w:r>
+      <w:proofErr w:type="spellEnd"/>
+      <w:r>
+        <w:rPr>
+          <w:rFonts w:ascii="Consolas" w:eastAsia="Times New Roman" w:hAnsi="Consolas" w:cs="Times New Roman"/>
+          <w:color w:val="3B3B3B"/>
+          <w:sz w:val="21"/>
+          <w:szCs w:val="21"/>
+          <w:lang w:eastAsia="en-IN"/>
+        </w:rPr>
+        <w:t>):</w:t>
       </w:r>
     </w:p>
     <w:p>
@@ -13593,6 +13199,48 @@
           <w:lang w:eastAsia="en-IN"/>
         </w:rPr>
       </w:pPr>
+      <w:r>
+        <w:rPr>
+          <w:rFonts w:ascii="Consolas" w:eastAsia="Times New Roman" w:hAnsi="Consolas" w:cs="Times New Roman"/>
+          <w:color w:val="3B3B3B"/>
+          <w:sz w:val="21"/>
+          <w:szCs w:val="21"/>
+          <w:lang w:eastAsia="en-IN"/>
+        </w:rPr>
+        <w:t xml:space="preserve">    </w:t>
+      </w:r>
+      <w:proofErr w:type="gramStart"/>
+      <w:r>
+        <w:rPr>
+          <w:rFonts w:ascii="Consolas" w:eastAsia="Times New Roman" w:hAnsi="Consolas" w:cs="Times New Roman"/>
+          <w:color w:val="0000FF"/>
+          <w:sz w:val="21"/>
+          <w:szCs w:val="21"/>
+          <w:lang w:eastAsia="en-IN"/>
+        </w:rPr>
+        <w:t>global</w:t>
+      </w:r>
+      <w:proofErr w:type="gramEnd"/>
+      <w:r>
+        <w:rPr>
+          <w:rFonts w:ascii="Consolas" w:eastAsia="Times New Roman" w:hAnsi="Consolas" w:cs="Times New Roman"/>
+          <w:color w:val="3B3B3B"/>
+          <w:sz w:val="21"/>
+          <w:szCs w:val="21"/>
+          <w:lang w:eastAsia="en-IN"/>
+        </w:rPr>
+        <w:t xml:space="preserve"> </w:t>
+      </w:r>
+      <w:r>
+        <w:rPr>
+          <w:rFonts w:ascii="Consolas" w:eastAsia="Times New Roman" w:hAnsi="Consolas" w:cs="Times New Roman"/>
+          <w:color w:val="001080"/>
+          <w:sz w:val="21"/>
+          <w:szCs w:val="21"/>
+          <w:lang w:eastAsia="en-IN"/>
+        </w:rPr>
+        <w:t>model</w:t>
+      </w:r>
     </w:p>
     <w:p>
       <w:pPr>
@@ -13617,6 +13265,7 @@
         <w:t xml:space="preserve">    </w:t>
       </w:r>
       <w:proofErr w:type="spellStart"/>
+      <w:proofErr w:type="gramStart"/>
       <w:r>
         <w:rPr>
           <w:rFonts w:ascii="Consolas" w:eastAsia="Times New Roman" w:hAnsi="Consolas" w:cs="Times New Roman"/>
@@ -13625,18 +13274,81 @@
           <w:szCs w:val="21"/>
           <w:lang w:eastAsia="en-IN"/>
         </w:rPr>
-        <w:t>X_train</w:t>
-      </w:r>
-      <w:proofErr w:type="gramStart"/>
-      <w:r>
-        <w:rPr>
-          <w:rFonts w:ascii="Consolas" w:eastAsia="Times New Roman" w:hAnsi="Consolas" w:cs="Times New Roman"/>
-          <w:color w:val="3B3B3B"/>
-          <w:sz w:val="21"/>
-          <w:szCs w:val="21"/>
-          <w:lang w:eastAsia="en-IN"/>
-        </w:rPr>
-        <w:t>,</w:t>
+        <w:t>df</w:t>
+      </w:r>
+      <w:proofErr w:type="spellEnd"/>
+      <w:proofErr w:type="gramEnd"/>
+      <w:r>
+        <w:rPr>
+          <w:rFonts w:ascii="Consolas" w:eastAsia="Times New Roman" w:hAnsi="Consolas" w:cs="Times New Roman"/>
+          <w:color w:val="3B3B3B"/>
+          <w:sz w:val="21"/>
+          <w:szCs w:val="21"/>
+          <w:lang w:eastAsia="en-IN"/>
+        </w:rPr>
+        <w:t xml:space="preserve"> </w:t>
+      </w:r>
+      <w:r>
+        <w:rPr>
+          <w:rFonts w:ascii="Consolas" w:eastAsia="Times New Roman" w:hAnsi="Consolas" w:cs="Times New Roman"/>
+          <w:color w:val="000000"/>
+          <w:sz w:val="21"/>
+          <w:szCs w:val="21"/>
+          <w:lang w:eastAsia="en-IN"/>
+        </w:rPr>
+        <w:t>=</w:t>
+      </w:r>
+      <w:r>
+        <w:rPr>
+          <w:rFonts w:ascii="Consolas" w:eastAsia="Times New Roman" w:hAnsi="Consolas" w:cs="Times New Roman"/>
+          <w:color w:val="3B3B3B"/>
+          <w:sz w:val="21"/>
+          <w:szCs w:val="21"/>
+          <w:lang w:eastAsia="en-IN"/>
+        </w:rPr>
+        <w:t xml:space="preserve"> </w:t>
+      </w:r>
+      <w:proofErr w:type="spellStart"/>
+      <w:r>
+        <w:rPr>
+          <w:rFonts w:ascii="Consolas" w:eastAsia="Times New Roman" w:hAnsi="Consolas" w:cs="Times New Roman"/>
+          <w:color w:val="267F99"/>
+          <w:sz w:val="21"/>
+          <w:szCs w:val="21"/>
+          <w:lang w:eastAsia="en-IN"/>
+        </w:rPr>
+        <w:t>pd</w:t>
+      </w:r>
+      <w:r>
+        <w:rPr>
+          <w:rFonts w:ascii="Consolas" w:eastAsia="Times New Roman" w:hAnsi="Consolas" w:cs="Times New Roman"/>
+          <w:color w:val="3B3B3B"/>
+          <w:sz w:val="21"/>
+          <w:szCs w:val="21"/>
+          <w:lang w:eastAsia="en-IN"/>
+        </w:rPr>
+        <w:t>.</w:t>
+      </w:r>
+      <w:r>
+        <w:rPr>
+          <w:rFonts w:ascii="Consolas" w:eastAsia="Times New Roman" w:hAnsi="Consolas" w:cs="Times New Roman"/>
+          <w:color w:val="267F99"/>
+          <w:sz w:val="21"/>
+          <w:szCs w:val="21"/>
+          <w:lang w:eastAsia="en-IN"/>
+        </w:rPr>
+        <w:t>DataFrame</w:t>
+      </w:r>
+      <w:proofErr w:type="spellEnd"/>
+      <w:r>
+        <w:rPr>
+          <w:rFonts w:ascii="Consolas" w:eastAsia="Times New Roman" w:hAnsi="Consolas" w:cs="Times New Roman"/>
+          <w:color w:val="3B3B3B"/>
+          <w:sz w:val="21"/>
+          <w:szCs w:val="21"/>
+          <w:lang w:eastAsia="en-IN"/>
+        </w:rPr>
+        <w:t>([</w:t>
       </w:r>
       <w:r>
         <w:rPr>
@@ -13646,193 +13358,17 @@
           <w:szCs w:val="21"/>
           <w:lang w:eastAsia="en-IN"/>
         </w:rPr>
-        <w:t>X</w:t>
-      </w:r>
-      <w:proofErr w:type="gramEnd"/>
-      <w:r>
-        <w:rPr>
-          <w:rFonts w:ascii="Consolas" w:eastAsia="Times New Roman" w:hAnsi="Consolas" w:cs="Times New Roman"/>
-          <w:color w:val="001080"/>
-          <w:sz w:val="21"/>
-          <w:szCs w:val="21"/>
-          <w:lang w:eastAsia="en-IN"/>
-        </w:rPr>
-        <w:t>_test</w:t>
-      </w:r>
-      <w:r>
-        <w:rPr>
-          <w:rFonts w:ascii="Consolas" w:eastAsia="Times New Roman" w:hAnsi="Consolas" w:cs="Times New Roman"/>
-          <w:color w:val="3B3B3B"/>
-          <w:sz w:val="21"/>
-          <w:szCs w:val="21"/>
-          <w:lang w:eastAsia="en-IN"/>
-        </w:rPr>
-        <w:t>,</w:t>
-      </w:r>
-      <w:r>
-        <w:rPr>
-          <w:rFonts w:ascii="Consolas" w:eastAsia="Times New Roman" w:hAnsi="Consolas" w:cs="Times New Roman"/>
-          <w:color w:val="001080"/>
-          <w:sz w:val="21"/>
-          <w:szCs w:val="21"/>
-          <w:lang w:eastAsia="en-IN"/>
-        </w:rPr>
-        <w:t>y_train</w:t>
-      </w:r>
-      <w:r>
-        <w:rPr>
-          <w:rFonts w:ascii="Consolas" w:eastAsia="Times New Roman" w:hAnsi="Consolas" w:cs="Times New Roman"/>
-          <w:color w:val="3B3B3B"/>
-          <w:sz w:val="21"/>
-          <w:szCs w:val="21"/>
-          <w:lang w:eastAsia="en-IN"/>
-        </w:rPr>
-        <w:t>,</w:t>
-      </w:r>
-      <w:r>
-        <w:rPr>
-          <w:rFonts w:ascii="Consolas" w:eastAsia="Times New Roman" w:hAnsi="Consolas" w:cs="Times New Roman"/>
-          <w:color w:val="001080"/>
-          <w:sz w:val="21"/>
-          <w:szCs w:val="21"/>
-          <w:lang w:eastAsia="en-IN"/>
-        </w:rPr>
-        <w:t>y_test</w:t>
-      </w:r>
-      <w:proofErr w:type="spellEnd"/>
-      <w:r>
-        <w:rPr>
-          <w:rFonts w:ascii="Consolas" w:eastAsia="Times New Roman" w:hAnsi="Consolas" w:cs="Times New Roman"/>
-          <w:color w:val="3B3B3B"/>
-          <w:sz w:val="21"/>
-          <w:szCs w:val="21"/>
-          <w:lang w:eastAsia="en-IN"/>
-        </w:rPr>
-        <w:t xml:space="preserve"> </w:t>
-      </w:r>
-      <w:r>
-        <w:rPr>
-          <w:rFonts w:ascii="Consolas" w:eastAsia="Times New Roman" w:hAnsi="Consolas" w:cs="Times New Roman"/>
-          <w:color w:val="000000"/>
-          <w:sz w:val="21"/>
-          <w:szCs w:val="21"/>
-          <w:lang w:eastAsia="en-IN"/>
-        </w:rPr>
-        <w:t>=</w:t>
-      </w:r>
-      <w:r>
-        <w:rPr>
-          <w:rFonts w:ascii="Consolas" w:eastAsia="Times New Roman" w:hAnsi="Consolas" w:cs="Times New Roman"/>
-          <w:color w:val="3B3B3B"/>
-          <w:sz w:val="21"/>
-          <w:szCs w:val="21"/>
-          <w:lang w:eastAsia="en-IN"/>
-        </w:rPr>
-        <w:t xml:space="preserve"> </w:t>
-      </w:r>
-      <w:proofErr w:type="spellStart"/>
-      <w:r>
-        <w:rPr>
-          <w:rFonts w:ascii="Consolas" w:eastAsia="Times New Roman" w:hAnsi="Consolas" w:cs="Times New Roman"/>
-          <w:color w:val="795E26"/>
-          <w:sz w:val="21"/>
-          <w:szCs w:val="21"/>
-          <w:lang w:eastAsia="en-IN"/>
-        </w:rPr>
-        <w:t>train_test_split</w:t>
-      </w:r>
-      <w:proofErr w:type="spellEnd"/>
-      <w:r>
-        <w:rPr>
-          <w:rFonts w:ascii="Consolas" w:eastAsia="Times New Roman" w:hAnsi="Consolas" w:cs="Times New Roman"/>
-          <w:color w:val="3B3B3B"/>
-          <w:sz w:val="21"/>
-          <w:szCs w:val="21"/>
-          <w:lang w:eastAsia="en-IN"/>
-        </w:rPr>
-        <w:t>(</w:t>
-      </w:r>
-      <w:proofErr w:type="spellStart"/>
-      <w:r>
-        <w:rPr>
-          <w:rFonts w:ascii="Consolas" w:eastAsia="Times New Roman" w:hAnsi="Consolas" w:cs="Times New Roman"/>
-          <w:color w:val="0070C1"/>
-          <w:sz w:val="21"/>
-          <w:szCs w:val="21"/>
-          <w:lang w:eastAsia="en-IN"/>
-        </w:rPr>
-        <w:t>X</w:t>
-      </w:r>
-      <w:r>
-        <w:rPr>
-          <w:rFonts w:ascii="Consolas" w:eastAsia="Times New Roman" w:hAnsi="Consolas" w:cs="Times New Roman"/>
-          <w:color w:val="3B3B3B"/>
-          <w:sz w:val="21"/>
-          <w:szCs w:val="21"/>
-          <w:lang w:eastAsia="en-IN"/>
-        </w:rPr>
-        <w:t>,</w:t>
-      </w:r>
-      <w:r>
-        <w:rPr>
-          <w:rFonts w:ascii="Consolas" w:eastAsia="Times New Roman" w:hAnsi="Consolas" w:cs="Times New Roman"/>
-          <w:color w:val="001080"/>
-          <w:sz w:val="21"/>
-          <w:szCs w:val="21"/>
-          <w:lang w:eastAsia="en-IN"/>
-        </w:rPr>
-        <w:t>y</w:t>
-      </w:r>
-      <w:r>
-        <w:rPr>
-          <w:rFonts w:ascii="Consolas" w:eastAsia="Times New Roman" w:hAnsi="Consolas" w:cs="Times New Roman"/>
-          <w:color w:val="3B3B3B"/>
-          <w:sz w:val="21"/>
-          <w:szCs w:val="21"/>
-          <w:lang w:eastAsia="en-IN"/>
-        </w:rPr>
-        <w:t>,</w:t>
-      </w:r>
-      <w:r>
-        <w:rPr>
-          <w:rFonts w:ascii="Consolas" w:eastAsia="Times New Roman" w:hAnsi="Consolas" w:cs="Times New Roman"/>
-          <w:color w:val="001080"/>
-          <w:sz w:val="21"/>
-          <w:szCs w:val="21"/>
-          <w:lang w:eastAsia="en-IN"/>
-        </w:rPr>
-        <w:t>test_size</w:t>
-      </w:r>
-      <w:proofErr w:type="spellEnd"/>
-      <w:r>
-        <w:rPr>
-          <w:rFonts w:ascii="Consolas" w:eastAsia="Times New Roman" w:hAnsi="Consolas" w:cs="Times New Roman"/>
-          <w:color w:val="000000"/>
-          <w:sz w:val="21"/>
-          <w:szCs w:val="21"/>
-          <w:lang w:eastAsia="en-IN"/>
-        </w:rPr>
-        <w:t>=</w:t>
-      </w:r>
-      <w:r>
-        <w:rPr>
-          <w:rFonts w:ascii="Consolas" w:eastAsia="Times New Roman" w:hAnsi="Consolas" w:cs="Times New Roman"/>
-          <w:color w:val="098658"/>
-          <w:sz w:val="21"/>
-          <w:szCs w:val="21"/>
-          <w:lang w:eastAsia="en-IN"/>
-        </w:rPr>
-        <w:t>0.2</w:t>
-      </w:r>
-      <w:r>
-        <w:rPr>
-          <w:rFonts w:ascii="Consolas" w:eastAsia="Times New Roman" w:hAnsi="Consolas" w:cs="Times New Roman"/>
-          <w:color w:val="3B3B3B"/>
-          <w:sz w:val="21"/>
-          <w:szCs w:val="21"/>
-          <w:lang w:eastAsia="en-IN"/>
-        </w:rPr>
-        <w:t>)</w:t>
+        <w:t>data</w:t>
+      </w:r>
+      <w:r>
+        <w:rPr>
+          <w:rFonts w:ascii="Consolas" w:eastAsia="Times New Roman" w:hAnsi="Consolas" w:cs="Times New Roman"/>
+          <w:color w:val="3B3B3B"/>
+          <w:sz w:val="21"/>
+          <w:szCs w:val="21"/>
+          <w:lang w:eastAsia="en-IN"/>
+        </w:rPr>
+        <w:t>])</w:t>
       </w:r>
     </w:p>
     <w:p>
@@ -13847,6 +13383,104 @@
           <w:lang w:eastAsia="en-IN"/>
         </w:rPr>
       </w:pPr>
+      <w:r>
+        <w:rPr>
+          <w:rFonts w:ascii="Consolas" w:eastAsia="Times New Roman" w:hAnsi="Consolas" w:cs="Times New Roman"/>
+          <w:color w:val="3B3B3B"/>
+          <w:sz w:val="21"/>
+          <w:szCs w:val="21"/>
+          <w:lang w:eastAsia="en-IN"/>
+        </w:rPr>
+        <w:t xml:space="preserve">    </w:t>
+      </w:r>
+      <w:proofErr w:type="spellStart"/>
+      <w:proofErr w:type="gramStart"/>
+      <w:r>
+        <w:rPr>
+          <w:rFonts w:ascii="Consolas" w:eastAsia="Times New Roman" w:hAnsi="Consolas" w:cs="Times New Roman"/>
+          <w:color w:val="001080"/>
+          <w:sz w:val="21"/>
+          <w:szCs w:val="21"/>
+          <w:lang w:eastAsia="en-IN"/>
+        </w:rPr>
+        <w:t>df</w:t>
+      </w:r>
+      <w:proofErr w:type="spellEnd"/>
+      <w:proofErr w:type="gramEnd"/>
+      <w:r>
+        <w:rPr>
+          <w:rFonts w:ascii="Consolas" w:eastAsia="Times New Roman" w:hAnsi="Consolas" w:cs="Times New Roman"/>
+          <w:color w:val="3B3B3B"/>
+          <w:sz w:val="21"/>
+          <w:szCs w:val="21"/>
+          <w:lang w:eastAsia="en-IN"/>
+        </w:rPr>
+        <w:t xml:space="preserve"> </w:t>
+      </w:r>
+      <w:r>
+        <w:rPr>
+          <w:rFonts w:ascii="Consolas" w:eastAsia="Times New Roman" w:hAnsi="Consolas" w:cs="Times New Roman"/>
+          <w:color w:val="000000"/>
+          <w:sz w:val="21"/>
+          <w:szCs w:val="21"/>
+          <w:lang w:eastAsia="en-IN"/>
+        </w:rPr>
+        <w:t>=</w:t>
+      </w:r>
+      <w:r>
+        <w:rPr>
+          <w:rFonts w:ascii="Consolas" w:eastAsia="Times New Roman" w:hAnsi="Consolas" w:cs="Times New Roman"/>
+          <w:color w:val="3B3B3B"/>
+          <w:sz w:val="21"/>
+          <w:szCs w:val="21"/>
+          <w:lang w:eastAsia="en-IN"/>
+        </w:rPr>
+        <w:t xml:space="preserve"> </w:t>
+      </w:r>
+      <w:proofErr w:type="spellStart"/>
+      <w:r>
+        <w:rPr>
+          <w:rFonts w:ascii="Consolas" w:eastAsia="Times New Roman" w:hAnsi="Consolas" w:cs="Times New Roman"/>
+          <w:color w:val="795E26"/>
+          <w:sz w:val="21"/>
+          <w:szCs w:val="21"/>
+          <w:lang w:eastAsia="en-IN"/>
+        </w:rPr>
+        <w:t>preprocess</w:t>
+      </w:r>
+      <w:proofErr w:type="spellEnd"/>
+      <w:r>
+        <w:rPr>
+          <w:rFonts w:ascii="Consolas" w:eastAsia="Times New Roman" w:hAnsi="Consolas" w:cs="Times New Roman"/>
+          <w:color w:val="3B3B3B"/>
+          <w:sz w:val="21"/>
+          <w:szCs w:val="21"/>
+          <w:lang w:eastAsia="en-IN"/>
+        </w:rPr>
+        <w:t>(</w:t>
+      </w:r>
+      <w:proofErr w:type="spellStart"/>
+      <w:r>
+        <w:rPr>
+          <w:rFonts w:ascii="Consolas" w:eastAsia="Times New Roman" w:hAnsi="Consolas" w:cs="Times New Roman"/>
+          <w:color w:val="001080"/>
+          <w:sz w:val="21"/>
+          <w:szCs w:val="21"/>
+          <w:lang w:eastAsia="en-IN"/>
+        </w:rPr>
+        <w:t>df</w:t>
+      </w:r>
+      <w:proofErr w:type="spellEnd"/>
+      <w:r>
+        <w:rPr>
+          <w:rFonts w:ascii="Consolas" w:eastAsia="Times New Roman" w:hAnsi="Consolas" w:cs="Times New Roman"/>
+          <w:color w:val="3B3B3B"/>
+          <w:sz w:val="21"/>
+          <w:szCs w:val="21"/>
+          <w:lang w:eastAsia="en-IN"/>
+        </w:rPr>
+        <w:t>)</w:t>
+      </w:r>
     </w:p>
     <w:p>
       <w:pPr>
@@ -13868,6 +13502,1856 @@
           <w:szCs w:val="21"/>
           <w:lang w:eastAsia="en-IN"/>
         </w:rPr>
+        <w:t xml:space="preserve">    </w:t>
+      </w:r>
+      <w:proofErr w:type="spellStart"/>
+      <w:proofErr w:type="gramStart"/>
+      <w:r>
+        <w:rPr>
+          <w:rFonts w:ascii="Consolas" w:eastAsia="Times New Roman" w:hAnsi="Consolas" w:cs="Times New Roman"/>
+          <w:color w:val="001080"/>
+          <w:sz w:val="21"/>
+          <w:szCs w:val="21"/>
+          <w:lang w:eastAsia="en-IN"/>
+        </w:rPr>
+        <w:t>pred</w:t>
+      </w:r>
+      <w:proofErr w:type="spellEnd"/>
+      <w:proofErr w:type="gramEnd"/>
+      <w:r>
+        <w:rPr>
+          <w:rFonts w:ascii="Consolas" w:eastAsia="Times New Roman" w:hAnsi="Consolas" w:cs="Times New Roman"/>
+          <w:color w:val="3B3B3B"/>
+          <w:sz w:val="21"/>
+          <w:szCs w:val="21"/>
+          <w:lang w:eastAsia="en-IN"/>
+        </w:rPr>
+        <w:t xml:space="preserve"> </w:t>
+      </w:r>
+      <w:r>
+        <w:rPr>
+          <w:rFonts w:ascii="Consolas" w:eastAsia="Times New Roman" w:hAnsi="Consolas" w:cs="Times New Roman"/>
+          <w:color w:val="000000"/>
+          <w:sz w:val="21"/>
+          <w:szCs w:val="21"/>
+          <w:lang w:eastAsia="en-IN"/>
+        </w:rPr>
+        <w:t>=</w:t>
+      </w:r>
+      <w:r>
+        <w:rPr>
+          <w:rFonts w:ascii="Consolas" w:eastAsia="Times New Roman" w:hAnsi="Consolas" w:cs="Times New Roman"/>
+          <w:color w:val="3B3B3B"/>
+          <w:sz w:val="21"/>
+          <w:szCs w:val="21"/>
+          <w:lang w:eastAsia="en-IN"/>
+        </w:rPr>
+        <w:t xml:space="preserve"> </w:t>
+      </w:r>
+      <w:proofErr w:type="spellStart"/>
+      <w:r>
+        <w:rPr>
+          <w:rFonts w:ascii="Consolas" w:eastAsia="Times New Roman" w:hAnsi="Consolas" w:cs="Times New Roman"/>
+          <w:color w:val="001080"/>
+          <w:sz w:val="21"/>
+          <w:szCs w:val="21"/>
+          <w:lang w:eastAsia="en-IN"/>
+        </w:rPr>
+        <w:t>model</w:t>
+      </w:r>
+      <w:r>
+        <w:rPr>
+          <w:rFonts w:ascii="Consolas" w:eastAsia="Times New Roman" w:hAnsi="Consolas" w:cs="Times New Roman"/>
+          <w:color w:val="3B3B3B"/>
+          <w:sz w:val="21"/>
+          <w:szCs w:val="21"/>
+          <w:lang w:eastAsia="en-IN"/>
+        </w:rPr>
+        <w:t>.</w:t>
+      </w:r>
+      <w:r>
+        <w:rPr>
+          <w:rFonts w:ascii="Consolas" w:eastAsia="Times New Roman" w:hAnsi="Consolas" w:cs="Times New Roman"/>
+          <w:color w:val="795E26"/>
+          <w:sz w:val="21"/>
+          <w:szCs w:val="21"/>
+          <w:lang w:eastAsia="en-IN"/>
+        </w:rPr>
+        <w:t>predict</w:t>
+      </w:r>
+      <w:proofErr w:type="spellEnd"/>
+      <w:r>
+        <w:rPr>
+          <w:rFonts w:ascii="Consolas" w:eastAsia="Times New Roman" w:hAnsi="Consolas" w:cs="Times New Roman"/>
+          <w:color w:val="3B3B3B"/>
+          <w:sz w:val="21"/>
+          <w:szCs w:val="21"/>
+          <w:lang w:eastAsia="en-IN"/>
+        </w:rPr>
+        <w:t>(</w:t>
+      </w:r>
+      <w:proofErr w:type="spellStart"/>
+      <w:r>
+        <w:rPr>
+          <w:rFonts w:ascii="Consolas" w:eastAsia="Times New Roman" w:hAnsi="Consolas" w:cs="Times New Roman"/>
+          <w:color w:val="001080"/>
+          <w:sz w:val="21"/>
+          <w:szCs w:val="21"/>
+          <w:lang w:eastAsia="en-IN"/>
+        </w:rPr>
+        <w:t>df</w:t>
+      </w:r>
+      <w:proofErr w:type="spellEnd"/>
+      <w:r>
+        <w:rPr>
+          <w:rFonts w:ascii="Consolas" w:eastAsia="Times New Roman" w:hAnsi="Consolas" w:cs="Times New Roman"/>
+          <w:color w:val="3B3B3B"/>
+          <w:sz w:val="21"/>
+          <w:szCs w:val="21"/>
+          <w:lang w:eastAsia="en-IN"/>
+        </w:rPr>
+        <w:t>)[</w:t>
+      </w:r>
+      <w:r>
+        <w:rPr>
+          <w:rFonts w:ascii="Consolas" w:eastAsia="Times New Roman" w:hAnsi="Consolas" w:cs="Times New Roman"/>
+          <w:color w:val="098658"/>
+          <w:sz w:val="21"/>
+          <w:szCs w:val="21"/>
+          <w:lang w:eastAsia="en-IN"/>
+        </w:rPr>
+        <w:t>0</w:t>
+      </w:r>
+      <w:r>
+        <w:rPr>
+          <w:rFonts w:ascii="Consolas" w:eastAsia="Times New Roman" w:hAnsi="Consolas" w:cs="Times New Roman"/>
+          <w:color w:val="3B3B3B"/>
+          <w:sz w:val="21"/>
+          <w:szCs w:val="21"/>
+          <w:lang w:eastAsia="en-IN"/>
+        </w:rPr>
+        <w:t>]</w:t>
+      </w:r>
+    </w:p>
+    <w:p>
+      <w:pPr>
+        <w:shd w:val="clear" w:color="auto" w:fill="FFFFFF"/>
+        <w:spacing w:after="0" w:line="285" w:lineRule="atLeast"/>
+        <w:rPr>
+          <w:rFonts w:ascii="Consolas" w:eastAsia="Times New Roman" w:hAnsi="Consolas" w:cs="Times New Roman"/>
+          <w:color w:val="3B3B3B"/>
+          <w:sz w:val="21"/>
+          <w:szCs w:val="21"/>
+          <w:lang w:eastAsia="en-IN"/>
+        </w:rPr>
+      </w:pPr>
+      <w:r>
+        <w:rPr>
+          <w:rFonts w:ascii="Consolas" w:eastAsia="Times New Roman" w:hAnsi="Consolas" w:cs="Times New Roman"/>
+          <w:color w:val="3B3B3B"/>
+          <w:sz w:val="21"/>
+          <w:szCs w:val="21"/>
+          <w:lang w:eastAsia="en-IN"/>
+        </w:rPr>
+        <w:t xml:space="preserve">    </w:t>
+      </w:r>
+      <w:proofErr w:type="gramStart"/>
+      <w:r>
+        <w:rPr>
+          <w:rFonts w:ascii="Consolas" w:eastAsia="Times New Roman" w:hAnsi="Consolas" w:cs="Times New Roman"/>
+          <w:color w:val="AF00DB"/>
+          <w:sz w:val="21"/>
+          <w:szCs w:val="21"/>
+          <w:lang w:eastAsia="en-IN"/>
+        </w:rPr>
+        <w:t>return</w:t>
+      </w:r>
+      <w:proofErr w:type="gramEnd"/>
+      <w:r>
+        <w:rPr>
+          <w:rFonts w:ascii="Consolas" w:eastAsia="Times New Roman" w:hAnsi="Consolas" w:cs="Times New Roman"/>
+          <w:color w:val="3B3B3B"/>
+          <w:sz w:val="21"/>
+          <w:szCs w:val="21"/>
+          <w:lang w:eastAsia="en-IN"/>
+        </w:rPr>
+        <w:t xml:space="preserve"> {</w:t>
+      </w:r>
+      <w:r>
+        <w:rPr>
+          <w:rFonts w:ascii="Consolas" w:eastAsia="Times New Roman" w:hAnsi="Consolas" w:cs="Times New Roman"/>
+          <w:color w:val="A31515"/>
+          <w:sz w:val="21"/>
+          <w:szCs w:val="21"/>
+          <w:lang w:eastAsia="en-IN"/>
+        </w:rPr>
+        <w:t>"prediction"</w:t>
+      </w:r>
+      <w:r>
+        <w:rPr>
+          <w:rFonts w:ascii="Consolas" w:eastAsia="Times New Roman" w:hAnsi="Consolas" w:cs="Times New Roman"/>
+          <w:color w:val="3B3B3B"/>
+          <w:sz w:val="21"/>
+          <w:szCs w:val="21"/>
+          <w:lang w:eastAsia="en-IN"/>
+        </w:rPr>
+        <w:t xml:space="preserve">: </w:t>
+      </w:r>
+      <w:proofErr w:type="spellStart"/>
+      <w:r>
+        <w:rPr>
+          <w:rFonts w:ascii="Consolas" w:eastAsia="Times New Roman" w:hAnsi="Consolas" w:cs="Times New Roman"/>
+          <w:color w:val="267F99"/>
+          <w:sz w:val="21"/>
+          <w:szCs w:val="21"/>
+          <w:lang w:eastAsia="en-IN"/>
+        </w:rPr>
+        <w:t>int</w:t>
+      </w:r>
+      <w:proofErr w:type="spellEnd"/>
+      <w:r>
+        <w:rPr>
+          <w:rFonts w:ascii="Consolas" w:eastAsia="Times New Roman" w:hAnsi="Consolas" w:cs="Times New Roman"/>
+          <w:color w:val="3B3B3B"/>
+          <w:sz w:val="21"/>
+          <w:szCs w:val="21"/>
+          <w:lang w:eastAsia="en-IN"/>
+        </w:rPr>
+        <w:t>(</w:t>
+      </w:r>
+      <w:proofErr w:type="spellStart"/>
+      <w:r>
+        <w:rPr>
+          <w:rFonts w:ascii="Consolas" w:eastAsia="Times New Roman" w:hAnsi="Consolas" w:cs="Times New Roman"/>
+          <w:color w:val="001080"/>
+          <w:sz w:val="21"/>
+          <w:szCs w:val="21"/>
+          <w:lang w:eastAsia="en-IN"/>
+        </w:rPr>
+        <w:t>pred</w:t>
+      </w:r>
+      <w:proofErr w:type="spellEnd"/>
+      <w:r>
+        <w:rPr>
+          <w:rFonts w:ascii="Consolas" w:eastAsia="Times New Roman" w:hAnsi="Consolas" w:cs="Times New Roman"/>
+          <w:color w:val="3B3B3B"/>
+          <w:sz w:val="21"/>
+          <w:szCs w:val="21"/>
+          <w:lang w:eastAsia="en-IN"/>
+        </w:rPr>
+        <w:t>)}</w:t>
+      </w:r>
+    </w:p>
+    <w:p>
+      <w:pPr>
+        <w:shd w:val="clear" w:color="auto" w:fill="FFFFFF"/>
+        <w:spacing w:after="0" w:line="285" w:lineRule="atLeast"/>
+        <w:rPr>
+          <w:rFonts w:ascii="Consolas" w:eastAsia="Times New Roman" w:hAnsi="Consolas" w:cs="Times New Roman"/>
+          <w:color w:val="3B3B3B"/>
+          <w:sz w:val="21"/>
+          <w:szCs w:val="21"/>
+          <w:lang w:eastAsia="en-IN"/>
+        </w:rPr>
+      </w:pPr>
+    </w:p>
+    <w:p>
+      <w:pPr>
+        <w:shd w:val="clear" w:color="auto" w:fill="FFFFFF"/>
+        <w:spacing w:after="0" w:line="285" w:lineRule="atLeast"/>
+        <w:rPr>
+          <w:rFonts w:ascii="Consolas" w:eastAsia="Times New Roman" w:hAnsi="Consolas" w:cs="Times New Roman"/>
+          <w:color w:val="3B3B3B"/>
+          <w:sz w:val="21"/>
+          <w:szCs w:val="21"/>
+          <w:lang w:eastAsia="en-IN"/>
+        </w:rPr>
+      </w:pPr>
+      <w:r>
+        <w:rPr>
+          <w:rFonts w:ascii="Consolas" w:eastAsia="Times New Roman" w:hAnsi="Consolas" w:cs="Times New Roman"/>
+          <w:color w:val="008000"/>
+          <w:sz w:val="21"/>
+          <w:szCs w:val="21"/>
+          <w:lang w:eastAsia="en-IN"/>
+        </w:rPr>
+        <w:t># Retrain</w:t>
+      </w:r>
+    </w:p>
+    <w:p>
+      <w:pPr>
+        <w:shd w:val="clear" w:color="auto" w:fill="FFFFFF"/>
+        <w:spacing w:after="0" w:line="285" w:lineRule="atLeast"/>
+        <w:rPr>
+          <w:rFonts w:ascii="Consolas" w:eastAsia="Times New Roman" w:hAnsi="Consolas" w:cs="Times New Roman"/>
+          <w:color w:val="3B3B3B"/>
+          <w:sz w:val="21"/>
+          <w:szCs w:val="21"/>
+          <w:lang w:eastAsia="en-IN"/>
+        </w:rPr>
+      </w:pPr>
+      <w:proofErr w:type="gramStart"/>
+      <w:r>
+        <w:rPr>
+          <w:rFonts w:ascii="Consolas" w:eastAsia="Times New Roman" w:hAnsi="Consolas" w:cs="Times New Roman"/>
+          <w:color w:val="795E26"/>
+          <w:sz w:val="21"/>
+          <w:szCs w:val="21"/>
+          <w:lang w:eastAsia="en-IN"/>
+        </w:rPr>
+        <w:t>@</w:t>
+      </w:r>
+      <w:proofErr w:type="spellStart"/>
+      <w:r>
+        <w:rPr>
+          <w:rFonts w:ascii="Consolas" w:eastAsia="Times New Roman" w:hAnsi="Consolas" w:cs="Times New Roman"/>
+          <w:color w:val="001080"/>
+          <w:sz w:val="21"/>
+          <w:szCs w:val="21"/>
+          <w:lang w:eastAsia="en-IN"/>
+        </w:rPr>
+        <w:t>app</w:t>
+      </w:r>
+      <w:r>
+        <w:rPr>
+          <w:rFonts w:ascii="Consolas" w:eastAsia="Times New Roman" w:hAnsi="Consolas" w:cs="Times New Roman"/>
+          <w:color w:val="795E26"/>
+          <w:sz w:val="21"/>
+          <w:szCs w:val="21"/>
+          <w:lang w:eastAsia="en-IN"/>
+        </w:rPr>
+        <w:t>.post</w:t>
+      </w:r>
+      <w:proofErr w:type="spellEnd"/>
+      <w:r>
+        <w:rPr>
+          <w:rFonts w:ascii="Consolas" w:eastAsia="Times New Roman" w:hAnsi="Consolas" w:cs="Times New Roman"/>
+          <w:color w:val="3B3B3B"/>
+          <w:sz w:val="21"/>
+          <w:szCs w:val="21"/>
+          <w:lang w:eastAsia="en-IN"/>
+        </w:rPr>
+        <w:t>(</w:t>
+      </w:r>
+      <w:proofErr w:type="gramEnd"/>
+      <w:r>
+        <w:rPr>
+          <w:rFonts w:ascii="Consolas" w:eastAsia="Times New Roman" w:hAnsi="Consolas" w:cs="Times New Roman"/>
+          <w:color w:val="A31515"/>
+          <w:sz w:val="21"/>
+          <w:szCs w:val="21"/>
+          <w:lang w:eastAsia="en-IN"/>
+        </w:rPr>
+        <w:t>"/retrain/"</w:t>
+      </w:r>
+      <w:r>
+        <w:rPr>
+          <w:rFonts w:ascii="Consolas" w:eastAsia="Times New Roman" w:hAnsi="Consolas" w:cs="Times New Roman"/>
+          <w:color w:val="3B3B3B"/>
+          <w:sz w:val="21"/>
+          <w:szCs w:val="21"/>
+          <w:lang w:eastAsia="en-IN"/>
+        </w:rPr>
+        <w:t>)</w:t>
+      </w:r>
+    </w:p>
+    <w:p>
+      <w:pPr>
+        <w:shd w:val="clear" w:color="auto" w:fill="FFFFFF"/>
+        <w:spacing w:after="0" w:line="285" w:lineRule="atLeast"/>
+        <w:rPr>
+          <w:rFonts w:ascii="Consolas" w:eastAsia="Times New Roman" w:hAnsi="Consolas" w:cs="Times New Roman"/>
+          <w:color w:val="3B3B3B"/>
+          <w:sz w:val="21"/>
+          <w:szCs w:val="21"/>
+          <w:lang w:eastAsia="en-IN"/>
+        </w:rPr>
+      </w:pPr>
+      <w:proofErr w:type="spellStart"/>
+      <w:proofErr w:type="gramStart"/>
+      <w:r>
+        <w:rPr>
+          <w:rFonts w:ascii="Consolas" w:eastAsia="Times New Roman" w:hAnsi="Consolas" w:cs="Times New Roman"/>
+          <w:color w:val="0000FF"/>
+          <w:sz w:val="21"/>
+          <w:szCs w:val="21"/>
+          <w:lang w:eastAsia="en-IN"/>
+        </w:rPr>
+        <w:t>def</w:t>
+      </w:r>
+      <w:proofErr w:type="spellEnd"/>
+      <w:proofErr w:type="gramEnd"/>
+      <w:r>
+        <w:rPr>
+          <w:rFonts w:ascii="Consolas" w:eastAsia="Times New Roman" w:hAnsi="Consolas" w:cs="Times New Roman"/>
+          <w:color w:val="3B3B3B"/>
+          <w:sz w:val="21"/>
+          <w:szCs w:val="21"/>
+          <w:lang w:eastAsia="en-IN"/>
+        </w:rPr>
+        <w:t xml:space="preserve"> </w:t>
+      </w:r>
+      <w:r>
+        <w:rPr>
+          <w:rFonts w:ascii="Consolas" w:eastAsia="Times New Roman" w:hAnsi="Consolas" w:cs="Times New Roman"/>
+          <w:color w:val="795E26"/>
+          <w:sz w:val="21"/>
+          <w:szCs w:val="21"/>
+          <w:lang w:eastAsia="en-IN"/>
+        </w:rPr>
+        <w:t>retrain</w:t>
+      </w:r>
+      <w:r>
+        <w:rPr>
+          <w:rFonts w:ascii="Consolas" w:eastAsia="Times New Roman" w:hAnsi="Consolas" w:cs="Times New Roman"/>
+          <w:color w:val="3B3B3B"/>
+          <w:sz w:val="21"/>
+          <w:szCs w:val="21"/>
+          <w:lang w:eastAsia="en-IN"/>
+        </w:rPr>
+        <w:t>():</w:t>
+      </w:r>
+    </w:p>
+    <w:p>
+      <w:pPr>
+        <w:shd w:val="clear" w:color="auto" w:fill="FFFFFF"/>
+        <w:spacing w:after="0" w:line="285" w:lineRule="atLeast"/>
+        <w:rPr>
+          <w:rFonts w:ascii="Consolas" w:eastAsia="Times New Roman" w:hAnsi="Consolas" w:cs="Times New Roman"/>
+          <w:color w:val="3B3B3B"/>
+          <w:sz w:val="21"/>
+          <w:szCs w:val="21"/>
+          <w:lang w:eastAsia="en-IN"/>
+        </w:rPr>
+      </w:pPr>
+      <w:r>
+        <w:rPr>
+          <w:rFonts w:ascii="Consolas" w:eastAsia="Times New Roman" w:hAnsi="Consolas" w:cs="Times New Roman"/>
+          <w:color w:val="3B3B3B"/>
+          <w:sz w:val="21"/>
+          <w:szCs w:val="21"/>
+          <w:lang w:eastAsia="en-IN"/>
+        </w:rPr>
+        <w:t xml:space="preserve">    </w:t>
+      </w:r>
+      <w:proofErr w:type="gramStart"/>
+      <w:r>
+        <w:rPr>
+          <w:rFonts w:ascii="Consolas" w:eastAsia="Times New Roman" w:hAnsi="Consolas" w:cs="Times New Roman"/>
+          <w:color w:val="0000FF"/>
+          <w:sz w:val="21"/>
+          <w:szCs w:val="21"/>
+          <w:lang w:eastAsia="en-IN"/>
+        </w:rPr>
+        <w:t>global</w:t>
+      </w:r>
+      <w:proofErr w:type="gramEnd"/>
+      <w:r>
+        <w:rPr>
+          <w:rFonts w:ascii="Consolas" w:eastAsia="Times New Roman" w:hAnsi="Consolas" w:cs="Times New Roman"/>
+          <w:color w:val="3B3B3B"/>
+          <w:sz w:val="21"/>
+          <w:szCs w:val="21"/>
+          <w:lang w:eastAsia="en-IN"/>
+        </w:rPr>
+        <w:t xml:space="preserve"> </w:t>
+      </w:r>
+      <w:r>
+        <w:rPr>
+          <w:rFonts w:ascii="Consolas" w:eastAsia="Times New Roman" w:hAnsi="Consolas" w:cs="Times New Roman"/>
+          <w:color w:val="001080"/>
+          <w:sz w:val="21"/>
+          <w:szCs w:val="21"/>
+          <w:lang w:eastAsia="en-IN"/>
+        </w:rPr>
+        <w:t>model</w:t>
+      </w:r>
+    </w:p>
+    <w:p>
+      <w:pPr>
+        <w:shd w:val="clear" w:color="auto" w:fill="FFFFFF"/>
+        <w:spacing w:after="0" w:line="285" w:lineRule="atLeast"/>
+        <w:rPr>
+          <w:rFonts w:ascii="Consolas" w:eastAsia="Times New Roman" w:hAnsi="Consolas" w:cs="Times New Roman"/>
+          <w:color w:val="3B3B3B"/>
+          <w:sz w:val="21"/>
+          <w:szCs w:val="21"/>
+          <w:lang w:eastAsia="en-IN"/>
+        </w:rPr>
+      </w:pPr>
+      <w:r>
+        <w:rPr>
+          <w:rFonts w:ascii="Consolas" w:eastAsia="Times New Roman" w:hAnsi="Consolas" w:cs="Times New Roman"/>
+          <w:color w:val="3B3B3B"/>
+          <w:sz w:val="21"/>
+          <w:szCs w:val="21"/>
+          <w:lang w:eastAsia="en-IN"/>
+        </w:rPr>
+        <w:t xml:space="preserve">    </w:t>
+      </w:r>
+      <w:proofErr w:type="spellStart"/>
+      <w:proofErr w:type="gramStart"/>
+      <w:r>
+        <w:rPr>
+          <w:rFonts w:ascii="Consolas" w:eastAsia="Times New Roman" w:hAnsi="Consolas" w:cs="Times New Roman"/>
+          <w:color w:val="001080"/>
+          <w:sz w:val="21"/>
+          <w:szCs w:val="21"/>
+          <w:lang w:eastAsia="en-IN"/>
+        </w:rPr>
+        <w:t>db</w:t>
+      </w:r>
+      <w:proofErr w:type="spellEnd"/>
+      <w:proofErr w:type="gramEnd"/>
+      <w:r>
+        <w:rPr>
+          <w:rFonts w:ascii="Consolas" w:eastAsia="Times New Roman" w:hAnsi="Consolas" w:cs="Times New Roman"/>
+          <w:color w:val="3B3B3B"/>
+          <w:sz w:val="21"/>
+          <w:szCs w:val="21"/>
+          <w:lang w:eastAsia="en-IN"/>
+        </w:rPr>
+        <w:t xml:space="preserve"> </w:t>
+      </w:r>
+      <w:r>
+        <w:rPr>
+          <w:rFonts w:ascii="Consolas" w:eastAsia="Times New Roman" w:hAnsi="Consolas" w:cs="Times New Roman"/>
+          <w:color w:val="000000"/>
+          <w:sz w:val="21"/>
+          <w:szCs w:val="21"/>
+          <w:lang w:eastAsia="en-IN"/>
+        </w:rPr>
+        <w:t>=</w:t>
+      </w:r>
+      <w:r>
+        <w:rPr>
+          <w:rFonts w:ascii="Consolas" w:eastAsia="Times New Roman" w:hAnsi="Consolas" w:cs="Times New Roman"/>
+          <w:color w:val="3B3B3B"/>
+          <w:sz w:val="21"/>
+          <w:szCs w:val="21"/>
+          <w:lang w:eastAsia="en-IN"/>
+        </w:rPr>
+        <w:t xml:space="preserve"> </w:t>
+      </w:r>
+      <w:proofErr w:type="spellStart"/>
+      <w:r>
+        <w:rPr>
+          <w:rFonts w:ascii="Consolas" w:eastAsia="Times New Roman" w:hAnsi="Consolas" w:cs="Times New Roman"/>
+          <w:color w:val="001080"/>
+          <w:sz w:val="21"/>
+          <w:szCs w:val="21"/>
+          <w:lang w:eastAsia="en-IN"/>
+        </w:rPr>
+        <w:t>SessionLocal</w:t>
+      </w:r>
+      <w:proofErr w:type="spellEnd"/>
+      <w:r>
+        <w:rPr>
+          <w:rFonts w:ascii="Consolas" w:eastAsia="Times New Roman" w:hAnsi="Consolas" w:cs="Times New Roman"/>
+          <w:color w:val="3B3B3B"/>
+          <w:sz w:val="21"/>
+          <w:szCs w:val="21"/>
+          <w:lang w:eastAsia="en-IN"/>
+        </w:rPr>
+        <w:t>()</w:t>
+      </w:r>
+    </w:p>
+    <w:p>
+      <w:pPr>
+        <w:shd w:val="clear" w:color="auto" w:fill="FFFFFF"/>
+        <w:spacing w:after="0" w:line="285" w:lineRule="atLeast"/>
+        <w:rPr>
+          <w:rFonts w:ascii="Consolas" w:eastAsia="Times New Roman" w:hAnsi="Consolas" w:cs="Times New Roman"/>
+          <w:color w:val="3B3B3B"/>
+          <w:sz w:val="21"/>
+          <w:szCs w:val="21"/>
+          <w:lang w:eastAsia="en-IN"/>
+        </w:rPr>
+      </w:pPr>
+      <w:r>
+        <w:rPr>
+          <w:rFonts w:ascii="Consolas" w:eastAsia="Times New Roman" w:hAnsi="Consolas" w:cs="Times New Roman"/>
+          <w:color w:val="3B3B3B"/>
+          <w:sz w:val="21"/>
+          <w:szCs w:val="21"/>
+          <w:lang w:eastAsia="en-IN"/>
+        </w:rPr>
+        <w:t xml:space="preserve">    </w:t>
+      </w:r>
+      <w:proofErr w:type="spellStart"/>
+      <w:proofErr w:type="gramStart"/>
+      <w:r>
+        <w:rPr>
+          <w:rFonts w:ascii="Consolas" w:eastAsia="Times New Roman" w:hAnsi="Consolas" w:cs="Times New Roman"/>
+          <w:color w:val="001080"/>
+          <w:sz w:val="21"/>
+          <w:szCs w:val="21"/>
+          <w:lang w:eastAsia="en-IN"/>
+        </w:rPr>
+        <w:t>df</w:t>
+      </w:r>
+      <w:proofErr w:type="spellEnd"/>
+      <w:proofErr w:type="gramEnd"/>
+      <w:r>
+        <w:rPr>
+          <w:rFonts w:ascii="Consolas" w:eastAsia="Times New Roman" w:hAnsi="Consolas" w:cs="Times New Roman"/>
+          <w:color w:val="3B3B3B"/>
+          <w:sz w:val="21"/>
+          <w:szCs w:val="21"/>
+          <w:lang w:eastAsia="en-IN"/>
+        </w:rPr>
+        <w:t xml:space="preserve"> </w:t>
+      </w:r>
+      <w:r>
+        <w:rPr>
+          <w:rFonts w:ascii="Consolas" w:eastAsia="Times New Roman" w:hAnsi="Consolas" w:cs="Times New Roman"/>
+          <w:color w:val="000000"/>
+          <w:sz w:val="21"/>
+          <w:szCs w:val="21"/>
+          <w:lang w:eastAsia="en-IN"/>
+        </w:rPr>
+        <w:t>=</w:t>
+      </w:r>
+      <w:r>
+        <w:rPr>
+          <w:rFonts w:ascii="Consolas" w:eastAsia="Times New Roman" w:hAnsi="Consolas" w:cs="Times New Roman"/>
+          <w:color w:val="3B3B3B"/>
+          <w:sz w:val="21"/>
+          <w:szCs w:val="21"/>
+          <w:lang w:eastAsia="en-IN"/>
+        </w:rPr>
+        <w:t xml:space="preserve"> </w:t>
+      </w:r>
+      <w:proofErr w:type="spellStart"/>
+      <w:r>
+        <w:rPr>
+          <w:rFonts w:ascii="Consolas" w:eastAsia="Times New Roman" w:hAnsi="Consolas" w:cs="Times New Roman"/>
+          <w:color w:val="267F99"/>
+          <w:sz w:val="21"/>
+          <w:szCs w:val="21"/>
+          <w:lang w:eastAsia="en-IN"/>
+        </w:rPr>
+        <w:t>pd</w:t>
+      </w:r>
+      <w:r>
+        <w:rPr>
+          <w:rFonts w:ascii="Consolas" w:eastAsia="Times New Roman" w:hAnsi="Consolas" w:cs="Times New Roman"/>
+          <w:color w:val="3B3B3B"/>
+          <w:sz w:val="21"/>
+          <w:szCs w:val="21"/>
+          <w:lang w:eastAsia="en-IN"/>
+        </w:rPr>
+        <w:t>.</w:t>
+      </w:r>
+      <w:r>
+        <w:rPr>
+          <w:rFonts w:ascii="Consolas" w:eastAsia="Times New Roman" w:hAnsi="Consolas" w:cs="Times New Roman"/>
+          <w:color w:val="795E26"/>
+          <w:sz w:val="21"/>
+          <w:szCs w:val="21"/>
+          <w:lang w:eastAsia="en-IN"/>
+        </w:rPr>
+        <w:t>read_sql</w:t>
+      </w:r>
+      <w:proofErr w:type="spellEnd"/>
+      <w:r>
+        <w:rPr>
+          <w:rFonts w:ascii="Consolas" w:eastAsia="Times New Roman" w:hAnsi="Consolas" w:cs="Times New Roman"/>
+          <w:color w:val="3B3B3B"/>
+          <w:sz w:val="21"/>
+          <w:szCs w:val="21"/>
+          <w:lang w:eastAsia="en-IN"/>
+        </w:rPr>
+        <w:t>(</w:t>
+      </w:r>
+      <w:r>
+        <w:rPr>
+          <w:rFonts w:ascii="Consolas" w:eastAsia="Times New Roman" w:hAnsi="Consolas" w:cs="Times New Roman"/>
+          <w:color w:val="A31515"/>
+          <w:sz w:val="21"/>
+          <w:szCs w:val="21"/>
+          <w:lang w:eastAsia="en-IN"/>
+        </w:rPr>
+        <w:t>"SELECT * FROM loans"</w:t>
+      </w:r>
+      <w:r>
+        <w:rPr>
+          <w:rFonts w:ascii="Consolas" w:eastAsia="Times New Roman" w:hAnsi="Consolas" w:cs="Times New Roman"/>
+          <w:color w:val="3B3B3B"/>
+          <w:sz w:val="21"/>
+          <w:szCs w:val="21"/>
+          <w:lang w:eastAsia="en-IN"/>
+        </w:rPr>
+        <w:t xml:space="preserve">, </w:t>
+      </w:r>
+      <w:r>
+        <w:rPr>
+          <w:rFonts w:ascii="Consolas" w:eastAsia="Times New Roman" w:hAnsi="Consolas" w:cs="Times New Roman"/>
+          <w:color w:val="001080"/>
+          <w:sz w:val="21"/>
+          <w:szCs w:val="21"/>
+          <w:lang w:eastAsia="en-IN"/>
+        </w:rPr>
+        <w:t>engine</w:t>
+      </w:r>
+      <w:r>
+        <w:rPr>
+          <w:rFonts w:ascii="Consolas" w:eastAsia="Times New Roman" w:hAnsi="Consolas" w:cs="Times New Roman"/>
+          <w:color w:val="3B3B3B"/>
+          <w:sz w:val="21"/>
+          <w:szCs w:val="21"/>
+          <w:lang w:eastAsia="en-IN"/>
+        </w:rPr>
+        <w:t>)</w:t>
+      </w:r>
+    </w:p>
+    <w:p>
+      <w:pPr>
+        <w:shd w:val="clear" w:color="auto" w:fill="FFFFFF"/>
+        <w:spacing w:after="0" w:line="285" w:lineRule="atLeast"/>
+        <w:rPr>
+          <w:rFonts w:ascii="Consolas" w:eastAsia="Times New Roman" w:hAnsi="Consolas" w:cs="Times New Roman"/>
+          <w:color w:val="3B3B3B"/>
+          <w:sz w:val="21"/>
+          <w:szCs w:val="21"/>
+          <w:lang w:eastAsia="en-IN"/>
+        </w:rPr>
+      </w:pPr>
+      <w:r>
+        <w:rPr>
+          <w:rFonts w:ascii="Consolas" w:eastAsia="Times New Roman" w:hAnsi="Consolas" w:cs="Times New Roman"/>
+          <w:color w:val="3B3B3B"/>
+          <w:sz w:val="21"/>
+          <w:szCs w:val="21"/>
+          <w:lang w:eastAsia="en-IN"/>
+        </w:rPr>
+        <w:t xml:space="preserve">    </w:t>
+      </w:r>
+      <w:proofErr w:type="spellStart"/>
+      <w:proofErr w:type="gramStart"/>
+      <w:r>
+        <w:rPr>
+          <w:rFonts w:ascii="Consolas" w:eastAsia="Times New Roman" w:hAnsi="Consolas" w:cs="Times New Roman"/>
+          <w:color w:val="001080"/>
+          <w:sz w:val="21"/>
+          <w:szCs w:val="21"/>
+          <w:lang w:eastAsia="en-IN"/>
+        </w:rPr>
+        <w:t>db</w:t>
+      </w:r>
+      <w:r>
+        <w:rPr>
+          <w:rFonts w:ascii="Consolas" w:eastAsia="Times New Roman" w:hAnsi="Consolas" w:cs="Times New Roman"/>
+          <w:color w:val="3B3B3B"/>
+          <w:sz w:val="21"/>
+          <w:szCs w:val="21"/>
+          <w:lang w:eastAsia="en-IN"/>
+        </w:rPr>
+        <w:t>.</w:t>
+      </w:r>
+      <w:r>
+        <w:rPr>
+          <w:rFonts w:ascii="Consolas" w:eastAsia="Times New Roman" w:hAnsi="Consolas" w:cs="Times New Roman"/>
+          <w:color w:val="795E26"/>
+          <w:sz w:val="21"/>
+          <w:szCs w:val="21"/>
+          <w:lang w:eastAsia="en-IN"/>
+        </w:rPr>
+        <w:t>close</w:t>
+      </w:r>
+      <w:proofErr w:type="spellEnd"/>
+      <w:r>
+        <w:rPr>
+          <w:rFonts w:ascii="Consolas" w:eastAsia="Times New Roman" w:hAnsi="Consolas" w:cs="Times New Roman"/>
+          <w:color w:val="3B3B3B"/>
+          <w:sz w:val="21"/>
+          <w:szCs w:val="21"/>
+          <w:lang w:eastAsia="en-IN"/>
+        </w:rPr>
+        <w:t>()</w:t>
+      </w:r>
+      <w:proofErr w:type="gramEnd"/>
+    </w:p>
+    <w:p>
+      <w:pPr>
+        <w:shd w:val="clear" w:color="auto" w:fill="FFFFFF"/>
+        <w:spacing w:after="0" w:line="285" w:lineRule="atLeast"/>
+        <w:rPr>
+          <w:rFonts w:ascii="Consolas" w:eastAsia="Times New Roman" w:hAnsi="Consolas" w:cs="Times New Roman"/>
+          <w:color w:val="3B3B3B"/>
+          <w:sz w:val="21"/>
+          <w:szCs w:val="21"/>
+          <w:lang w:eastAsia="en-IN"/>
+        </w:rPr>
+      </w:pPr>
+    </w:p>
+    <w:p>
+      <w:pPr>
+        <w:shd w:val="clear" w:color="auto" w:fill="FFFFFF"/>
+        <w:spacing w:after="0" w:line="285" w:lineRule="atLeast"/>
+        <w:rPr>
+          <w:rFonts w:ascii="Consolas" w:eastAsia="Times New Roman" w:hAnsi="Consolas" w:cs="Times New Roman"/>
+          <w:color w:val="3B3B3B"/>
+          <w:sz w:val="21"/>
+          <w:szCs w:val="21"/>
+          <w:lang w:eastAsia="en-IN"/>
+        </w:rPr>
+      </w:pPr>
+      <w:r>
+        <w:rPr>
+          <w:rFonts w:ascii="Consolas" w:eastAsia="Times New Roman" w:hAnsi="Consolas" w:cs="Times New Roman"/>
+          <w:color w:val="3B3B3B"/>
+          <w:sz w:val="21"/>
+          <w:szCs w:val="21"/>
+          <w:lang w:eastAsia="en-IN"/>
+        </w:rPr>
+        <w:t xml:space="preserve">    </w:t>
+      </w:r>
+      <w:proofErr w:type="spellStart"/>
+      <w:proofErr w:type="gramStart"/>
+      <w:r>
+        <w:rPr>
+          <w:rFonts w:ascii="Consolas" w:eastAsia="Times New Roman" w:hAnsi="Consolas" w:cs="Times New Roman"/>
+          <w:color w:val="001080"/>
+          <w:sz w:val="21"/>
+          <w:szCs w:val="21"/>
+          <w:lang w:eastAsia="en-IN"/>
+        </w:rPr>
+        <w:t>df</w:t>
+      </w:r>
+      <w:proofErr w:type="spellEnd"/>
+      <w:r>
+        <w:rPr>
+          <w:rFonts w:ascii="Consolas" w:eastAsia="Times New Roman" w:hAnsi="Consolas" w:cs="Times New Roman"/>
+          <w:color w:val="3B3B3B"/>
+          <w:sz w:val="21"/>
+          <w:szCs w:val="21"/>
+          <w:lang w:eastAsia="en-IN"/>
+        </w:rPr>
+        <w:t>[</w:t>
+      </w:r>
+      <w:proofErr w:type="gramEnd"/>
+      <w:r>
+        <w:rPr>
+          <w:rFonts w:ascii="Consolas" w:eastAsia="Times New Roman" w:hAnsi="Consolas" w:cs="Times New Roman"/>
+          <w:color w:val="A31515"/>
+          <w:sz w:val="21"/>
+          <w:szCs w:val="21"/>
+          <w:lang w:eastAsia="en-IN"/>
+        </w:rPr>
+        <w:t>'</w:t>
+      </w:r>
+      <w:proofErr w:type="spellStart"/>
+      <w:r>
+        <w:rPr>
+          <w:rFonts w:ascii="Consolas" w:eastAsia="Times New Roman" w:hAnsi="Consolas" w:cs="Times New Roman"/>
+          <w:color w:val="A31515"/>
+          <w:sz w:val="21"/>
+          <w:szCs w:val="21"/>
+          <w:lang w:eastAsia="en-IN"/>
+        </w:rPr>
+        <w:t>loan_status</w:t>
+      </w:r>
+      <w:proofErr w:type="spellEnd"/>
+      <w:r>
+        <w:rPr>
+          <w:rFonts w:ascii="Consolas" w:eastAsia="Times New Roman" w:hAnsi="Consolas" w:cs="Times New Roman"/>
+          <w:color w:val="A31515"/>
+          <w:sz w:val="21"/>
+          <w:szCs w:val="21"/>
+          <w:lang w:eastAsia="en-IN"/>
+        </w:rPr>
+        <w:t>'</w:t>
+      </w:r>
+      <w:r>
+        <w:rPr>
+          <w:rFonts w:ascii="Consolas" w:eastAsia="Times New Roman" w:hAnsi="Consolas" w:cs="Times New Roman"/>
+          <w:color w:val="3B3B3B"/>
+          <w:sz w:val="21"/>
+          <w:szCs w:val="21"/>
+          <w:lang w:eastAsia="en-IN"/>
+        </w:rPr>
+        <w:t xml:space="preserve">] </w:t>
+      </w:r>
+      <w:r>
+        <w:rPr>
+          <w:rFonts w:ascii="Consolas" w:eastAsia="Times New Roman" w:hAnsi="Consolas" w:cs="Times New Roman"/>
+          <w:color w:val="000000"/>
+          <w:sz w:val="21"/>
+          <w:szCs w:val="21"/>
+          <w:lang w:eastAsia="en-IN"/>
+        </w:rPr>
+        <w:t>=</w:t>
+      </w:r>
+      <w:r>
+        <w:rPr>
+          <w:rFonts w:ascii="Consolas" w:eastAsia="Times New Roman" w:hAnsi="Consolas" w:cs="Times New Roman"/>
+          <w:color w:val="3B3B3B"/>
+          <w:sz w:val="21"/>
+          <w:szCs w:val="21"/>
+          <w:lang w:eastAsia="en-IN"/>
+        </w:rPr>
+        <w:t xml:space="preserve"> </w:t>
+      </w:r>
+      <w:proofErr w:type="spellStart"/>
+      <w:r>
+        <w:rPr>
+          <w:rFonts w:ascii="Consolas" w:eastAsia="Times New Roman" w:hAnsi="Consolas" w:cs="Times New Roman"/>
+          <w:color w:val="001080"/>
+          <w:sz w:val="21"/>
+          <w:szCs w:val="21"/>
+          <w:lang w:eastAsia="en-IN"/>
+        </w:rPr>
+        <w:t>df</w:t>
+      </w:r>
+      <w:proofErr w:type="spellEnd"/>
+      <w:r>
+        <w:rPr>
+          <w:rFonts w:ascii="Consolas" w:eastAsia="Times New Roman" w:hAnsi="Consolas" w:cs="Times New Roman"/>
+          <w:color w:val="3B3B3B"/>
+          <w:sz w:val="21"/>
+          <w:szCs w:val="21"/>
+          <w:lang w:eastAsia="en-IN"/>
+        </w:rPr>
+        <w:t>[</w:t>
+      </w:r>
+      <w:r>
+        <w:rPr>
+          <w:rFonts w:ascii="Consolas" w:eastAsia="Times New Roman" w:hAnsi="Consolas" w:cs="Times New Roman"/>
+          <w:color w:val="A31515"/>
+          <w:sz w:val="21"/>
+          <w:szCs w:val="21"/>
+          <w:lang w:eastAsia="en-IN"/>
+        </w:rPr>
+        <w:t>'</w:t>
+      </w:r>
+      <w:proofErr w:type="spellStart"/>
+      <w:r>
+        <w:rPr>
+          <w:rFonts w:ascii="Consolas" w:eastAsia="Times New Roman" w:hAnsi="Consolas" w:cs="Times New Roman"/>
+          <w:color w:val="A31515"/>
+          <w:sz w:val="21"/>
+          <w:szCs w:val="21"/>
+          <w:lang w:eastAsia="en-IN"/>
+        </w:rPr>
+        <w:t>loan_status</w:t>
+      </w:r>
+      <w:proofErr w:type="spellEnd"/>
+      <w:r>
+        <w:rPr>
+          <w:rFonts w:ascii="Consolas" w:eastAsia="Times New Roman" w:hAnsi="Consolas" w:cs="Times New Roman"/>
+          <w:color w:val="A31515"/>
+          <w:sz w:val="21"/>
+          <w:szCs w:val="21"/>
+          <w:lang w:eastAsia="en-IN"/>
+        </w:rPr>
+        <w:t>'</w:t>
+      </w:r>
+      <w:r>
+        <w:rPr>
+          <w:rFonts w:ascii="Consolas" w:eastAsia="Times New Roman" w:hAnsi="Consolas" w:cs="Times New Roman"/>
+          <w:color w:val="3B3B3B"/>
+          <w:sz w:val="21"/>
+          <w:szCs w:val="21"/>
+          <w:lang w:eastAsia="en-IN"/>
+        </w:rPr>
+        <w:t>].</w:t>
+      </w:r>
+      <w:r>
+        <w:rPr>
+          <w:rFonts w:ascii="Consolas" w:eastAsia="Times New Roman" w:hAnsi="Consolas" w:cs="Times New Roman"/>
+          <w:color w:val="795E26"/>
+          <w:sz w:val="21"/>
+          <w:szCs w:val="21"/>
+          <w:lang w:eastAsia="en-IN"/>
+        </w:rPr>
+        <w:t>map</w:t>
+      </w:r>
+      <w:r>
+        <w:rPr>
+          <w:rFonts w:ascii="Consolas" w:eastAsia="Times New Roman" w:hAnsi="Consolas" w:cs="Times New Roman"/>
+          <w:color w:val="3B3B3B"/>
+          <w:sz w:val="21"/>
+          <w:szCs w:val="21"/>
+          <w:lang w:eastAsia="en-IN"/>
+        </w:rPr>
+        <w:t>({</w:t>
+      </w:r>
+      <w:r>
+        <w:rPr>
+          <w:rFonts w:ascii="Consolas" w:eastAsia="Times New Roman" w:hAnsi="Consolas" w:cs="Times New Roman"/>
+          <w:color w:val="A31515"/>
+          <w:sz w:val="21"/>
+          <w:szCs w:val="21"/>
+          <w:lang w:eastAsia="en-IN"/>
+        </w:rPr>
+        <w:t>'Y'</w:t>
+      </w:r>
+      <w:r>
+        <w:rPr>
+          <w:rFonts w:ascii="Consolas" w:eastAsia="Times New Roman" w:hAnsi="Consolas" w:cs="Times New Roman"/>
+          <w:color w:val="3B3B3B"/>
+          <w:sz w:val="21"/>
+          <w:szCs w:val="21"/>
+          <w:lang w:eastAsia="en-IN"/>
+        </w:rPr>
+        <w:t>:</w:t>
+      </w:r>
+      <w:r>
+        <w:rPr>
+          <w:rFonts w:ascii="Consolas" w:eastAsia="Times New Roman" w:hAnsi="Consolas" w:cs="Times New Roman"/>
+          <w:color w:val="098658"/>
+          <w:sz w:val="21"/>
+          <w:szCs w:val="21"/>
+          <w:lang w:eastAsia="en-IN"/>
+        </w:rPr>
+        <w:t>1</w:t>
+      </w:r>
+      <w:r>
+        <w:rPr>
+          <w:rFonts w:ascii="Consolas" w:eastAsia="Times New Roman" w:hAnsi="Consolas" w:cs="Times New Roman"/>
+          <w:color w:val="3B3B3B"/>
+          <w:sz w:val="21"/>
+          <w:szCs w:val="21"/>
+          <w:lang w:eastAsia="en-IN"/>
+        </w:rPr>
+        <w:t>,</w:t>
+      </w:r>
+      <w:r>
+        <w:rPr>
+          <w:rFonts w:ascii="Consolas" w:eastAsia="Times New Roman" w:hAnsi="Consolas" w:cs="Times New Roman"/>
+          <w:color w:val="A31515"/>
+          <w:sz w:val="21"/>
+          <w:szCs w:val="21"/>
+          <w:lang w:eastAsia="en-IN"/>
+        </w:rPr>
+        <w:t>'N'</w:t>
+      </w:r>
+      <w:r>
+        <w:rPr>
+          <w:rFonts w:ascii="Consolas" w:eastAsia="Times New Roman" w:hAnsi="Consolas" w:cs="Times New Roman"/>
+          <w:color w:val="3B3B3B"/>
+          <w:sz w:val="21"/>
+          <w:szCs w:val="21"/>
+          <w:lang w:eastAsia="en-IN"/>
+        </w:rPr>
+        <w:t>:</w:t>
+      </w:r>
+      <w:r>
+        <w:rPr>
+          <w:rFonts w:ascii="Consolas" w:eastAsia="Times New Roman" w:hAnsi="Consolas" w:cs="Times New Roman"/>
+          <w:color w:val="098658"/>
+          <w:sz w:val="21"/>
+          <w:szCs w:val="21"/>
+          <w:lang w:eastAsia="en-IN"/>
+        </w:rPr>
+        <w:t>0</w:t>
+      </w:r>
+      <w:r>
+        <w:rPr>
+          <w:rFonts w:ascii="Consolas" w:eastAsia="Times New Roman" w:hAnsi="Consolas" w:cs="Times New Roman"/>
+          <w:color w:val="3B3B3B"/>
+          <w:sz w:val="21"/>
+          <w:szCs w:val="21"/>
+          <w:lang w:eastAsia="en-IN"/>
+        </w:rPr>
+        <w:t>})</w:t>
+      </w:r>
+    </w:p>
+    <w:p>
+      <w:pPr>
+        <w:shd w:val="clear" w:color="auto" w:fill="FFFFFF"/>
+        <w:spacing w:after="0" w:line="285" w:lineRule="atLeast"/>
+        <w:rPr>
+          <w:rFonts w:ascii="Consolas" w:eastAsia="Times New Roman" w:hAnsi="Consolas" w:cs="Times New Roman"/>
+          <w:color w:val="3B3B3B"/>
+          <w:sz w:val="21"/>
+          <w:szCs w:val="21"/>
+          <w:lang w:eastAsia="en-IN"/>
+        </w:rPr>
+      </w:pPr>
+      <w:r>
+        <w:rPr>
+          <w:rFonts w:ascii="Consolas" w:eastAsia="Times New Roman" w:hAnsi="Consolas" w:cs="Times New Roman"/>
+          <w:color w:val="3B3B3B"/>
+          <w:sz w:val="21"/>
+          <w:szCs w:val="21"/>
+          <w:lang w:eastAsia="en-IN"/>
+        </w:rPr>
+        <w:t xml:space="preserve">    </w:t>
+      </w:r>
+      <w:r>
+        <w:rPr>
+          <w:rFonts w:ascii="Consolas" w:eastAsia="Times New Roman" w:hAnsi="Consolas" w:cs="Times New Roman"/>
+          <w:color w:val="0070C1"/>
+          <w:sz w:val="21"/>
+          <w:szCs w:val="21"/>
+          <w:lang w:eastAsia="en-IN"/>
+        </w:rPr>
+        <w:t>X</w:t>
+      </w:r>
+      <w:r>
+        <w:rPr>
+          <w:rFonts w:ascii="Consolas" w:eastAsia="Times New Roman" w:hAnsi="Consolas" w:cs="Times New Roman"/>
+          <w:color w:val="3B3B3B"/>
+          <w:sz w:val="21"/>
+          <w:szCs w:val="21"/>
+          <w:lang w:eastAsia="en-IN"/>
+        </w:rPr>
+        <w:t xml:space="preserve"> </w:t>
+      </w:r>
+      <w:r>
+        <w:rPr>
+          <w:rFonts w:ascii="Consolas" w:eastAsia="Times New Roman" w:hAnsi="Consolas" w:cs="Times New Roman"/>
+          <w:color w:val="000000"/>
+          <w:sz w:val="21"/>
+          <w:szCs w:val="21"/>
+          <w:lang w:eastAsia="en-IN"/>
+        </w:rPr>
+        <w:t>=</w:t>
+      </w:r>
+      <w:r>
+        <w:rPr>
+          <w:rFonts w:ascii="Consolas" w:eastAsia="Times New Roman" w:hAnsi="Consolas" w:cs="Times New Roman"/>
+          <w:color w:val="3B3B3B"/>
+          <w:sz w:val="21"/>
+          <w:szCs w:val="21"/>
+          <w:lang w:eastAsia="en-IN"/>
+        </w:rPr>
+        <w:t xml:space="preserve"> </w:t>
+      </w:r>
+      <w:proofErr w:type="spellStart"/>
+      <w:proofErr w:type="gramStart"/>
+      <w:r>
+        <w:rPr>
+          <w:rFonts w:ascii="Consolas" w:eastAsia="Times New Roman" w:hAnsi="Consolas" w:cs="Times New Roman"/>
+          <w:color w:val="001080"/>
+          <w:sz w:val="21"/>
+          <w:szCs w:val="21"/>
+          <w:lang w:eastAsia="en-IN"/>
+        </w:rPr>
+        <w:t>df</w:t>
+      </w:r>
+      <w:r>
+        <w:rPr>
+          <w:rFonts w:ascii="Consolas" w:eastAsia="Times New Roman" w:hAnsi="Consolas" w:cs="Times New Roman"/>
+          <w:color w:val="3B3B3B"/>
+          <w:sz w:val="21"/>
+          <w:szCs w:val="21"/>
+          <w:lang w:eastAsia="en-IN"/>
+        </w:rPr>
+        <w:t>.</w:t>
+      </w:r>
+      <w:r>
+        <w:rPr>
+          <w:rFonts w:ascii="Consolas" w:eastAsia="Times New Roman" w:hAnsi="Consolas" w:cs="Times New Roman"/>
+          <w:color w:val="795E26"/>
+          <w:sz w:val="21"/>
+          <w:szCs w:val="21"/>
+          <w:lang w:eastAsia="en-IN"/>
+        </w:rPr>
+        <w:t>drop</w:t>
+      </w:r>
+      <w:proofErr w:type="spellEnd"/>
+      <w:r>
+        <w:rPr>
+          <w:rFonts w:ascii="Consolas" w:eastAsia="Times New Roman" w:hAnsi="Consolas" w:cs="Times New Roman"/>
+          <w:color w:val="3B3B3B"/>
+          <w:sz w:val="21"/>
+          <w:szCs w:val="21"/>
+          <w:lang w:eastAsia="en-IN"/>
+        </w:rPr>
+        <w:t>(</w:t>
+      </w:r>
+      <w:proofErr w:type="gramEnd"/>
+      <w:r>
+        <w:rPr>
+          <w:rFonts w:ascii="Consolas" w:eastAsia="Times New Roman" w:hAnsi="Consolas" w:cs="Times New Roman"/>
+          <w:color w:val="3B3B3B"/>
+          <w:sz w:val="21"/>
+          <w:szCs w:val="21"/>
+          <w:lang w:eastAsia="en-IN"/>
+        </w:rPr>
+        <w:t>[</w:t>
+      </w:r>
+      <w:r>
+        <w:rPr>
+          <w:rFonts w:ascii="Consolas" w:eastAsia="Times New Roman" w:hAnsi="Consolas" w:cs="Times New Roman"/>
+          <w:color w:val="A31515"/>
+          <w:sz w:val="21"/>
+          <w:szCs w:val="21"/>
+          <w:lang w:eastAsia="en-IN"/>
+        </w:rPr>
+        <w:t>'id'</w:t>
+      </w:r>
+      <w:r>
+        <w:rPr>
+          <w:rFonts w:ascii="Consolas" w:eastAsia="Times New Roman" w:hAnsi="Consolas" w:cs="Times New Roman"/>
+          <w:color w:val="3B3B3B"/>
+          <w:sz w:val="21"/>
+          <w:szCs w:val="21"/>
+          <w:lang w:eastAsia="en-IN"/>
+        </w:rPr>
+        <w:t>,</w:t>
+      </w:r>
+      <w:r>
+        <w:rPr>
+          <w:rFonts w:ascii="Consolas" w:eastAsia="Times New Roman" w:hAnsi="Consolas" w:cs="Times New Roman"/>
+          <w:color w:val="A31515"/>
+          <w:sz w:val="21"/>
+          <w:szCs w:val="21"/>
+          <w:lang w:eastAsia="en-IN"/>
+        </w:rPr>
+        <w:t>'</w:t>
+      </w:r>
+      <w:proofErr w:type="spellStart"/>
+      <w:r>
+        <w:rPr>
+          <w:rFonts w:ascii="Consolas" w:eastAsia="Times New Roman" w:hAnsi="Consolas" w:cs="Times New Roman"/>
+          <w:color w:val="A31515"/>
+          <w:sz w:val="21"/>
+          <w:szCs w:val="21"/>
+          <w:lang w:eastAsia="en-IN"/>
+        </w:rPr>
+        <w:t>loan_status</w:t>
+      </w:r>
+      <w:proofErr w:type="spellEnd"/>
+      <w:r>
+        <w:rPr>
+          <w:rFonts w:ascii="Consolas" w:eastAsia="Times New Roman" w:hAnsi="Consolas" w:cs="Times New Roman"/>
+          <w:color w:val="A31515"/>
+          <w:sz w:val="21"/>
+          <w:szCs w:val="21"/>
+          <w:lang w:eastAsia="en-IN"/>
+        </w:rPr>
+        <w:t>'</w:t>
+      </w:r>
+      <w:r>
+        <w:rPr>
+          <w:rFonts w:ascii="Consolas" w:eastAsia="Times New Roman" w:hAnsi="Consolas" w:cs="Times New Roman"/>
+          <w:color w:val="3B3B3B"/>
+          <w:sz w:val="21"/>
+          <w:szCs w:val="21"/>
+          <w:lang w:eastAsia="en-IN"/>
+        </w:rPr>
+        <w:t xml:space="preserve">], </w:t>
+      </w:r>
+      <w:r>
+        <w:rPr>
+          <w:rFonts w:ascii="Consolas" w:eastAsia="Times New Roman" w:hAnsi="Consolas" w:cs="Times New Roman"/>
+          <w:color w:val="001080"/>
+          <w:sz w:val="21"/>
+          <w:szCs w:val="21"/>
+          <w:lang w:eastAsia="en-IN"/>
+        </w:rPr>
+        <w:t>axis</w:t>
+      </w:r>
+      <w:r>
+        <w:rPr>
+          <w:rFonts w:ascii="Consolas" w:eastAsia="Times New Roman" w:hAnsi="Consolas" w:cs="Times New Roman"/>
+          <w:color w:val="000000"/>
+          <w:sz w:val="21"/>
+          <w:szCs w:val="21"/>
+          <w:lang w:eastAsia="en-IN"/>
+        </w:rPr>
+        <w:t>=</w:t>
+      </w:r>
+      <w:r>
+        <w:rPr>
+          <w:rFonts w:ascii="Consolas" w:eastAsia="Times New Roman" w:hAnsi="Consolas" w:cs="Times New Roman"/>
+          <w:color w:val="098658"/>
+          <w:sz w:val="21"/>
+          <w:szCs w:val="21"/>
+          <w:lang w:eastAsia="en-IN"/>
+        </w:rPr>
+        <w:t>1</w:t>
+      </w:r>
+      <w:r>
+        <w:rPr>
+          <w:rFonts w:ascii="Consolas" w:eastAsia="Times New Roman" w:hAnsi="Consolas" w:cs="Times New Roman"/>
+          <w:color w:val="3B3B3B"/>
+          <w:sz w:val="21"/>
+          <w:szCs w:val="21"/>
+          <w:lang w:eastAsia="en-IN"/>
+        </w:rPr>
+        <w:t>)</w:t>
+      </w:r>
+    </w:p>
+    <w:p>
+      <w:pPr>
+        <w:shd w:val="clear" w:color="auto" w:fill="FFFFFF"/>
+        <w:spacing w:after="0" w:line="285" w:lineRule="atLeast"/>
+        <w:rPr>
+          <w:rFonts w:ascii="Consolas" w:eastAsia="Times New Roman" w:hAnsi="Consolas" w:cs="Times New Roman"/>
+          <w:color w:val="3B3B3B"/>
+          <w:sz w:val="21"/>
+          <w:szCs w:val="21"/>
+          <w:lang w:eastAsia="en-IN"/>
+        </w:rPr>
+      </w:pPr>
+      <w:r>
+        <w:rPr>
+          <w:rFonts w:ascii="Consolas" w:eastAsia="Times New Roman" w:hAnsi="Consolas" w:cs="Times New Roman"/>
+          <w:color w:val="3B3B3B"/>
+          <w:sz w:val="21"/>
+          <w:szCs w:val="21"/>
+          <w:lang w:eastAsia="en-IN"/>
+        </w:rPr>
+        <w:t xml:space="preserve">    </w:t>
+      </w:r>
+      <w:r>
+        <w:rPr>
+          <w:rFonts w:ascii="Consolas" w:eastAsia="Times New Roman" w:hAnsi="Consolas" w:cs="Times New Roman"/>
+          <w:color w:val="001080"/>
+          <w:sz w:val="21"/>
+          <w:szCs w:val="21"/>
+          <w:lang w:eastAsia="en-IN"/>
+        </w:rPr>
+        <w:t>y</w:t>
+      </w:r>
+      <w:r>
+        <w:rPr>
+          <w:rFonts w:ascii="Consolas" w:eastAsia="Times New Roman" w:hAnsi="Consolas" w:cs="Times New Roman"/>
+          <w:color w:val="3B3B3B"/>
+          <w:sz w:val="21"/>
+          <w:szCs w:val="21"/>
+          <w:lang w:eastAsia="en-IN"/>
+        </w:rPr>
+        <w:t xml:space="preserve"> </w:t>
+      </w:r>
+      <w:r>
+        <w:rPr>
+          <w:rFonts w:ascii="Consolas" w:eastAsia="Times New Roman" w:hAnsi="Consolas" w:cs="Times New Roman"/>
+          <w:color w:val="000000"/>
+          <w:sz w:val="21"/>
+          <w:szCs w:val="21"/>
+          <w:lang w:eastAsia="en-IN"/>
+        </w:rPr>
+        <w:t>=</w:t>
+      </w:r>
+      <w:r>
+        <w:rPr>
+          <w:rFonts w:ascii="Consolas" w:eastAsia="Times New Roman" w:hAnsi="Consolas" w:cs="Times New Roman"/>
+          <w:color w:val="3B3B3B"/>
+          <w:sz w:val="21"/>
+          <w:szCs w:val="21"/>
+          <w:lang w:eastAsia="en-IN"/>
+        </w:rPr>
+        <w:t xml:space="preserve"> </w:t>
+      </w:r>
+      <w:proofErr w:type="spellStart"/>
+      <w:proofErr w:type="gramStart"/>
+      <w:r>
+        <w:rPr>
+          <w:rFonts w:ascii="Consolas" w:eastAsia="Times New Roman" w:hAnsi="Consolas" w:cs="Times New Roman"/>
+          <w:color w:val="001080"/>
+          <w:sz w:val="21"/>
+          <w:szCs w:val="21"/>
+          <w:lang w:eastAsia="en-IN"/>
+        </w:rPr>
+        <w:t>df</w:t>
+      </w:r>
+      <w:proofErr w:type="spellEnd"/>
+      <w:r>
+        <w:rPr>
+          <w:rFonts w:ascii="Consolas" w:eastAsia="Times New Roman" w:hAnsi="Consolas" w:cs="Times New Roman"/>
+          <w:color w:val="3B3B3B"/>
+          <w:sz w:val="21"/>
+          <w:szCs w:val="21"/>
+          <w:lang w:eastAsia="en-IN"/>
+        </w:rPr>
+        <w:t>[</w:t>
+      </w:r>
+      <w:proofErr w:type="gramEnd"/>
+      <w:r>
+        <w:rPr>
+          <w:rFonts w:ascii="Consolas" w:eastAsia="Times New Roman" w:hAnsi="Consolas" w:cs="Times New Roman"/>
+          <w:color w:val="A31515"/>
+          <w:sz w:val="21"/>
+          <w:szCs w:val="21"/>
+          <w:lang w:eastAsia="en-IN"/>
+        </w:rPr>
+        <w:t>'</w:t>
+      </w:r>
+      <w:proofErr w:type="spellStart"/>
+      <w:r>
+        <w:rPr>
+          <w:rFonts w:ascii="Consolas" w:eastAsia="Times New Roman" w:hAnsi="Consolas" w:cs="Times New Roman"/>
+          <w:color w:val="A31515"/>
+          <w:sz w:val="21"/>
+          <w:szCs w:val="21"/>
+          <w:lang w:eastAsia="en-IN"/>
+        </w:rPr>
+        <w:t>loan_status</w:t>
+      </w:r>
+      <w:proofErr w:type="spellEnd"/>
+      <w:r>
+        <w:rPr>
+          <w:rFonts w:ascii="Consolas" w:eastAsia="Times New Roman" w:hAnsi="Consolas" w:cs="Times New Roman"/>
+          <w:color w:val="A31515"/>
+          <w:sz w:val="21"/>
+          <w:szCs w:val="21"/>
+          <w:lang w:eastAsia="en-IN"/>
+        </w:rPr>
+        <w:t>'</w:t>
+      </w:r>
+      <w:r>
+        <w:rPr>
+          <w:rFonts w:ascii="Consolas" w:eastAsia="Times New Roman" w:hAnsi="Consolas" w:cs="Times New Roman"/>
+          <w:color w:val="3B3B3B"/>
+          <w:sz w:val="21"/>
+          <w:szCs w:val="21"/>
+          <w:lang w:eastAsia="en-IN"/>
+        </w:rPr>
+        <w:t>]</w:t>
+      </w:r>
+    </w:p>
+    <w:p>
+      <w:pPr>
+        <w:shd w:val="clear" w:color="auto" w:fill="FFFFFF"/>
+        <w:spacing w:after="0" w:line="285" w:lineRule="atLeast"/>
+        <w:rPr>
+          <w:rFonts w:ascii="Consolas" w:eastAsia="Times New Roman" w:hAnsi="Consolas" w:cs="Times New Roman"/>
+          <w:color w:val="3B3B3B"/>
+          <w:sz w:val="21"/>
+          <w:szCs w:val="21"/>
+          <w:lang w:eastAsia="en-IN"/>
+        </w:rPr>
+      </w:pPr>
+    </w:p>
+    <w:p>
+      <w:pPr>
+        <w:shd w:val="clear" w:color="auto" w:fill="FFFFFF"/>
+        <w:spacing w:after="0" w:line="285" w:lineRule="atLeast"/>
+        <w:rPr>
+          <w:rFonts w:ascii="Consolas" w:eastAsia="Times New Roman" w:hAnsi="Consolas" w:cs="Times New Roman"/>
+          <w:color w:val="3B3B3B"/>
+          <w:sz w:val="21"/>
+          <w:szCs w:val="21"/>
+          <w:lang w:eastAsia="en-IN"/>
+        </w:rPr>
+      </w:pPr>
+      <w:r>
+        <w:rPr>
+          <w:rFonts w:ascii="Consolas" w:eastAsia="Times New Roman" w:hAnsi="Consolas" w:cs="Times New Roman"/>
+          <w:color w:val="3B3B3B"/>
+          <w:sz w:val="21"/>
+          <w:szCs w:val="21"/>
+          <w:lang w:eastAsia="en-IN"/>
+        </w:rPr>
+        <w:t xml:space="preserve">    </w:t>
+      </w:r>
+      <w:r>
+        <w:rPr>
+          <w:rFonts w:ascii="Consolas" w:eastAsia="Times New Roman" w:hAnsi="Consolas" w:cs="Times New Roman"/>
+          <w:color w:val="0070C1"/>
+          <w:sz w:val="21"/>
+          <w:szCs w:val="21"/>
+          <w:lang w:eastAsia="en-IN"/>
+        </w:rPr>
+        <w:t>X</w:t>
+      </w:r>
+      <w:r>
+        <w:rPr>
+          <w:rFonts w:ascii="Consolas" w:eastAsia="Times New Roman" w:hAnsi="Consolas" w:cs="Times New Roman"/>
+          <w:color w:val="3B3B3B"/>
+          <w:sz w:val="21"/>
+          <w:szCs w:val="21"/>
+          <w:lang w:eastAsia="en-IN"/>
+        </w:rPr>
+        <w:t xml:space="preserve"> </w:t>
+      </w:r>
+      <w:r>
+        <w:rPr>
+          <w:rFonts w:ascii="Consolas" w:eastAsia="Times New Roman" w:hAnsi="Consolas" w:cs="Times New Roman"/>
+          <w:color w:val="000000"/>
+          <w:sz w:val="21"/>
+          <w:szCs w:val="21"/>
+          <w:lang w:eastAsia="en-IN"/>
+        </w:rPr>
+        <w:t>=</w:t>
+      </w:r>
+      <w:r>
+        <w:rPr>
+          <w:rFonts w:ascii="Consolas" w:eastAsia="Times New Roman" w:hAnsi="Consolas" w:cs="Times New Roman"/>
+          <w:color w:val="3B3B3B"/>
+          <w:sz w:val="21"/>
+          <w:szCs w:val="21"/>
+          <w:lang w:eastAsia="en-IN"/>
+        </w:rPr>
+        <w:t xml:space="preserve"> </w:t>
+      </w:r>
+      <w:proofErr w:type="spellStart"/>
+      <w:r>
+        <w:rPr>
+          <w:rFonts w:ascii="Consolas" w:eastAsia="Times New Roman" w:hAnsi="Consolas" w:cs="Times New Roman"/>
+          <w:color w:val="795E26"/>
+          <w:sz w:val="21"/>
+          <w:szCs w:val="21"/>
+          <w:lang w:eastAsia="en-IN"/>
+        </w:rPr>
+        <w:t>preprocess</w:t>
+      </w:r>
+      <w:proofErr w:type="spellEnd"/>
+      <w:r>
+        <w:rPr>
+          <w:rFonts w:ascii="Consolas" w:eastAsia="Times New Roman" w:hAnsi="Consolas" w:cs="Times New Roman"/>
+          <w:color w:val="3B3B3B"/>
+          <w:sz w:val="21"/>
+          <w:szCs w:val="21"/>
+          <w:lang w:eastAsia="en-IN"/>
+        </w:rPr>
+        <w:t>(</w:t>
+      </w:r>
+      <w:r>
+        <w:rPr>
+          <w:rFonts w:ascii="Consolas" w:eastAsia="Times New Roman" w:hAnsi="Consolas" w:cs="Times New Roman"/>
+          <w:color w:val="0070C1"/>
+          <w:sz w:val="21"/>
+          <w:szCs w:val="21"/>
+          <w:lang w:eastAsia="en-IN"/>
+        </w:rPr>
+        <w:t>X</w:t>
+      </w:r>
+      <w:r>
+        <w:rPr>
+          <w:rFonts w:ascii="Consolas" w:eastAsia="Times New Roman" w:hAnsi="Consolas" w:cs="Times New Roman"/>
+          <w:color w:val="3B3B3B"/>
+          <w:sz w:val="21"/>
+          <w:szCs w:val="21"/>
+          <w:lang w:eastAsia="en-IN"/>
+        </w:rPr>
+        <w:t xml:space="preserve">, </w:t>
+      </w:r>
+      <w:r>
+        <w:rPr>
+          <w:rFonts w:ascii="Consolas" w:eastAsia="Times New Roman" w:hAnsi="Consolas" w:cs="Times New Roman"/>
+          <w:color w:val="001080"/>
+          <w:sz w:val="21"/>
+          <w:szCs w:val="21"/>
+          <w:lang w:eastAsia="en-IN"/>
+        </w:rPr>
+        <w:t>fit</w:t>
+      </w:r>
+      <w:r>
+        <w:rPr>
+          <w:rFonts w:ascii="Consolas" w:eastAsia="Times New Roman" w:hAnsi="Consolas" w:cs="Times New Roman"/>
+          <w:color w:val="000000"/>
+          <w:sz w:val="21"/>
+          <w:szCs w:val="21"/>
+          <w:lang w:eastAsia="en-IN"/>
+        </w:rPr>
+        <w:t>=</w:t>
+      </w:r>
+      <w:r>
+        <w:rPr>
+          <w:rFonts w:ascii="Consolas" w:eastAsia="Times New Roman" w:hAnsi="Consolas" w:cs="Times New Roman"/>
+          <w:color w:val="0000FF"/>
+          <w:sz w:val="21"/>
+          <w:szCs w:val="21"/>
+          <w:lang w:eastAsia="en-IN"/>
+        </w:rPr>
+        <w:t>True</w:t>
+      </w:r>
+      <w:r>
+        <w:rPr>
+          <w:rFonts w:ascii="Consolas" w:eastAsia="Times New Roman" w:hAnsi="Consolas" w:cs="Times New Roman"/>
+          <w:color w:val="3B3B3B"/>
+          <w:sz w:val="21"/>
+          <w:szCs w:val="21"/>
+          <w:lang w:eastAsia="en-IN"/>
+        </w:rPr>
+        <w:t>)</w:t>
+      </w:r>
+    </w:p>
+    <w:p>
+      <w:pPr>
+        <w:shd w:val="clear" w:color="auto" w:fill="FFFFFF"/>
+        <w:spacing w:after="0" w:line="285" w:lineRule="atLeast"/>
+        <w:rPr>
+          <w:rFonts w:ascii="Consolas" w:eastAsia="Times New Roman" w:hAnsi="Consolas" w:cs="Times New Roman"/>
+          <w:color w:val="3B3B3B"/>
+          <w:sz w:val="21"/>
+          <w:szCs w:val="21"/>
+          <w:lang w:eastAsia="en-IN"/>
+        </w:rPr>
+      </w:pPr>
+    </w:p>
+    <w:p>
+      <w:pPr>
+        <w:shd w:val="clear" w:color="auto" w:fill="FFFFFF"/>
+        <w:spacing w:after="0" w:line="285" w:lineRule="atLeast"/>
+        <w:rPr>
+          <w:rFonts w:ascii="Consolas" w:eastAsia="Times New Roman" w:hAnsi="Consolas" w:cs="Times New Roman"/>
+          <w:color w:val="3B3B3B"/>
+          <w:sz w:val="21"/>
+          <w:szCs w:val="21"/>
+          <w:lang w:eastAsia="en-IN"/>
+        </w:rPr>
+      </w:pPr>
+      <w:r>
+        <w:rPr>
+          <w:rFonts w:ascii="Consolas" w:eastAsia="Times New Roman" w:hAnsi="Consolas" w:cs="Times New Roman"/>
+          <w:color w:val="3B3B3B"/>
+          <w:sz w:val="21"/>
+          <w:szCs w:val="21"/>
+          <w:lang w:eastAsia="en-IN"/>
+        </w:rPr>
+        <w:t xml:space="preserve">    </w:t>
+      </w:r>
+      <w:proofErr w:type="spellStart"/>
+      <w:r>
+        <w:rPr>
+          <w:rFonts w:ascii="Consolas" w:eastAsia="Times New Roman" w:hAnsi="Consolas" w:cs="Times New Roman"/>
+          <w:color w:val="001080"/>
+          <w:sz w:val="21"/>
+          <w:szCs w:val="21"/>
+          <w:lang w:eastAsia="en-IN"/>
+        </w:rPr>
+        <w:t>X_train</w:t>
+      </w:r>
+      <w:proofErr w:type="gramStart"/>
+      <w:r>
+        <w:rPr>
+          <w:rFonts w:ascii="Consolas" w:eastAsia="Times New Roman" w:hAnsi="Consolas" w:cs="Times New Roman"/>
+          <w:color w:val="3B3B3B"/>
+          <w:sz w:val="21"/>
+          <w:szCs w:val="21"/>
+          <w:lang w:eastAsia="en-IN"/>
+        </w:rPr>
+        <w:t>,</w:t>
+      </w:r>
+      <w:r>
+        <w:rPr>
+          <w:rFonts w:ascii="Consolas" w:eastAsia="Times New Roman" w:hAnsi="Consolas" w:cs="Times New Roman"/>
+          <w:color w:val="001080"/>
+          <w:sz w:val="21"/>
+          <w:szCs w:val="21"/>
+          <w:lang w:eastAsia="en-IN"/>
+        </w:rPr>
+        <w:t>X</w:t>
+      </w:r>
+      <w:proofErr w:type="gramEnd"/>
+      <w:r>
+        <w:rPr>
+          <w:rFonts w:ascii="Consolas" w:eastAsia="Times New Roman" w:hAnsi="Consolas" w:cs="Times New Roman"/>
+          <w:color w:val="001080"/>
+          <w:sz w:val="21"/>
+          <w:szCs w:val="21"/>
+          <w:lang w:eastAsia="en-IN"/>
+        </w:rPr>
+        <w:t>_test</w:t>
+      </w:r>
+      <w:r>
+        <w:rPr>
+          <w:rFonts w:ascii="Consolas" w:eastAsia="Times New Roman" w:hAnsi="Consolas" w:cs="Times New Roman"/>
+          <w:color w:val="3B3B3B"/>
+          <w:sz w:val="21"/>
+          <w:szCs w:val="21"/>
+          <w:lang w:eastAsia="en-IN"/>
+        </w:rPr>
+        <w:t>,</w:t>
+      </w:r>
+      <w:r>
+        <w:rPr>
+          <w:rFonts w:ascii="Consolas" w:eastAsia="Times New Roman" w:hAnsi="Consolas" w:cs="Times New Roman"/>
+          <w:color w:val="001080"/>
+          <w:sz w:val="21"/>
+          <w:szCs w:val="21"/>
+          <w:lang w:eastAsia="en-IN"/>
+        </w:rPr>
+        <w:t>y_train</w:t>
+      </w:r>
+      <w:r>
+        <w:rPr>
+          <w:rFonts w:ascii="Consolas" w:eastAsia="Times New Roman" w:hAnsi="Consolas" w:cs="Times New Roman"/>
+          <w:color w:val="3B3B3B"/>
+          <w:sz w:val="21"/>
+          <w:szCs w:val="21"/>
+          <w:lang w:eastAsia="en-IN"/>
+        </w:rPr>
+        <w:t>,</w:t>
+      </w:r>
+      <w:r>
+        <w:rPr>
+          <w:rFonts w:ascii="Consolas" w:eastAsia="Times New Roman" w:hAnsi="Consolas" w:cs="Times New Roman"/>
+          <w:color w:val="001080"/>
+          <w:sz w:val="21"/>
+          <w:szCs w:val="21"/>
+          <w:lang w:eastAsia="en-IN"/>
+        </w:rPr>
+        <w:t>y_test</w:t>
+      </w:r>
+      <w:proofErr w:type="spellEnd"/>
+      <w:r>
+        <w:rPr>
+          <w:rFonts w:ascii="Consolas" w:eastAsia="Times New Roman" w:hAnsi="Consolas" w:cs="Times New Roman"/>
+          <w:color w:val="3B3B3B"/>
+          <w:sz w:val="21"/>
+          <w:szCs w:val="21"/>
+          <w:lang w:eastAsia="en-IN"/>
+        </w:rPr>
+        <w:t xml:space="preserve"> </w:t>
+      </w:r>
+      <w:r>
+        <w:rPr>
+          <w:rFonts w:ascii="Consolas" w:eastAsia="Times New Roman" w:hAnsi="Consolas" w:cs="Times New Roman"/>
+          <w:color w:val="000000"/>
+          <w:sz w:val="21"/>
+          <w:szCs w:val="21"/>
+          <w:lang w:eastAsia="en-IN"/>
+        </w:rPr>
+        <w:t>=</w:t>
+      </w:r>
+      <w:r>
+        <w:rPr>
+          <w:rFonts w:ascii="Consolas" w:eastAsia="Times New Roman" w:hAnsi="Consolas" w:cs="Times New Roman"/>
+          <w:color w:val="3B3B3B"/>
+          <w:sz w:val="21"/>
+          <w:szCs w:val="21"/>
+          <w:lang w:eastAsia="en-IN"/>
+        </w:rPr>
+        <w:t xml:space="preserve"> </w:t>
+      </w:r>
+      <w:proofErr w:type="spellStart"/>
+      <w:r>
+        <w:rPr>
+          <w:rFonts w:ascii="Consolas" w:eastAsia="Times New Roman" w:hAnsi="Consolas" w:cs="Times New Roman"/>
+          <w:color w:val="795E26"/>
+          <w:sz w:val="21"/>
+          <w:szCs w:val="21"/>
+          <w:lang w:eastAsia="en-IN"/>
+        </w:rPr>
+        <w:t>train_test_split</w:t>
+      </w:r>
+      <w:proofErr w:type="spellEnd"/>
+      <w:r>
+        <w:rPr>
+          <w:rFonts w:ascii="Consolas" w:eastAsia="Times New Roman" w:hAnsi="Consolas" w:cs="Times New Roman"/>
+          <w:color w:val="3B3B3B"/>
+          <w:sz w:val="21"/>
+          <w:szCs w:val="21"/>
+          <w:lang w:eastAsia="en-IN"/>
+        </w:rPr>
+        <w:t>(</w:t>
+      </w:r>
+      <w:proofErr w:type="spellStart"/>
+      <w:r>
+        <w:rPr>
+          <w:rFonts w:ascii="Consolas" w:eastAsia="Times New Roman" w:hAnsi="Consolas" w:cs="Times New Roman"/>
+          <w:color w:val="0070C1"/>
+          <w:sz w:val="21"/>
+          <w:szCs w:val="21"/>
+          <w:lang w:eastAsia="en-IN"/>
+        </w:rPr>
+        <w:t>X</w:t>
+      </w:r>
+      <w:r>
+        <w:rPr>
+          <w:rFonts w:ascii="Consolas" w:eastAsia="Times New Roman" w:hAnsi="Consolas" w:cs="Times New Roman"/>
+          <w:color w:val="3B3B3B"/>
+          <w:sz w:val="21"/>
+          <w:szCs w:val="21"/>
+          <w:lang w:eastAsia="en-IN"/>
+        </w:rPr>
+        <w:t>,</w:t>
+      </w:r>
+      <w:r>
+        <w:rPr>
+          <w:rFonts w:ascii="Consolas" w:eastAsia="Times New Roman" w:hAnsi="Consolas" w:cs="Times New Roman"/>
+          <w:color w:val="001080"/>
+          <w:sz w:val="21"/>
+          <w:szCs w:val="21"/>
+          <w:lang w:eastAsia="en-IN"/>
+        </w:rPr>
+        <w:t>y</w:t>
+      </w:r>
+      <w:r>
+        <w:rPr>
+          <w:rFonts w:ascii="Consolas" w:eastAsia="Times New Roman" w:hAnsi="Consolas" w:cs="Times New Roman"/>
+          <w:color w:val="3B3B3B"/>
+          <w:sz w:val="21"/>
+          <w:szCs w:val="21"/>
+          <w:lang w:eastAsia="en-IN"/>
+        </w:rPr>
+        <w:t>,</w:t>
+      </w:r>
+      <w:r>
+        <w:rPr>
+          <w:rFonts w:ascii="Consolas" w:eastAsia="Times New Roman" w:hAnsi="Consolas" w:cs="Times New Roman"/>
+          <w:color w:val="001080"/>
+          <w:sz w:val="21"/>
+          <w:szCs w:val="21"/>
+          <w:lang w:eastAsia="en-IN"/>
+        </w:rPr>
+        <w:t>test_size</w:t>
+      </w:r>
+      <w:proofErr w:type="spellEnd"/>
+      <w:r>
+        <w:rPr>
+          <w:rFonts w:ascii="Consolas" w:eastAsia="Times New Roman" w:hAnsi="Consolas" w:cs="Times New Roman"/>
+          <w:color w:val="000000"/>
+          <w:sz w:val="21"/>
+          <w:szCs w:val="21"/>
+          <w:lang w:eastAsia="en-IN"/>
+        </w:rPr>
+        <w:t>=</w:t>
+      </w:r>
+      <w:r>
+        <w:rPr>
+          <w:rFonts w:ascii="Consolas" w:eastAsia="Times New Roman" w:hAnsi="Consolas" w:cs="Times New Roman"/>
+          <w:color w:val="098658"/>
+          <w:sz w:val="21"/>
+          <w:szCs w:val="21"/>
+          <w:lang w:eastAsia="en-IN"/>
+        </w:rPr>
+        <w:t>0.2</w:t>
+      </w:r>
+      <w:r>
+        <w:rPr>
+          <w:rFonts w:ascii="Consolas" w:eastAsia="Times New Roman" w:hAnsi="Consolas" w:cs="Times New Roman"/>
+          <w:color w:val="3B3B3B"/>
+          <w:sz w:val="21"/>
+          <w:szCs w:val="21"/>
+          <w:lang w:eastAsia="en-IN"/>
+        </w:rPr>
+        <w:t>)</w:t>
+      </w:r>
+    </w:p>
+    <w:p>
+      <w:pPr>
+        <w:shd w:val="clear" w:color="auto" w:fill="FFFFFF"/>
+        <w:spacing w:after="0" w:line="285" w:lineRule="atLeast"/>
+        <w:rPr>
+          <w:rFonts w:ascii="Consolas" w:eastAsia="Times New Roman" w:hAnsi="Consolas" w:cs="Times New Roman"/>
+          <w:color w:val="3B3B3B"/>
+          <w:sz w:val="21"/>
+          <w:szCs w:val="21"/>
+          <w:lang w:eastAsia="en-IN"/>
+        </w:rPr>
+      </w:pPr>
+    </w:p>
+    <w:p>
+      <w:pPr>
+        <w:shd w:val="clear" w:color="auto" w:fill="FFFFFF"/>
+        <w:spacing w:after="0" w:line="285" w:lineRule="atLeast"/>
+        <w:rPr>
+          <w:rFonts w:ascii="Consolas" w:eastAsia="Times New Roman" w:hAnsi="Consolas" w:cs="Times New Roman"/>
+          <w:color w:val="3B3B3B"/>
+          <w:sz w:val="21"/>
+          <w:szCs w:val="21"/>
+          <w:lang w:eastAsia="en-IN"/>
+        </w:rPr>
+      </w:pPr>
+      <w:r>
+        <w:rPr>
+          <w:rFonts w:ascii="Consolas" w:eastAsia="Times New Roman" w:hAnsi="Consolas" w:cs="Times New Roman"/>
+          <w:color w:val="3B3B3B"/>
+          <w:sz w:val="21"/>
+          <w:szCs w:val="21"/>
+          <w:lang w:eastAsia="en-IN"/>
+        </w:rPr>
+        <w:lastRenderedPageBreak/>
         <w:t xml:space="preserve">    </w:t>
       </w:r>
       <w:proofErr w:type="gramStart"/>
@@ -14589,7 +16073,6 @@
           <w:sz w:val="32"/>
           <w:szCs w:val="32"/>
         </w:rPr>
-        <w:lastRenderedPageBreak/>
         <w:t>Step 6: Prometheus</w:t>
       </w:r>
     </w:p>
@@ -15047,6 +16530,7 @@
           <w:sz w:val="32"/>
           <w:szCs w:val="32"/>
         </w:rPr>
+        <w:lastRenderedPageBreak/>
         <w:t>prometheus.yml</w:t>
       </w:r>
       <w:proofErr w:type="spellEnd"/>
@@ -15318,7 +16802,6 @@
           <w:sz w:val="32"/>
           <w:szCs w:val="32"/>
         </w:rPr>
-        <w:lastRenderedPageBreak/>
         <w:t xml:space="preserve">4. </w:t>
       </w:r>
       <w:r>
@@ -15620,7 +17103,6 @@
         </w:rPr>
       </w:pPr>
       <w:proofErr w:type="spellStart"/>
-      <w:proofErr w:type="gramStart"/>
       <w:r>
         <w:rPr>
           <w:rStyle w:val="HTMLCode"/>
@@ -15628,28 +17110,12 @@
           <w:sz w:val="32"/>
           <w:szCs w:val="32"/>
         </w:rPr>
+        <w:lastRenderedPageBreak/>
         <w:t>prometheus.yml</w:t>
       </w:r>
-      <w:proofErr w:type="spellEnd"/>
-      <w:r>
-        <w:rPr>
-          <w:rStyle w:val="HTMLCode"/>
-          <w:rFonts w:ascii="Times New Roman" w:eastAsiaTheme="majorEastAsia" w:hAnsi="Times New Roman" w:cs="Times New Roman"/>
-          <w:sz w:val="32"/>
-          <w:szCs w:val="32"/>
-        </w:rPr>
-        <w:t>(</w:t>
-      </w:r>
-      <w:proofErr w:type="gramEnd"/>
-      <w:r>
-        <w:rPr>
-          <w:rStyle w:val="HTMLCode"/>
-          <w:rFonts w:ascii="Times New Roman" w:eastAsiaTheme="majorEastAsia" w:hAnsi="Times New Roman" w:cs="Times New Roman"/>
-          <w:sz w:val="32"/>
-          <w:szCs w:val="32"/>
-        </w:rPr>
-        <w:t>optional)</w:t>
-      </w:r>
+      <w:bookmarkStart w:id="0" w:name="_GoBack"/>
+      <w:bookmarkEnd w:id="0"/>
+      <w:proofErr w:type="spellEnd"/>
     </w:p>
     <w:p>
       <w:pPr>
@@ -16162,7 +17628,6 @@
           <w:sz w:val="32"/>
           <w:szCs w:val="32"/>
         </w:rPr>
-        <w:lastRenderedPageBreak/>
         <w:t>Verify Metrics in Prometheus</w:t>
       </w:r>
     </w:p>
@@ -16538,6 +18003,7 @@
           <w:sz w:val="32"/>
           <w:szCs w:val="32"/>
         </w:rPr>
+        <w:lastRenderedPageBreak/>
         <w:t xml:space="preserve">2. Install </w:t>
       </w:r>
       <w:proofErr w:type="spellStart"/>
@@ -16859,7 +18325,6 @@
           <w:sz w:val="32"/>
           <w:szCs w:val="32"/>
         </w:rPr>
-        <w:lastRenderedPageBreak/>
         <w:t xml:space="preserve">Open </w:t>
       </w:r>
       <w:r>
@@ -17343,6 +18808,7 @@
           <w:sz w:val="32"/>
           <w:szCs w:val="32"/>
         </w:rPr>
+        <w:lastRenderedPageBreak/>
         <w:t xml:space="preserve">In </w:t>
       </w:r>
       <w:proofErr w:type="spellStart"/>
@@ -17856,7 +19322,6 @@
           <w:sz w:val="32"/>
           <w:szCs w:val="32"/>
         </w:rPr>
-        <w:lastRenderedPageBreak/>
         <w:t xml:space="preserve">      },</w:t>
       </w:r>
     </w:p>
@@ -18361,6 +19826,7 @@
           <w:sz w:val="32"/>
           <w:szCs w:val="32"/>
         </w:rPr>
+        <w:lastRenderedPageBreak/>
         <w:t xml:space="preserve">Import and Choose </w:t>
       </w:r>
       <w:r>
@@ -18593,9 +20059,6 @@
       </w:r>
       <w:r>
         <w:br/>
-      </w:r>
-      <w:r>
-        <w:lastRenderedPageBreak/>
         <w:t xml:space="preserve">  "</w:t>
       </w:r>
       <w:proofErr w:type="spellStart"/>
@@ -18930,6 +20393,9 @@
       </w:r>
       <w:r>
         <w:br/>
+      </w:r>
+      <w:r>
+        <w:lastRenderedPageBreak/>
         <w:t xml:space="preserve">  ...</w:t>
       </w:r>
       <w:r>
@@ -18945,8 +20411,6 @@
       <w:r>
         <w:t xml:space="preserve">3. UPDATE </w:t>
       </w:r>
-      <w:bookmarkStart w:id="0" w:name="_GoBack"/>
-      <w:bookmarkEnd w:id="0"/>
     </w:p>
     <w:p/>
     <w:p>
@@ -19045,7 +20509,6 @@
         <w:pStyle w:val="Heading1"/>
       </w:pPr>
       <w:r>
-        <w:lastRenderedPageBreak/>
         <w:t>4. DELETE</w:t>
       </w:r>
     </w:p>
@@ -19334,6 +20797,9 @@
       </w:r>
       <w:r>
         <w:br/>
+      </w:r>
+      <w:r>
+        <w:lastRenderedPageBreak/>
         <w:t xml:space="preserve">  "</w:t>
       </w:r>
       <w:proofErr w:type="spellStart"/>
